--- a/Calendario2025/Actividades/A5_DHCP/Actividad5.docx
+++ b/Calendario2025/Actividades/A5_DHCP/Actividad5.docx
@@ -1,6 +1,6 @@
 
 <file path=word/document.xml><?xml version="1.0" encoding="utf-8"?>
-<w:document xmlns:wpc="http://schemas.microsoft.com/office/word/2010/wordprocessingCanvas" xmlns:cx="http://schemas.microsoft.com/office/drawing/2014/chartex" xmlns:cx1="http://schemas.microsoft.com/office/drawing/2015/9/8/chartex" xmlns:cx2="http://schemas.microsoft.com/office/drawing/2015/10/21/chartex" xmlns:cx3="http://schemas.microsoft.com/office/drawing/2016/5/9/chartex" xmlns:cx4="http://schemas.microsoft.com/office/drawing/2016/5/10/chartex" xmlns:cx5="http://schemas.microsoft.com/office/drawing/2016/5/11/chartex" xmlns:cx6="http://schemas.microsoft.com/office/drawing/2016/5/12/chartex" xmlns:cx7="http://schemas.microsoft.com/office/drawing/2016/5/13/chartex" xmlns:cx8="http://schemas.microsoft.com/office/drawing/2016/5/14/chartex" xmlns:mc="http://schemas.openxmlformats.org/markup-compatibility/2006" xmlns:aink="http://schemas.microsoft.com/office/drawing/2016/ink" xmlns:am3d="http://schemas.microsoft.com/office/drawing/2017/model3d" xmlns:o="urn:schemas-microsoft-com:office:office" xmlns:oel="http://schemas.microsoft.com/office/2019/extlst" xmlns:r="http://schemas.openxmlformats.org/officeDocument/2006/relationships" xmlns:m="http://schemas.openxmlformats.org/officeDocument/2006/math" xmlns:v="urn:schemas-microsoft-com:vml" xmlns:wp14="http://schemas.microsoft.com/office/word/2010/wordprocessingDrawing" xmlns:wp="http://schemas.openxmlformats.org/drawingml/2006/wordprocessingDrawing" xmlns:w10="urn:schemas-microsoft-com:office:word" xmlns:w="http://schemas.openxmlformats.org/wordprocessingml/2006/main" xmlns:w14="http://schemas.microsoft.com/office/word/2010/wordml" xmlns:w15="http://schemas.microsoft.com/office/word/2012/wordml" xmlns:w16cex="http://schemas.microsoft.com/office/word/2018/wordml/cex" xmlns:w16cid="http://schemas.microsoft.com/office/word/2016/wordml/cid" xmlns:w16="http://schemas.microsoft.com/office/word/2018/wordml" xmlns:w16sdtdh="http://schemas.microsoft.com/office/word/2020/wordml/sdtdatahash" xmlns:w16se="http://schemas.microsoft.com/office/word/2015/wordml/symex" xmlns:wpg="http://schemas.microsoft.com/office/word/2010/wordprocessingGroup" xmlns:wpi="http://schemas.microsoft.com/office/word/2010/wordprocessingInk" xmlns:wne="http://schemas.microsoft.com/office/word/2006/wordml" xmlns:wps="http://schemas.microsoft.com/office/word/2010/wordprocessingShape" mc:Ignorable="w14 w15 w16se w16cid w16 w16cex w16sdtdh wp14">
+<w:document xmlns:wpc="http://schemas.microsoft.com/office/word/2010/wordprocessingCanvas" xmlns:cx="http://schemas.microsoft.com/office/drawing/2014/chartex" xmlns:cx1="http://schemas.microsoft.com/office/drawing/2015/9/8/chartex" xmlns:cx2="http://schemas.microsoft.com/office/drawing/2015/10/21/chartex" xmlns:cx3="http://schemas.microsoft.com/office/drawing/2016/5/9/chartex" xmlns:cx4="http://schemas.microsoft.com/office/drawing/2016/5/10/chartex" xmlns:cx5="http://schemas.microsoft.com/office/drawing/2016/5/11/chartex" xmlns:cx6="http://schemas.microsoft.com/office/drawing/2016/5/12/chartex" xmlns:cx7="http://schemas.microsoft.com/office/drawing/2016/5/13/chartex" xmlns:cx8="http://schemas.microsoft.com/office/drawing/2016/5/14/chartex" xmlns:mc="http://schemas.openxmlformats.org/markup-compatibility/2006" xmlns:aink="http://schemas.microsoft.com/office/drawing/2016/ink" xmlns:am3d="http://schemas.microsoft.com/office/drawing/2017/model3d" xmlns:o="urn:schemas-microsoft-com:office:office" xmlns:oel="http://schemas.microsoft.com/office/2019/extlst" xmlns:r="http://schemas.openxmlformats.org/officeDocument/2006/relationships" xmlns:m="http://schemas.openxmlformats.org/officeDocument/2006/math" xmlns:v="urn:schemas-microsoft-com:vml" xmlns:wp14="http://schemas.microsoft.com/office/word/2010/wordprocessingDrawing" xmlns:wp="http://schemas.openxmlformats.org/drawingml/2006/wordprocessingDrawing" xmlns:w10="urn:schemas-microsoft-com:office:word" xmlns:w="http://schemas.openxmlformats.org/wordprocessingml/2006/main" xmlns:w14="http://schemas.microsoft.com/office/word/2010/wordml" xmlns:w15="http://schemas.microsoft.com/office/word/2012/wordml" xmlns:w16cex="http://schemas.microsoft.com/office/word/2018/wordml/cex" xmlns:w16cid="http://schemas.microsoft.com/office/word/2016/wordml/cid" xmlns:w16="http://schemas.microsoft.com/office/word/2018/wordml" xmlns:w16du="http://schemas.microsoft.com/office/word/2023/wordml/word16du" xmlns:w16sdtdh="http://schemas.microsoft.com/office/word/2020/wordml/sdtdatahash" xmlns:w16sdtfl="http://schemas.microsoft.com/office/word/2024/wordml/sdtformatlock" xmlns:w16se="http://schemas.microsoft.com/office/word/2015/wordml/symex" xmlns:wpg="http://schemas.microsoft.com/office/word/2010/wordprocessingGroup" xmlns:wpi="http://schemas.microsoft.com/office/word/2010/wordprocessingInk" xmlns:wne="http://schemas.microsoft.com/office/word/2006/wordml" xmlns:wps="http://schemas.microsoft.com/office/word/2010/wordprocessingShape" mc:Ignorable="w14 w15 w16se w16cid w16 w16cex w16sdtdh w16sdtfl w16du wp14">
   <w:body>
     <w:p>
       <w:pPr>
@@ -177,7 +177,7 @@
                                     </pic:cNvPicPr>
                                   </pic:nvPicPr>
                                   <pic:blipFill>
-                                    <a:blip r:embed="rId8">
+                                    <a:blip r:embed="rId7">
                                       <a:extLst>
                                         <a:ext uri="{28A0092B-C50C-407E-A947-70E740481C1C}">
                                           <a14:useLocalDpi xmlns:a14="http://schemas.microsoft.com/office/drawing/2010/main" val="0"/>
@@ -416,22 +416,6 @@
     </w:p>
     <w:p>
       <w:pPr>
-        <w:pStyle w:val="BodyText"/>
-        <w:spacing w:before="45"/>
-        <w:ind w:left="0" w:right="121"/>
-        <w:jc w:val="center"/>
-        <w:rPr>
-          <w:rFonts w:cs="Arial"/>
-          <w:bCs/>
-          <w:color w:val="FFFFFF" w:themeColor="background1"/>
-          <w:spacing w:val="-1"/>
-          <w:sz w:val="16"/>
-          <w:szCs w:val="16"/>
-        </w:rPr>
-      </w:pPr>
-    </w:p>
-    <w:p>
-      <w:pPr>
         <w:spacing w:line="200" w:lineRule="atLeast"/>
         <w:ind w:left="114"/>
         <w:jc w:val="center"/>
@@ -453,13 +437,128 @@
         <mc:AlternateContent>
           <mc:Choice Requires="wps">
             <w:drawing>
-              <wp:anchor distT="0" distB="0" distL="114300" distR="114300" simplePos="0" relativeHeight="251669504" behindDoc="0" locked="0" layoutInCell="1" allowOverlap="1" wp14:anchorId="00A806D8" wp14:editId="1B6A9139">
+              <wp:anchor distT="0" distB="0" distL="114300" distR="114300" simplePos="0" relativeHeight="251670528" behindDoc="0" locked="0" layoutInCell="1" allowOverlap="1" wp14:anchorId="3656EE3E" wp14:editId="0DFF457B">
+                <wp:simplePos x="0" y="0"/>
+                <wp:positionH relativeFrom="margin">
+                  <wp:posOffset>3662680</wp:posOffset>
+                </wp:positionH>
+                <wp:positionV relativeFrom="paragraph">
+                  <wp:posOffset>2174240</wp:posOffset>
+                </wp:positionV>
+                <wp:extent cx="1285875" cy="295275"/>
+                <wp:effectExtent l="0" t="0" r="28575" b="28575"/>
+                <wp:wrapNone/>
+                <wp:docPr id="11" name="Cuadro de texto 2"/>
+                <wp:cNvGraphicFramePr>
+                  <a:graphicFrameLocks xmlns:a="http://schemas.openxmlformats.org/drawingml/2006/main"/>
+                </wp:cNvGraphicFramePr>
+                <a:graphic xmlns:a="http://schemas.openxmlformats.org/drawingml/2006/main">
+                  <a:graphicData uri="http://schemas.microsoft.com/office/word/2010/wordprocessingShape">
+                    <wps:wsp>
+                      <wps:cNvSpPr txBox="1">
+                        <a:spLocks noChangeArrowheads="1"/>
+                      </wps:cNvSpPr>
+                      <wps:spPr bwMode="auto">
+                        <a:xfrm>
+                          <a:off x="0" y="0"/>
+                          <a:ext cx="1285875" cy="295275"/>
+                        </a:xfrm>
+                        <a:prstGeom prst="rect">
+                          <a:avLst/>
+                        </a:prstGeom>
+                        <a:solidFill>
+                          <a:srgbClr val="FFFFFF"/>
+                        </a:solidFill>
+                        <a:ln w="9525">
+                          <a:solidFill>
+                            <a:schemeClr val="tx1"/>
+                          </a:solidFill>
+                          <a:miter lim="800000"/>
+                          <a:headEnd/>
+                          <a:tailEnd/>
+                        </a:ln>
+                      </wps:spPr>
+                      <wps:txbx>
+                        <w:txbxContent>
+                          <w:p>
+                            <w:pPr>
+                              <w:rPr>
+                                <w:rFonts w:ascii="Arial" w:hAnsi="Arial" w:cs="Arial"/>
+                                <w:color w:val="FF0000"/>
+                                <w:lang w:val="es-ES"/>
+                                <w14:textOutline w14:w="9525" w14:cap="rnd" w14:cmpd="sng" w14:algn="ctr">
+                                  <w14:solidFill>
+                                    <w14:srgbClr w14:val="FF0000"/>
+                                  </w14:solidFill>
+                                  <w14:prstDash w14:val="solid"/>
+                                  <w14:bevel/>
+                                </w14:textOutline>
+                              </w:rPr>
+                            </w:pPr>
+                          </w:p>
+                        </w:txbxContent>
+                      </wps:txbx>
+                      <wps:bodyPr rot="0" vert="horz" wrap="square" lIns="91440" tIns="45720" rIns="91440" bIns="45720" anchor="ctr" anchorCtr="0">
+                        <a:noAutofit/>
+                      </wps:bodyPr>
+                    </wps:wsp>
+                  </a:graphicData>
+                </a:graphic>
+                <wp14:sizeRelH relativeFrom="margin">
+                  <wp14:pctWidth>0</wp14:pctWidth>
+                </wp14:sizeRelH>
+                <wp14:sizeRelV relativeFrom="margin">
+                  <wp14:pctHeight>0</wp14:pctHeight>
+                </wp14:sizeRelV>
+              </wp:anchor>
+            </w:drawing>
+          </mc:Choice>
+          <mc:Fallback>
+            <w:pict>
+              <v:shape w14:anchorId="3656EE3E" id="Cuadro de texto 2" o:spid="_x0000_s1027" type="#_x0000_t202" style="position:absolute;left:0;text-align:left;margin-left:288.4pt;margin-top:171.2pt;width:101.25pt;height:23.25pt;z-index:251670528;visibility:visible;mso-wrap-style:square;mso-width-percent:0;mso-height-percent:0;mso-wrap-distance-left:9pt;mso-wrap-distance-top:0;mso-wrap-distance-right:9pt;mso-wrap-distance-bottom:0;mso-position-horizontal:absolute;mso-position-horizontal-relative:margin;mso-position-vertical:absolute;mso-position-vertical-relative:text;mso-width-percent:0;mso-height-percent:0;mso-width-relative:margin;mso-height-relative:margin;v-text-anchor:middle" o:gfxdata="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" strokecolor="black [3213]">
+                <v:textbox>
+                  <w:txbxContent>
+                    <w:p>
+                      <w:pPr>
+                        <w:rPr>
+                          <w:rFonts w:ascii="Arial" w:hAnsi="Arial" w:cs="Arial"/>
+                          <w:color w:val="FF0000"/>
+                          <w:lang w:val="es-ES"/>
+                          <w14:textOutline w14:w="9525" w14:cap="rnd" w14:cmpd="sng" w14:algn="ctr">
+                            <w14:solidFill>
+                              <w14:srgbClr w14:val="FF0000"/>
+                            </w14:solidFill>
+                            <w14:prstDash w14:val="solid"/>
+                            <w14:bevel/>
+                          </w14:textOutline>
+                        </w:rPr>
+                      </w:pPr>
+                    </w:p>
+                  </w:txbxContent>
+                </v:textbox>
+                <w10:wrap anchorx="margin"/>
+              </v:shape>
+            </w:pict>
+          </mc:Fallback>
+        </mc:AlternateContent>
+      </w:r>
+      <w:r>
+        <w:rPr>
+          <w:rFonts w:ascii="Times New Roman" w:hAnsi="Times New Roman"/>
+          <w:noProof/>
+          <w:spacing w:val="-1"/>
+          <w:sz w:val="24"/>
+        </w:rPr>
+        <mc:AlternateContent>
+          <mc:Choice Requires="wps">
+            <w:drawing>
+              <wp:anchor distT="0" distB="0" distL="114300" distR="114300" simplePos="0" relativeHeight="251669504" behindDoc="0" locked="0" layoutInCell="1" allowOverlap="1" wp14:anchorId="00A806D8" wp14:editId="4FA4C9AB">
                 <wp:simplePos x="0" y="0"/>
                 <wp:positionH relativeFrom="column">
-                  <wp:posOffset>-248285</wp:posOffset>
+                  <wp:posOffset>-353060</wp:posOffset>
                 </wp:positionH>
                 <wp:positionV relativeFrom="paragraph">
-                  <wp:posOffset>2625090</wp:posOffset>
+                  <wp:posOffset>2339340</wp:posOffset>
                 </wp:positionV>
                 <wp:extent cx="1243330" cy="314325"/>
                 <wp:effectExtent l="0" t="0" r="13970" b="28575"/>
@@ -532,11 +631,7 @@
           </mc:Choice>
           <mc:Fallback>
             <w:pict>
-              <v:shapetype w14:anchorId="00A806D8" id="_x0000_t202" coordsize="21600,21600" o:spt="202" path="m,l,21600r21600,l21600,xe">
-                <v:stroke joinstyle="miter"/>
-                <v:path gradientshapeok="t" o:connecttype="rect"/>
-              </v:shapetype>
-              <v:shape id="Cuadro de texto 2" o:spid="_x0000_s1027" type="#_x0000_t202" style="position:absolute;left:0;text-align:left;margin-left:-19.55pt;margin-top:206.7pt;width:97.9pt;height:24.75pt;z-index:251669504;visibility:visible;mso-wrap-style:square;mso-width-percent:0;mso-height-percent:0;mso-wrap-distance-left:9pt;mso-wrap-distance-top:0;mso-wrap-distance-right:9pt;mso-wrap-distance-bottom:0;mso-position-horizontal:absolute;mso-position-horizontal-relative:text;mso-position-vertical:absolute;mso-position-vertical-relative:text;mso-width-percent:0;mso-height-percent:0;mso-width-relative:margin;mso-height-relative:margin;v-text-anchor:middle" o:gfxdata="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" strokecolor="black [3213]">
+              <v:shape w14:anchorId="00A806D8" id="_x0000_s1028" type="#_x0000_t202" style="position:absolute;left:0;text-align:left;margin-left:-27.8pt;margin-top:184.2pt;width:97.9pt;height:24.75pt;z-index:251669504;visibility:visible;mso-wrap-style:square;mso-width-percent:0;mso-height-percent:0;mso-wrap-distance-left:9pt;mso-wrap-distance-top:0;mso-wrap-distance-right:9pt;mso-wrap-distance-bottom:0;mso-position-horizontal:absolute;mso-position-horizontal-relative:text;mso-position-vertical:absolute;mso-position-vertical-relative:text;mso-width-percent:0;mso-height-percent:0;mso-width-relative:margin;mso-height-relative:margin;v-text-anchor:middle" o:gfxdata="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" strokecolor="black [3213]">
                 <v:textbox>
                   <w:txbxContent>
                     <w:p>
@@ -565,134 +660,19 @@
       </w:r>
       <w:r>
         <w:rPr>
-          <w:rFonts w:ascii="Times New Roman" w:hAnsi="Times New Roman"/>
           <w:noProof/>
-          <w:spacing w:val="-1"/>
-          <w:sz w:val="24"/>
-        </w:rPr>
-        <mc:AlternateContent>
-          <mc:Choice Requires="wps">
-            <w:drawing>
-              <wp:anchor distT="0" distB="0" distL="114300" distR="114300" simplePos="0" relativeHeight="251670528" behindDoc="0" locked="0" layoutInCell="1" allowOverlap="1" wp14:anchorId="3656EE3E" wp14:editId="424CF497">
-                <wp:simplePos x="0" y="0"/>
-                <wp:positionH relativeFrom="margin">
-                  <wp:posOffset>3996296</wp:posOffset>
-                </wp:positionH>
-                <wp:positionV relativeFrom="paragraph">
-                  <wp:posOffset>2308110</wp:posOffset>
-                </wp:positionV>
-                <wp:extent cx="1285875" cy="295275"/>
-                <wp:effectExtent l="0" t="0" r="28575" b="28575"/>
-                <wp:wrapNone/>
-                <wp:docPr id="11" name="Cuadro de texto 2"/>
-                <wp:cNvGraphicFramePr>
-                  <a:graphicFrameLocks xmlns:a="http://schemas.openxmlformats.org/drawingml/2006/main"/>
-                </wp:cNvGraphicFramePr>
-                <a:graphic xmlns:a="http://schemas.openxmlformats.org/drawingml/2006/main">
-                  <a:graphicData uri="http://schemas.microsoft.com/office/word/2010/wordprocessingShape">
-                    <wps:wsp>
-                      <wps:cNvSpPr txBox="1">
-                        <a:spLocks noChangeArrowheads="1"/>
-                      </wps:cNvSpPr>
-                      <wps:spPr bwMode="auto">
-                        <a:xfrm>
-                          <a:off x="0" y="0"/>
-                          <a:ext cx="1285875" cy="295275"/>
-                        </a:xfrm>
-                        <a:prstGeom prst="rect">
-                          <a:avLst/>
-                        </a:prstGeom>
-                        <a:solidFill>
-                          <a:srgbClr val="FFFFFF"/>
-                        </a:solidFill>
-                        <a:ln w="9525">
-                          <a:solidFill>
-                            <a:schemeClr val="tx1"/>
-                          </a:solidFill>
-                          <a:miter lim="800000"/>
-                          <a:headEnd/>
-                          <a:tailEnd/>
-                        </a:ln>
-                      </wps:spPr>
-                      <wps:txbx>
-                        <w:txbxContent>
-                          <w:p>
-                            <w:pPr>
-                              <w:rPr>
-                                <w:rFonts w:ascii="Arial" w:hAnsi="Arial" w:cs="Arial"/>
-                                <w:color w:val="FF0000"/>
-                                <w:lang w:val="es-ES"/>
-                                <w14:textOutline w14:w="9525" w14:cap="rnd" w14:cmpd="sng" w14:algn="ctr">
-                                  <w14:solidFill>
-                                    <w14:srgbClr w14:val="FF0000"/>
-                                  </w14:solidFill>
-                                  <w14:prstDash w14:val="solid"/>
-                                  <w14:bevel/>
-                                </w14:textOutline>
-                              </w:rPr>
-                            </w:pPr>
-                          </w:p>
-                        </w:txbxContent>
-                      </wps:txbx>
-                      <wps:bodyPr rot="0" vert="horz" wrap="square" lIns="91440" tIns="45720" rIns="91440" bIns="45720" anchor="ctr" anchorCtr="0">
-                        <a:noAutofit/>
-                      </wps:bodyPr>
-                    </wps:wsp>
-                  </a:graphicData>
-                </a:graphic>
-                <wp14:sizeRelH relativeFrom="margin">
-                  <wp14:pctWidth>0</wp14:pctWidth>
-                </wp14:sizeRelH>
-                <wp14:sizeRelV relativeFrom="margin">
-                  <wp14:pctHeight>0</wp14:pctHeight>
-                </wp14:sizeRelV>
-              </wp:anchor>
-            </w:drawing>
-          </mc:Choice>
-          <mc:Fallback>
-            <w:pict>
-              <v:shape w14:anchorId="3656EE3E" id="_x0000_s1028" type="#_x0000_t202" style="position:absolute;left:0;text-align:left;margin-left:314.65pt;margin-top:181.75pt;width:101.25pt;height:23.25pt;z-index:251670528;visibility:visible;mso-wrap-style:square;mso-width-percent:0;mso-height-percent:0;mso-wrap-distance-left:9pt;mso-wrap-distance-top:0;mso-wrap-distance-right:9pt;mso-wrap-distance-bottom:0;mso-position-horizontal:absolute;mso-position-horizontal-relative:margin;mso-position-vertical:absolute;mso-position-vertical-relative:text;mso-width-percent:0;mso-height-percent:0;mso-width-relative:margin;mso-height-relative:margin;v-text-anchor:middle" o:gfxdata="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" strokecolor="black [3213]">
-                <v:textbox>
-                  <w:txbxContent>
-                    <w:p>
-                      <w:pPr>
-                        <w:rPr>
-                          <w:rFonts w:ascii="Arial" w:hAnsi="Arial" w:cs="Arial"/>
-                          <w:color w:val="FF0000"/>
-                          <w:lang w:val="es-ES"/>
-                          <w14:textOutline w14:w="9525" w14:cap="rnd" w14:cmpd="sng" w14:algn="ctr">
-                            <w14:solidFill>
-                              <w14:srgbClr w14:val="FF0000"/>
-                            </w14:solidFill>
-                            <w14:prstDash w14:val="solid"/>
-                            <w14:bevel/>
-                          </w14:textOutline>
-                        </w:rPr>
-                      </w:pPr>
-                    </w:p>
-                  </w:txbxContent>
-                </v:textbox>
-                <w10:wrap anchorx="margin"/>
-              </v:shape>
-            </w:pict>
-          </mc:Fallback>
-        </mc:AlternateContent>
+        </w:rPr>
+        <w:t xml:space="preserve"> </w:t>
       </w:r>
       <w:r>
         <w:rPr>
           <w:noProof/>
         </w:rPr>
-        <w:t xml:space="preserve"> </w:t>
-      </w:r>
-      <w:r>
-        <w:rPr>
-          <w:noProof/>
-        </w:rPr>
         <w:drawing>
-          <wp:inline distT="0" distB="0" distL="0" distR="0" wp14:anchorId="24FCC825" wp14:editId="534F1CB2">
-            <wp:extent cx="6400800" cy="2893060"/>
-            <wp:effectExtent l="0" t="0" r="0" b="2540"/>
-            <wp:docPr id="969613684" name="Picture 1" descr="A diagram of a computer network&#10;&#10;Description automatically generated"/>
+          <wp:inline distT="0" distB="0" distL="0" distR="0" wp14:anchorId="36A6CE67" wp14:editId="456E5214">
+            <wp:extent cx="6400800" cy="2595880"/>
+            <wp:effectExtent l="0" t="0" r="0" b="0"/>
+            <wp:docPr id="1749092966" name="Picture 1" descr="A diagram of a computer network&#10;&#10;AI-generated content may be incorrect."/>
             <wp:cNvGraphicFramePr>
               <a:graphicFrameLocks xmlns:a="http://schemas.openxmlformats.org/drawingml/2006/main" noChangeAspect="1"/>
             </wp:cNvGraphicFramePr>
@@ -700,11 +680,11 @@
               <a:graphicData uri="http://schemas.openxmlformats.org/drawingml/2006/picture">
                 <pic:pic xmlns:pic="http://schemas.openxmlformats.org/drawingml/2006/picture">
                   <pic:nvPicPr>
-                    <pic:cNvPr id="969613684" name="Picture 1" descr="A diagram of a computer network&#10;&#10;Description automatically generated"/>
+                    <pic:cNvPr id="1749092966" name="Picture 1" descr="A diagram of a computer network&#10;&#10;AI-generated content may be incorrect."/>
                     <pic:cNvPicPr/>
                   </pic:nvPicPr>
                   <pic:blipFill>
-                    <a:blip r:embed="rId9"/>
+                    <a:blip r:embed="rId8"/>
                     <a:stretch>
                       <a:fillRect/>
                     </a:stretch>
@@ -712,7 +692,7 @@
                   <pic:spPr>
                     <a:xfrm>
                       <a:off x="0" y="0"/>
-                      <a:ext cx="6400800" cy="2893060"/>
+                      <a:ext cx="6400800" cy="2595880"/>
                     </a:xfrm>
                     <a:prstGeom prst="rect">
                       <a:avLst/>
@@ -912,7 +892,16 @@
           <w:sz w:val="20"/>
           <w:szCs w:val="20"/>
         </w:rPr>
-        <w:t>Realiza</w:t>
+        <w:t>Reali</w:t>
+      </w:r>
+      <w:r>
+        <w:rPr>
+          <w:rFonts w:ascii="Arial" w:hAnsi="Arial" w:cs="Arial"/>
+          <w:spacing w:val="-1"/>
+          <w:sz w:val="20"/>
+          <w:szCs w:val="20"/>
+        </w:rPr>
+        <w:t>ce</w:t>
       </w:r>
       <w:r>
         <w:rPr>
@@ -1109,22 +1098,23 @@
     <w:tbl>
       <w:tblPr>
         <w:tblStyle w:val="TableNormal1"/>
-        <w:tblW w:w="9923" w:type="dxa"/>
+        <w:tblW w:w="10206" w:type="dxa"/>
         <w:tblInd w:w="-6" w:type="dxa"/>
         <w:tblLayout w:type="fixed"/>
         <w:tblLook w:val="01E0" w:firstRow="1" w:lastRow="1" w:firstColumn="1" w:lastColumn="1" w:noHBand="0" w:noVBand="0"/>
       </w:tblPr>
       <w:tblGrid>
         <w:gridCol w:w="1560"/>
-        <w:gridCol w:w="992"/>
+        <w:gridCol w:w="850"/>
+        <w:gridCol w:w="1418"/>
         <w:gridCol w:w="1559"/>
-        <w:gridCol w:w="1843"/>
-        <w:gridCol w:w="1843"/>
-        <w:gridCol w:w="2126"/>
+        <w:gridCol w:w="1701"/>
+        <w:gridCol w:w="1701"/>
+        <w:gridCol w:w="1417"/>
       </w:tblGrid>
       <w:tr>
         <w:trPr>
-          <w:trHeight w:hRule="exact" w:val="845"/>
+          <w:trHeight w:hRule="exact" w:val="1110"/>
         </w:trPr>
         <w:tc>
           <w:tcPr>
@@ -1196,7 +1186,7 @@
         </w:tc>
         <w:tc>
           <w:tcPr>
-            <w:tcW w:w="992" w:type="dxa"/>
+            <w:tcW w:w="850" w:type="dxa"/>
             <w:tcBorders>
               <w:top w:val="single" w:sz="5" w:space="0" w:color="000000"/>
               <w:left w:val="single" w:sz="5" w:space="0" w:color="000000"/>
@@ -1259,6 +1249,51 @@
                 <w:szCs w:val="20"/>
               </w:rPr>
               <w:t>ed</w:t>
+            </w:r>
+          </w:p>
+        </w:tc>
+        <w:tc>
+          <w:tcPr>
+            <w:tcW w:w="1418" w:type="dxa"/>
+            <w:tcBorders>
+              <w:top w:val="single" w:sz="5" w:space="0" w:color="000000"/>
+              <w:left w:val="single" w:sz="5" w:space="0" w:color="000000"/>
+              <w:bottom w:val="single" w:sz="6" w:space="0" w:color="000000"/>
+              <w:right w:val="single" w:sz="5" w:space="0" w:color="000000"/>
+            </w:tcBorders>
+            <w:shd w:val="clear" w:color="auto" w:fill="001F5F"/>
+            <w:vAlign w:val="center"/>
+          </w:tcPr>
+          <w:p>
+            <w:pPr>
+              <w:pStyle w:val="TableParagraph"/>
+              <w:spacing w:line="340" w:lineRule="exact"/>
+              <w:jc w:val="center"/>
+              <w:rPr>
+                <w:rFonts w:ascii="Arial" w:eastAsia="Times New Roman" w:hAnsi="Arial" w:cs="Arial"/>
+                <w:sz w:val="20"/>
+                <w:szCs w:val="20"/>
+              </w:rPr>
+            </w:pPr>
+            <w:r>
+              <w:rPr>
+                <w:rFonts w:ascii="Arial" w:hAnsi="Arial" w:cs="Arial"/>
+                <w:b/>
+                <w:color w:val="FFFFFF"/>
+                <w:sz w:val="20"/>
+                <w:szCs w:val="20"/>
+              </w:rPr>
+              <w:t>Máscara de subred</w:t>
+            </w:r>
+            <w:r>
+              <w:rPr>
+                <w:rFonts w:ascii="Arial" w:hAnsi="Arial" w:cs="Arial"/>
+                <w:b/>
+                <w:color w:val="FFFFFF"/>
+                <w:sz w:val="20"/>
+                <w:szCs w:val="20"/>
+              </w:rPr>
+              <w:t xml:space="preserve"> (decimal)</w:t>
             </w:r>
           </w:p>
         </w:tc>
@@ -1294,7 +1329,7 @@
                 <w:sz w:val="20"/>
                 <w:szCs w:val="20"/>
               </w:rPr>
-              <w:t>IP</w:t>
+              <w:t xml:space="preserve">Dirección </w:t>
             </w:r>
             <w:r>
               <w:rPr>
@@ -1305,24 +1340,13 @@
                 <w:sz w:val="20"/>
                 <w:szCs w:val="20"/>
               </w:rPr>
-              <w:t xml:space="preserve"> de subred o b</w:t>
-            </w:r>
-            <w:r>
-              <w:rPr>
-                <w:rFonts w:ascii="Arial" w:hAnsi="Arial" w:cs="Arial"/>
-                <w:b/>
-                <w:color w:val="FFFFFF"/>
-                <w:spacing w:val="-1"/>
-                <w:sz w:val="20"/>
-                <w:szCs w:val="20"/>
-              </w:rPr>
-              <w:t>loque</w:t>
+              <w:t>de subred</w:t>
             </w:r>
           </w:p>
         </w:tc>
         <w:tc>
           <w:tcPr>
-            <w:tcW w:w="1843" w:type="dxa"/>
+            <w:tcW w:w="1701" w:type="dxa"/>
             <w:tcBorders>
               <w:top w:val="single" w:sz="5" w:space="0" w:color="000000"/>
               <w:left w:val="single" w:sz="5" w:space="0" w:color="000000"/>
@@ -1348,16 +1372,60 @@
                 <w:rFonts w:ascii="Arial" w:hAnsi="Arial" w:cs="Arial"/>
                 <w:b/>
                 <w:color w:val="FFFFFF"/>
-                <w:sz w:val="20"/>
-                <w:szCs w:val="20"/>
-              </w:rPr>
-              <w:t>Máscara de subred</w:t>
+                <w:spacing w:val="-1"/>
+                <w:sz w:val="20"/>
+                <w:szCs w:val="20"/>
+              </w:rPr>
+              <w:t>Primera</w:t>
+            </w:r>
+            <w:r>
+              <w:rPr>
+                <w:rFonts w:ascii="Arial" w:hAnsi="Arial" w:cs="Arial"/>
+                <w:b/>
+                <w:color w:val="FFFFFF"/>
+                <w:spacing w:val="-7"/>
+                <w:sz w:val="20"/>
+                <w:szCs w:val="20"/>
+              </w:rPr>
+              <w:t xml:space="preserve"> </w:t>
+            </w:r>
+            <w:r>
+              <w:rPr>
+                <w:rFonts w:ascii="Arial" w:hAnsi="Arial" w:cs="Arial"/>
+                <w:b/>
+                <w:color w:val="FFFFFF"/>
+                <w:spacing w:val="-1"/>
+                <w:sz w:val="20"/>
+                <w:szCs w:val="20"/>
+              </w:rPr>
+              <w:t>IP</w:t>
+            </w:r>
+            <w:r>
+              <w:rPr>
+                <w:rFonts w:ascii="Arial" w:hAnsi="Arial" w:cs="Arial"/>
+                <w:b/>
+                <w:color w:val="FFFFFF"/>
+                <w:spacing w:val="-7"/>
+                <w:sz w:val="20"/>
+                <w:szCs w:val="20"/>
+              </w:rPr>
+              <w:t xml:space="preserve"> </w:t>
+            </w:r>
+            <w:r>
+              <w:rPr>
+                <w:rFonts w:ascii="Arial" w:hAnsi="Arial" w:cs="Arial"/>
+                <w:b/>
+                <w:color w:val="FFFFFF"/>
+                <w:sz w:val="20"/>
+                <w:szCs w:val="20"/>
+              </w:rPr>
+              <w:t>válida</w:t>
             </w:r>
           </w:p>
         </w:tc>
         <w:tc>
           <w:tcPr>
-            <w:tcW w:w="1843" w:type="dxa"/>
+            <w:tcW w:w="1701" w:type="dxa"/>
             <w:tcBorders>
               <w:top w:val="single" w:sz="5" w:space="0" w:color="000000"/>
               <w:left w:val="single" w:sz="5" w:space="0" w:color="000000"/>
@@ -1373,13 +1441,6 @@
               <w:spacing w:line="340" w:lineRule="exact"/>
               <w:jc w:val="center"/>
               <w:rPr>
-                <w:rFonts w:ascii="Arial" w:eastAsia="Times New Roman" w:hAnsi="Arial" w:cs="Arial"/>
-                <w:sz w:val="20"/>
-                <w:szCs w:val="20"/>
-              </w:rPr>
-            </w:pPr>
-            <w:r>
-              <w:rPr>
                 <w:rFonts w:ascii="Arial" w:hAnsi="Arial" w:cs="Arial"/>
                 <w:b/>
                 <w:color w:val="FFFFFF"/>
@@ -1387,14 +1448,24 @@
                 <w:sz w:val="20"/>
                 <w:szCs w:val="20"/>
               </w:rPr>
-              <w:t>Primera</w:t>
-            </w:r>
+            </w:pPr>
             <w:r>
               <w:rPr>
                 <w:rFonts w:ascii="Arial" w:hAnsi="Arial" w:cs="Arial"/>
                 <w:b/>
                 <w:color w:val="FFFFFF"/>
-                <w:spacing w:val="-7"/>
+                <w:spacing w:val="-1"/>
+                <w:sz w:val="20"/>
+                <w:szCs w:val="20"/>
+              </w:rPr>
+              <w:t>Última</w:t>
+            </w:r>
+            <w:r>
+              <w:rPr>
+                <w:rFonts w:ascii="Arial" w:hAnsi="Arial" w:cs="Arial"/>
+                <w:b/>
+                <w:color w:val="FFFFFF"/>
+                <w:spacing w:val="-4"/>
                 <w:sz w:val="20"/>
                 <w:szCs w:val="20"/>
               </w:rPr>
@@ -1436,7 +1507,7 @@
         </w:tc>
         <w:tc>
           <w:tcPr>
-            <w:tcW w:w="2126" w:type="dxa"/>
+            <w:tcW w:w="1417" w:type="dxa"/>
             <w:tcBorders>
               <w:top w:val="single" w:sz="5" w:space="0" w:color="000000"/>
               <w:left w:val="single" w:sz="5" w:space="0" w:color="000000"/>
@@ -1466,50 +1537,7 @@
                 <w:sz w:val="20"/>
                 <w:szCs w:val="20"/>
               </w:rPr>
-              <w:t>Última</w:t>
-            </w:r>
-            <w:r>
-              <w:rPr>
-                <w:rFonts w:ascii="Arial" w:hAnsi="Arial" w:cs="Arial"/>
-                <w:b/>
-                <w:color w:val="FFFFFF"/>
-                <w:spacing w:val="-4"/>
-                <w:sz w:val="20"/>
-                <w:szCs w:val="20"/>
-              </w:rPr>
-              <w:t xml:space="preserve"> </w:t>
-            </w:r>
-            <w:r>
-              <w:rPr>
-                <w:rFonts w:ascii="Arial" w:hAnsi="Arial" w:cs="Arial"/>
-                <w:b/>
-                <w:color w:val="FFFFFF"/>
-                <w:spacing w:val="-1"/>
-                <w:sz w:val="20"/>
-                <w:szCs w:val="20"/>
-              </w:rPr>
-              <w:t>IP</w:t>
-            </w:r>
-            <w:r>
-              <w:rPr>
-                <w:rFonts w:ascii="Arial" w:hAnsi="Arial" w:cs="Arial"/>
-                <w:b/>
-                <w:color w:val="FFFFFF"/>
-                <w:spacing w:val="-7"/>
-                <w:sz w:val="20"/>
-                <w:szCs w:val="20"/>
-              </w:rPr>
-              <w:t xml:space="preserve"> </w:t>
-            </w:r>
-            <w:r>
-              <w:rPr>
-                <w:rFonts w:ascii="Arial" w:hAnsi="Arial" w:cs="Arial"/>
-                <w:b/>
-                <w:color w:val="FFFFFF"/>
-                <w:sz w:val="20"/>
-                <w:szCs w:val="20"/>
-              </w:rPr>
-              <w:t>válida</w:t>
+              <w:t>Dirección de Broadcast</w:t>
             </w:r>
           </w:p>
         </w:tc>
@@ -1576,7 +1604,32 @@
         </w:tc>
         <w:tc>
           <w:tcPr>
-            <w:tcW w:w="992" w:type="dxa"/>
+            <w:tcW w:w="850" w:type="dxa"/>
+            <w:tcBorders>
+              <w:top w:val="single" w:sz="6" w:space="0" w:color="000000"/>
+              <w:left w:val="single" w:sz="6" w:space="0" w:color="000000"/>
+              <w:bottom w:val="single" w:sz="6" w:space="0" w:color="000000"/>
+              <w:right w:val="single" w:sz="6" w:space="0" w:color="000000"/>
+            </w:tcBorders>
+            <w:shd w:val="clear" w:color="auto" w:fill="FFFFFF" w:themeFill="background1"/>
+            <w:vAlign w:val="center"/>
+          </w:tcPr>
+          <w:p>
+            <w:pPr>
+              <w:pStyle w:val="TableParagraph"/>
+              <w:spacing w:line="340" w:lineRule="exact"/>
+              <w:jc w:val="center"/>
+              <w:rPr>
+                <w:rFonts w:ascii="Arial" w:eastAsia="Times New Roman" w:hAnsi="Arial" w:cs="Arial"/>
+                <w:sz w:val="20"/>
+                <w:szCs w:val="20"/>
+              </w:rPr>
+            </w:pPr>
+          </w:p>
+        </w:tc>
+        <w:tc>
+          <w:tcPr>
+            <w:tcW w:w="1418" w:type="dxa"/>
             <w:tcBorders>
               <w:top w:val="single" w:sz="6" w:space="0" w:color="000000"/>
               <w:left w:val="single" w:sz="6" w:space="0" w:color="000000"/>
@@ -1626,7 +1679,7 @@
         </w:tc>
         <w:tc>
           <w:tcPr>
-            <w:tcW w:w="1843" w:type="dxa"/>
+            <w:tcW w:w="1701" w:type="dxa"/>
             <w:tcBorders>
               <w:top w:val="single" w:sz="6" w:space="0" w:color="000000"/>
               <w:left w:val="single" w:sz="6" w:space="0" w:color="000000"/>
@@ -1651,7 +1704,7 @@
         </w:tc>
         <w:tc>
           <w:tcPr>
-            <w:tcW w:w="1843" w:type="dxa"/>
+            <w:tcW w:w="1701" w:type="dxa"/>
             <w:tcBorders>
               <w:top w:val="single" w:sz="6" w:space="0" w:color="000000"/>
               <w:left w:val="single" w:sz="6" w:space="0" w:color="000000"/>
@@ -1676,7 +1729,7 @@
         </w:tc>
         <w:tc>
           <w:tcPr>
-            <w:tcW w:w="2126" w:type="dxa"/>
+            <w:tcW w:w="1417" w:type="dxa"/>
             <w:tcBorders>
               <w:top w:val="single" w:sz="6" w:space="0" w:color="000000"/>
               <w:left w:val="single" w:sz="6" w:space="0" w:color="000000"/>
@@ -1776,7 +1829,32 @@
         </w:tc>
         <w:tc>
           <w:tcPr>
-            <w:tcW w:w="992" w:type="dxa"/>
+            <w:tcW w:w="850" w:type="dxa"/>
+            <w:tcBorders>
+              <w:top w:val="single" w:sz="6" w:space="0" w:color="000000"/>
+              <w:left w:val="single" w:sz="6" w:space="0" w:color="000000"/>
+              <w:bottom w:val="single" w:sz="6" w:space="0" w:color="000000"/>
+              <w:right w:val="single" w:sz="6" w:space="0" w:color="000000"/>
+            </w:tcBorders>
+            <w:shd w:val="clear" w:color="auto" w:fill="FFFFFF" w:themeFill="background1"/>
+            <w:vAlign w:val="center"/>
+          </w:tcPr>
+          <w:p>
+            <w:pPr>
+              <w:pStyle w:val="TableParagraph"/>
+              <w:spacing w:line="340" w:lineRule="exact"/>
+              <w:jc w:val="center"/>
+              <w:rPr>
+                <w:rFonts w:ascii="Arial" w:eastAsia="Times New Roman" w:hAnsi="Arial" w:cs="Arial"/>
+                <w:sz w:val="20"/>
+                <w:szCs w:val="20"/>
+              </w:rPr>
+            </w:pPr>
+          </w:p>
+        </w:tc>
+        <w:tc>
+          <w:tcPr>
+            <w:tcW w:w="1418" w:type="dxa"/>
             <w:tcBorders>
               <w:top w:val="single" w:sz="6" w:space="0" w:color="000000"/>
               <w:left w:val="single" w:sz="6" w:space="0" w:color="000000"/>
@@ -1826,7 +1904,7 @@
         </w:tc>
         <w:tc>
           <w:tcPr>
-            <w:tcW w:w="1843" w:type="dxa"/>
+            <w:tcW w:w="1701" w:type="dxa"/>
             <w:tcBorders>
               <w:top w:val="single" w:sz="6" w:space="0" w:color="000000"/>
               <w:left w:val="single" w:sz="6" w:space="0" w:color="000000"/>
@@ -1851,7 +1929,7 @@
         </w:tc>
         <w:tc>
           <w:tcPr>
-            <w:tcW w:w="1843" w:type="dxa"/>
+            <w:tcW w:w="1701" w:type="dxa"/>
             <w:tcBorders>
               <w:top w:val="single" w:sz="6" w:space="0" w:color="000000"/>
               <w:left w:val="single" w:sz="6" w:space="0" w:color="000000"/>
@@ -1876,7 +1954,7 @@
         </w:tc>
         <w:tc>
           <w:tcPr>
-            <w:tcW w:w="2126" w:type="dxa"/>
+            <w:tcW w:w="1417" w:type="dxa"/>
             <w:tcBorders>
               <w:top w:val="single" w:sz="6" w:space="0" w:color="000000"/>
               <w:left w:val="single" w:sz="6" w:space="0" w:color="000000"/>
@@ -1952,6 +2030,18 @@
     <w:p>
       <w:pPr>
         <w:pStyle w:val="ListParagraph"/>
+        <w:spacing w:line="360" w:lineRule="exact"/>
+        <w:ind w:left="360" w:right="196"/>
+        <w:jc w:val="both"/>
+        <w:rPr>
+          <w:rFonts w:ascii="Arial" w:hAnsi="Arial" w:cs="Arial"/>
+          <w:spacing w:val="-1"/>
+        </w:rPr>
+      </w:pPr>
+    </w:p>
+    <w:p>
+      <w:pPr>
+        <w:pStyle w:val="ListParagraph"/>
         <w:numPr>
           <w:ilvl w:val="0"/>
           <w:numId w:val="20"/>
@@ -1973,7 +2063,25 @@
           <w:sz w:val="20"/>
           <w:szCs w:val="20"/>
         </w:rPr>
-        <w:t>Asigna y escribe en cada línea de la tabla, las direcciones IP de las interfaces de los equipos de interconexión</w:t>
+        <w:t>Asign</w:t>
+      </w:r>
+      <w:r>
+        <w:rPr>
+          <w:rFonts w:ascii="Arial" w:hAnsi="Arial" w:cs="Arial"/>
+          <w:spacing w:val="-1"/>
+          <w:sz w:val="20"/>
+          <w:szCs w:val="20"/>
+        </w:rPr>
+        <w:t>e</w:t>
+      </w:r>
+      <w:r>
+        <w:rPr>
+          <w:rFonts w:ascii="Arial" w:hAnsi="Arial" w:cs="Arial"/>
+          <w:spacing w:val="-1"/>
+          <w:sz w:val="20"/>
+          <w:szCs w:val="20"/>
+        </w:rPr>
+        <w:t xml:space="preserve"> y escribe en cada línea de la tabla, las direcciones IP de las interfaces de los equipos de interconexión</w:t>
       </w:r>
       <w:r>
         <w:rPr>
@@ -2173,8 +2281,7 @@
         <w:pStyle w:val="ListParagraph"/>
         <w:widowControl/>
         <w:shd w:val="clear" w:color="auto" w:fill="FFFFFF"/>
-        <w:spacing w:line="360" w:lineRule="exact"/>
-        <w:ind w:left="735"/>
+        <w:ind w:left="737"/>
         <w:contextualSpacing/>
         <w:jc w:val="both"/>
         <w:rPr>
@@ -2210,7 +2317,7 @@
       </w:tblGrid>
       <w:tr>
         <w:trPr>
-          <w:trHeight w:hRule="exact" w:val="404"/>
+          <w:trHeight w:hRule="exact" w:val="874"/>
         </w:trPr>
         <w:tc>
           <w:tcPr>
@@ -2294,27 +2401,16 @@
                 <w:sz w:val="20"/>
                 <w:szCs w:val="20"/>
               </w:rPr>
+              <w:t xml:space="preserve">Dirección </w:t>
+            </w:r>
+            <w:r>
+              <w:rPr>
+                <w:rFonts w:ascii="Arial" w:hAnsi="Arial" w:cs="Arial"/>
+                <w:b/>
+                <w:sz w:val="20"/>
+                <w:szCs w:val="20"/>
+              </w:rPr>
               <w:t>IP</w:t>
-            </w:r>
-            <w:r>
-              <w:rPr>
-                <w:rFonts w:ascii="Arial" w:hAnsi="Arial" w:cs="Arial"/>
-                <w:b/>
-                <w:spacing w:val="-7"/>
-                <w:sz w:val="20"/>
-                <w:szCs w:val="20"/>
-              </w:rPr>
-              <w:t xml:space="preserve"> </w:t>
-            </w:r>
-            <w:r>
-              <w:rPr>
-                <w:rFonts w:ascii="Arial" w:hAnsi="Arial" w:cs="Arial"/>
-                <w:b/>
-                <w:spacing w:val="-1"/>
-                <w:sz w:val="20"/>
-                <w:szCs w:val="20"/>
-              </w:rPr>
-              <w:t>Address</w:t>
             </w:r>
           </w:p>
         </w:tc>
@@ -2343,26 +2439,17 @@
                 <w:sz w:val="20"/>
                 <w:szCs w:val="20"/>
               </w:rPr>
-              <w:t>Subnet</w:t>
+              <w:t>Máscara de subred</w:t>
             </w:r>
             <w:r>
               <w:rPr>
                 <w:rFonts w:ascii="Arial" w:hAnsi="Arial" w:cs="Arial"/>
                 <w:b/>
-                <w:spacing w:val="-13"/>
-                <w:sz w:val="20"/>
-                <w:szCs w:val="20"/>
-              </w:rPr>
-              <w:t xml:space="preserve"> </w:t>
-            </w:r>
-            <w:r>
-              <w:rPr>
-                <w:rFonts w:ascii="Arial" w:hAnsi="Arial" w:cs="Arial"/>
-                <w:b/>
-                <w:sz w:val="20"/>
-                <w:szCs w:val="20"/>
-              </w:rPr>
-              <w:t>Mask</w:t>
+                <w:spacing w:val="-1"/>
+                <w:sz w:val="20"/>
+                <w:szCs w:val="20"/>
+              </w:rPr>
+              <w:t xml:space="preserve"> (decimal)</w:t>
             </w:r>
           </w:p>
         </w:tc>
@@ -3115,7 +3202,6 @@
     </w:tbl>
     <w:p>
       <w:pPr>
-        <w:spacing w:line="360" w:lineRule="exact"/>
         <w:jc w:val="both"/>
         <w:rPr>
           <w:rFonts w:ascii="Arial" w:eastAsia="Arial Narrow" w:hAnsi="Arial" w:cs="Arial"/>
@@ -3125,6 +3211,219 @@
           <w:szCs w:val="20"/>
         </w:rPr>
       </w:pPr>
+    </w:p>
+    <w:p>
+      <w:pPr>
+        <w:pStyle w:val="ListParagraph"/>
+        <w:numPr>
+          <w:ilvl w:val="0"/>
+          <w:numId w:val="20"/>
+        </w:numPr>
+        <w:spacing w:after="120" w:line="360" w:lineRule="exact"/>
+        <w:ind w:left="357" w:right="198" w:hanging="357"/>
+        <w:jc w:val="both"/>
+        <w:rPr>
+          <w:rFonts w:ascii="Arial" w:hAnsi="Arial" w:cs="Arial"/>
+          <w:spacing w:val="-1"/>
+          <w:sz w:val="20"/>
+          <w:szCs w:val="20"/>
+        </w:rPr>
+      </w:pPr>
+      <w:r>
+        <w:rPr>
+          <w:rFonts w:ascii="Arial" w:eastAsia="Times New Roman" w:hAnsi="Arial" w:cs="Arial"/>
+          <w:sz w:val="20"/>
+          <w:szCs w:val="20"/>
+        </w:rPr>
+        <w:t>Configur</w:t>
+      </w:r>
+      <w:r>
+        <w:rPr>
+          <w:rFonts w:ascii="Arial" w:eastAsia="Times New Roman" w:hAnsi="Arial" w:cs="Arial"/>
+          <w:sz w:val="20"/>
+          <w:szCs w:val="20"/>
+        </w:rPr>
+        <w:t>e</w:t>
+      </w:r>
+      <w:r>
+        <w:rPr>
+          <w:rFonts w:ascii="Arial" w:eastAsia="Times New Roman" w:hAnsi="Arial" w:cs="Arial"/>
+          <w:sz w:val="20"/>
+          <w:szCs w:val="20"/>
+        </w:rPr>
+        <w:t xml:space="preserve"> la IP estática, máscara de subred, default-</w:t>
+      </w:r>
+      <w:proofErr w:type="spellStart"/>
+      <w:r>
+        <w:rPr>
+          <w:rFonts w:ascii="Arial" w:eastAsia="Times New Roman" w:hAnsi="Arial" w:cs="Arial"/>
+          <w:sz w:val="20"/>
+          <w:szCs w:val="20"/>
+        </w:rPr>
+        <w:t>gateway</w:t>
+      </w:r>
+      <w:proofErr w:type="spellEnd"/>
+      <w:r>
+        <w:rPr>
+          <w:rFonts w:ascii="Arial" w:eastAsia="Times New Roman" w:hAnsi="Arial" w:cs="Arial"/>
+          <w:sz w:val="20"/>
+          <w:szCs w:val="20"/>
+        </w:rPr>
+        <w:t xml:space="preserve"> y servidor </w:t>
+      </w:r>
+      <w:proofErr w:type="spellStart"/>
+      <w:r>
+        <w:rPr>
+          <w:rFonts w:ascii="Arial" w:eastAsia="Times New Roman" w:hAnsi="Arial" w:cs="Arial"/>
+          <w:sz w:val="20"/>
+          <w:szCs w:val="20"/>
+        </w:rPr>
+        <w:t>dns</w:t>
+      </w:r>
+      <w:proofErr w:type="spellEnd"/>
+      <w:r>
+        <w:rPr>
+          <w:rFonts w:ascii="Arial" w:eastAsia="Times New Roman" w:hAnsi="Arial" w:cs="Arial"/>
+          <w:sz w:val="20"/>
+          <w:szCs w:val="20"/>
+        </w:rPr>
+        <w:t xml:space="preserve"> del servidor </w:t>
+      </w:r>
+      <w:r>
+        <w:rPr>
+          <w:rFonts w:ascii="Arial" w:eastAsia="Times New Roman" w:hAnsi="Arial" w:cs="Arial"/>
+          <w:b/>
+          <w:bCs/>
+          <w:sz w:val="20"/>
+          <w:szCs w:val="20"/>
+        </w:rPr>
+        <w:t>DNSServer.com</w:t>
+      </w:r>
+    </w:p>
+    <w:p>
+      <w:pPr>
+        <w:pStyle w:val="ListParagraph"/>
+        <w:numPr>
+          <w:ilvl w:val="0"/>
+          <w:numId w:val="20"/>
+        </w:numPr>
+        <w:spacing w:after="120" w:line="360" w:lineRule="exact"/>
+        <w:ind w:left="357" w:right="198" w:hanging="357"/>
+        <w:jc w:val="both"/>
+        <w:rPr>
+          <w:rFonts w:ascii="Arial" w:eastAsia="Times New Roman" w:hAnsi="Arial" w:cs="Arial"/>
+          <w:sz w:val="20"/>
+          <w:szCs w:val="20"/>
+        </w:rPr>
+      </w:pPr>
+      <w:r>
+        <w:rPr>
+          <w:rFonts w:ascii="Arial" w:eastAsia="Times New Roman" w:hAnsi="Arial" w:cs="Arial"/>
+          <w:sz w:val="20"/>
+          <w:szCs w:val="20"/>
+        </w:rPr>
+        <w:t>Configur</w:t>
+      </w:r>
+      <w:r>
+        <w:rPr>
+          <w:rFonts w:ascii="Arial" w:eastAsia="Times New Roman" w:hAnsi="Arial" w:cs="Arial"/>
+          <w:sz w:val="20"/>
+          <w:szCs w:val="20"/>
+        </w:rPr>
+        <w:t>e</w:t>
+      </w:r>
+      <w:r>
+        <w:rPr>
+          <w:rFonts w:ascii="Arial" w:eastAsia="Times New Roman" w:hAnsi="Arial" w:cs="Arial"/>
+          <w:sz w:val="20"/>
+          <w:szCs w:val="20"/>
+        </w:rPr>
+        <w:t xml:space="preserve"> la IP estática, máscara de subred, default-</w:t>
+      </w:r>
+      <w:proofErr w:type="spellStart"/>
+      <w:r>
+        <w:rPr>
+          <w:rFonts w:ascii="Arial" w:eastAsia="Times New Roman" w:hAnsi="Arial" w:cs="Arial"/>
+          <w:sz w:val="20"/>
+          <w:szCs w:val="20"/>
+        </w:rPr>
+        <w:t>gateway</w:t>
+      </w:r>
+      <w:proofErr w:type="spellEnd"/>
+      <w:r>
+        <w:rPr>
+          <w:rFonts w:ascii="Arial" w:eastAsia="Times New Roman" w:hAnsi="Arial" w:cs="Arial"/>
+          <w:sz w:val="20"/>
+          <w:szCs w:val="20"/>
+        </w:rPr>
+        <w:t xml:space="preserve"> y servidor </w:t>
+      </w:r>
+      <w:proofErr w:type="spellStart"/>
+      <w:r>
+        <w:rPr>
+          <w:rFonts w:ascii="Arial" w:eastAsia="Times New Roman" w:hAnsi="Arial" w:cs="Arial"/>
+          <w:sz w:val="20"/>
+          <w:szCs w:val="20"/>
+        </w:rPr>
+        <w:t>dns</w:t>
+      </w:r>
+      <w:proofErr w:type="spellEnd"/>
+      <w:r>
+        <w:rPr>
+          <w:rFonts w:ascii="Arial" w:eastAsia="Times New Roman" w:hAnsi="Arial" w:cs="Arial"/>
+          <w:sz w:val="20"/>
+          <w:szCs w:val="20"/>
+        </w:rPr>
+        <w:t xml:space="preserve"> de los servidores: </w:t>
+      </w:r>
+      <w:r>
+        <w:rPr>
+          <w:rFonts w:ascii="Arial" w:eastAsia="Times New Roman" w:hAnsi="Arial" w:cs="Arial"/>
+          <w:b/>
+          <w:bCs/>
+          <w:sz w:val="20"/>
+          <w:szCs w:val="20"/>
+        </w:rPr>
+        <w:t>www.empleados.com</w:t>
+      </w:r>
+      <w:r>
+        <w:rPr>
+          <w:rFonts w:ascii="Arial" w:eastAsia="Times New Roman" w:hAnsi="Arial" w:cs="Arial"/>
+          <w:b/>
+          <w:bCs/>
+          <w:sz w:val="20"/>
+          <w:szCs w:val="20"/>
+        </w:rPr>
+        <w:t xml:space="preserve"> </w:t>
+      </w:r>
+      <w:r>
+        <w:rPr>
+          <w:rFonts w:ascii="Arial" w:eastAsia="Times New Roman" w:hAnsi="Arial" w:cs="Arial"/>
+          <w:sz w:val="20"/>
+          <w:szCs w:val="20"/>
+        </w:rPr>
+        <w:t xml:space="preserve">y </w:t>
+      </w:r>
+      <w:r>
+        <w:rPr>
+          <w:rFonts w:ascii="Arial" w:eastAsia="Times New Roman" w:hAnsi="Arial" w:cs="Arial"/>
+          <w:b/>
+          <w:bCs/>
+          <w:sz w:val="20"/>
+          <w:szCs w:val="20"/>
+        </w:rPr>
+        <w:t>www.directivos.com</w:t>
+      </w:r>
+      <w:r>
+        <w:rPr>
+          <w:rFonts w:ascii="Arial" w:eastAsia="Times New Roman" w:hAnsi="Arial" w:cs="Arial"/>
+          <w:b/>
+          <w:bCs/>
+          <w:sz w:val="20"/>
+          <w:szCs w:val="20"/>
+        </w:rPr>
+        <w:t xml:space="preserve"> </w:t>
+      </w:r>
     </w:p>
     <w:p>
       <w:pPr>
@@ -3150,7 +3449,7 @@
           <w:sz w:val="20"/>
           <w:szCs w:val="20"/>
         </w:rPr>
-        <w:t xml:space="preserve">Completa la </w:t>
+        <w:t>Complet</w:t>
       </w:r>
       <w:r>
         <w:rPr>
@@ -3159,8 +3458,37 @@
           <w:sz w:val="20"/>
           <w:szCs w:val="20"/>
         </w:rPr>
-        <w:t>configuración del router</w:t>
-      </w:r>
+        <w:t>e</w:t>
+      </w:r>
+      <w:r>
+        <w:rPr>
+          <w:rFonts w:ascii="Arial" w:hAnsi="Arial" w:cs="Arial"/>
+          <w:spacing w:val="-1"/>
+          <w:sz w:val="20"/>
+          <w:szCs w:val="20"/>
+        </w:rPr>
+        <w:t xml:space="preserve"> la </w:t>
+      </w:r>
+      <w:r>
+        <w:rPr>
+          <w:rFonts w:ascii="Arial" w:hAnsi="Arial" w:cs="Arial"/>
+          <w:spacing w:val="-1"/>
+          <w:sz w:val="20"/>
+          <w:szCs w:val="20"/>
+        </w:rPr>
+        <w:t xml:space="preserve">configuración del </w:t>
+      </w:r>
+      <w:proofErr w:type="spellStart"/>
+      <w:r>
+        <w:rPr>
+          <w:rFonts w:ascii="Arial" w:hAnsi="Arial" w:cs="Arial"/>
+          <w:spacing w:val="-1"/>
+          <w:sz w:val="20"/>
+          <w:szCs w:val="20"/>
+        </w:rPr>
+        <w:t>router</w:t>
+      </w:r>
+      <w:proofErr w:type="spellEnd"/>
       <w:r>
         <w:rPr>
           <w:rFonts w:ascii="Arial" w:hAnsi="Arial" w:cs="Arial"/>
@@ -3197,6 +3525,7 @@
           <w:rFonts w:ascii="Arial" w:eastAsia="Times New Roman" w:hAnsi="Arial" w:cs="Arial"/>
           <w:sz w:val="20"/>
           <w:szCs w:val="20"/>
+          <w:lang w:val="en-US"/>
         </w:rPr>
       </w:pPr>
       <w:r>
@@ -3205,8 +3534,29 @@
           <w:spacing w:val="-1"/>
           <w:sz w:val="20"/>
           <w:szCs w:val="20"/>
-        </w:rPr>
-        <w:t xml:space="preserve">Configura las interfaces </w:t>
+          <w:lang w:val="en-US"/>
+        </w:rPr>
+        <w:t>Configur</w:t>
+      </w:r>
+      <w:r>
+        <w:rPr>
+          <w:rFonts w:ascii="Arial" w:hAnsi="Arial" w:cs="Arial"/>
+          <w:spacing w:val="-1"/>
+          <w:sz w:val="20"/>
+          <w:szCs w:val="20"/>
+          <w:lang w:val="en-US"/>
+        </w:rPr>
+        <w:t>e</w:t>
+      </w:r>
+      <w:r>
+        <w:rPr>
+          <w:rFonts w:ascii="Arial" w:hAnsi="Arial" w:cs="Arial"/>
+          <w:spacing w:val="-1"/>
+          <w:sz w:val="20"/>
+          <w:szCs w:val="20"/>
+          <w:lang w:val="en-US"/>
+        </w:rPr>
+        <w:t xml:space="preserve"> las interfaces </w:t>
       </w:r>
       <w:r>
         <w:rPr>
@@ -3216,6 +3566,7 @@
           <w:spacing w:val="-1"/>
           <w:sz w:val="20"/>
           <w:szCs w:val="20"/>
+          <w:lang w:val="en-US"/>
         </w:rPr>
         <w:t>Gigabit Ethernet</w:t>
       </w:r>
@@ -3225,6 +3576,7 @@
           <w:spacing w:val="-1"/>
           <w:sz w:val="20"/>
           <w:szCs w:val="20"/>
+          <w:lang w:val="en-US"/>
         </w:rPr>
         <w:t xml:space="preserve"> del router</w:t>
       </w:r>
@@ -3234,6 +3586,7 @@
           <w:spacing w:val="-1"/>
           <w:sz w:val="20"/>
           <w:szCs w:val="20"/>
+          <w:lang w:val="en-US"/>
         </w:rPr>
         <w:t xml:space="preserve"> </w:t>
       </w:r>
@@ -3245,6 +3598,7 @@
           <w:spacing w:val="-1"/>
           <w:sz w:val="20"/>
           <w:szCs w:val="20"/>
+          <w:lang w:val="en-US"/>
         </w:rPr>
         <w:t>R1</w:t>
       </w:r>
@@ -3254,6 +3608,7 @@
           <w:spacing w:val="-1"/>
           <w:sz w:val="20"/>
           <w:szCs w:val="20"/>
+          <w:lang w:val="en-US"/>
         </w:rPr>
         <w:t>.</w:t>
       </w:r>
@@ -3283,7 +3638,15 @@
           <w:sz w:val="20"/>
           <w:szCs w:val="20"/>
         </w:rPr>
-        <w:t>Configurar</w:t>
+        <w:t>Configur</w:t>
+      </w:r>
+      <w:r>
+        <w:rPr>
+          <w:rFonts w:ascii="Arial" w:hAnsi="Arial" w:cs="Arial"/>
+          <w:sz w:val="20"/>
+          <w:szCs w:val="20"/>
+        </w:rPr>
+        <w:t>e</w:t>
       </w:r>
       <w:r>
         <w:rPr>
@@ -3442,18 +3805,82 @@
     <w:p>
       <w:pPr>
         <w:pStyle w:val="ListParagraph"/>
+        <w:numPr>
+          <w:ilvl w:val="0"/>
+          <w:numId w:val="36"/>
+        </w:numPr>
         <w:tabs>
           <w:tab w:val="left" w:pos="721"/>
         </w:tabs>
-        <w:spacing w:line="340" w:lineRule="exact"/>
-        <w:ind w:left="720" w:right="114"/>
+        <w:spacing w:after="120" w:line="340" w:lineRule="exact"/>
+        <w:ind w:left="714" w:right="113" w:hanging="357"/>
         <w:jc w:val="both"/>
         <w:rPr>
-          <w:rFonts w:ascii="Arial" w:eastAsia="Times New Roman" w:hAnsi="Arial" w:cs="Arial"/>
-          <w:sz w:val="20"/>
-          <w:szCs w:val="20"/>
-        </w:rPr>
-      </w:pPr>
+          <w:rFonts w:ascii="Arial" w:hAnsi="Arial" w:cs="Arial"/>
+          <w:sz w:val="20"/>
+          <w:szCs w:val="20"/>
+        </w:rPr>
+      </w:pPr>
+      <w:r>
+        <w:rPr>
+          <w:rFonts w:ascii="Arial" w:hAnsi="Arial" w:cs="Arial"/>
+          <w:sz w:val="20"/>
+          <w:szCs w:val="20"/>
+        </w:rPr>
+        <w:t>Instal</w:t>
+      </w:r>
+      <w:r>
+        <w:rPr>
+          <w:rFonts w:ascii="Arial" w:hAnsi="Arial" w:cs="Arial"/>
+          <w:sz w:val="20"/>
+          <w:szCs w:val="20"/>
+        </w:rPr>
+        <w:t>e</w:t>
+      </w:r>
+      <w:r>
+        <w:rPr>
+          <w:rFonts w:ascii="Arial" w:hAnsi="Arial" w:cs="Arial"/>
+          <w:sz w:val="20"/>
+          <w:szCs w:val="20"/>
+        </w:rPr>
+        <w:t xml:space="preserve"> en el </w:t>
+      </w:r>
+      <w:proofErr w:type="spellStart"/>
+      <w:r>
+        <w:rPr>
+          <w:rFonts w:ascii="Arial" w:hAnsi="Arial" w:cs="Arial"/>
+          <w:sz w:val="20"/>
+          <w:szCs w:val="20"/>
+        </w:rPr>
+        <w:t>router</w:t>
+      </w:r>
+      <w:proofErr w:type="spellEnd"/>
+      <w:r>
+        <w:rPr>
+          <w:rFonts w:ascii="Arial" w:hAnsi="Arial" w:cs="Arial"/>
+          <w:sz w:val="20"/>
+          <w:szCs w:val="20"/>
+        </w:rPr>
+        <w:t xml:space="preserve"> </w:t>
+      </w:r>
+      <w:r>
+        <w:rPr>
+          <w:rFonts w:ascii="Arial" w:hAnsi="Arial" w:cs="Arial"/>
+          <w:b/>
+          <w:bCs/>
+          <w:sz w:val="20"/>
+          <w:szCs w:val="20"/>
+        </w:rPr>
+        <w:t>R1</w:t>
+      </w:r>
+      <w:r>
+        <w:rPr>
+          <w:rFonts w:ascii="Arial" w:hAnsi="Arial" w:cs="Arial"/>
+          <w:sz w:val="20"/>
+          <w:szCs w:val="20"/>
+        </w:rPr>
+        <w:t xml:space="preserve"> una ruta por default hacia Internet.</w:t>
+      </w:r>
     </w:p>
     <w:p>
       <w:pPr>
@@ -3473,43 +3900,386 @@
       </w:pPr>
       <w:r>
         <w:rPr>
+          <w:rFonts w:ascii="Arial" w:hAnsi="Arial" w:cs="Arial"/>
+          <w:spacing w:val="-1"/>
+          <w:sz w:val="20"/>
+          <w:szCs w:val="20"/>
+        </w:rPr>
+        <w:t>Instal</w:t>
+      </w:r>
+      <w:r>
+        <w:rPr>
+          <w:rFonts w:ascii="Arial" w:hAnsi="Arial" w:cs="Arial"/>
+          <w:spacing w:val="-1"/>
+          <w:sz w:val="20"/>
+          <w:szCs w:val="20"/>
+        </w:rPr>
+        <w:t>e</w:t>
+      </w:r>
+      <w:r>
+        <w:rPr>
+          <w:rFonts w:ascii="Arial" w:hAnsi="Arial" w:cs="Arial"/>
+          <w:spacing w:val="-1"/>
+          <w:sz w:val="20"/>
+          <w:szCs w:val="20"/>
+        </w:rPr>
+        <w:t xml:space="preserve"> en el </w:t>
+      </w:r>
+      <w:proofErr w:type="spellStart"/>
+      <w:r>
+        <w:rPr>
+          <w:rFonts w:ascii="Arial" w:hAnsi="Arial" w:cs="Arial"/>
+          <w:spacing w:val="-1"/>
+          <w:sz w:val="20"/>
+          <w:szCs w:val="20"/>
+        </w:rPr>
+        <w:t>router</w:t>
+      </w:r>
+      <w:proofErr w:type="spellEnd"/>
+      <w:r>
+        <w:rPr>
+          <w:rFonts w:ascii="Arial" w:hAnsi="Arial" w:cs="Arial"/>
+          <w:spacing w:val="-1"/>
+          <w:sz w:val="20"/>
+          <w:szCs w:val="20"/>
+        </w:rPr>
+        <w:t xml:space="preserve"> </w:t>
+      </w:r>
+      <w:r>
+        <w:rPr>
+          <w:rFonts w:ascii="Arial" w:hAnsi="Arial" w:cs="Arial"/>
+          <w:b/>
+          <w:bCs/>
+          <w:spacing w:val="-1"/>
+          <w:sz w:val="20"/>
+          <w:szCs w:val="20"/>
+        </w:rPr>
+        <w:t xml:space="preserve">R1 </w:t>
+      </w:r>
+      <w:r>
+        <w:rPr>
+          <w:rFonts w:ascii="Arial" w:hAnsi="Arial" w:cs="Arial"/>
+          <w:spacing w:val="-1"/>
+          <w:sz w:val="20"/>
+          <w:szCs w:val="20"/>
+        </w:rPr>
+        <w:t xml:space="preserve">el servicio </w:t>
+      </w:r>
+      <w:r>
+        <w:rPr>
+          <w:rFonts w:ascii="Arial" w:hAnsi="Arial" w:cs="Arial"/>
+          <w:b/>
+          <w:bCs/>
+          <w:spacing w:val="-1"/>
+          <w:sz w:val="20"/>
+          <w:szCs w:val="20"/>
+        </w:rPr>
+        <w:t>DHCP</w:t>
+      </w:r>
+      <w:r>
+        <w:rPr>
+          <w:rFonts w:ascii="Arial" w:hAnsi="Arial" w:cs="Arial"/>
+          <w:b/>
+          <w:bCs/>
+          <w:spacing w:val="-1"/>
+          <w:sz w:val="20"/>
+          <w:szCs w:val="20"/>
+        </w:rPr>
+        <w:t xml:space="preserve"> distribuido</w:t>
+      </w:r>
+      <w:r>
+        <w:rPr>
+          <w:rFonts w:ascii="Arial" w:hAnsi="Arial" w:cs="Arial"/>
+          <w:spacing w:val="-1"/>
+          <w:sz w:val="20"/>
+          <w:szCs w:val="20"/>
+        </w:rPr>
+        <w:t xml:space="preserve"> para asignar direcciones a los equipos terminales de la subred de </w:t>
+      </w:r>
+      <w:r>
+        <w:rPr>
+          <w:rFonts w:ascii="Arial" w:hAnsi="Arial" w:cs="Arial"/>
+          <w:b/>
+          <w:bCs/>
+          <w:spacing w:val="-1"/>
+          <w:sz w:val="20"/>
+          <w:szCs w:val="20"/>
+        </w:rPr>
+        <w:t>Empleados</w:t>
+      </w:r>
+      <w:r>
+        <w:rPr>
+          <w:rFonts w:ascii="Arial" w:hAnsi="Arial" w:cs="Arial"/>
+          <w:spacing w:val="-1"/>
+          <w:sz w:val="20"/>
+          <w:szCs w:val="20"/>
+        </w:rPr>
+        <w:t xml:space="preserve"> y de la subred de </w:t>
+      </w:r>
+      <w:r>
+        <w:rPr>
+          <w:rFonts w:ascii="Arial" w:hAnsi="Arial" w:cs="Arial"/>
+          <w:b/>
+          <w:bCs/>
+          <w:spacing w:val="-1"/>
+          <w:sz w:val="20"/>
+          <w:szCs w:val="20"/>
+        </w:rPr>
+        <w:t>Directivos</w:t>
+      </w:r>
+      <w:r>
+        <w:rPr>
+          <w:rFonts w:ascii="Arial" w:hAnsi="Arial" w:cs="Arial"/>
+          <w:spacing w:val="-1"/>
+          <w:sz w:val="20"/>
+          <w:szCs w:val="20"/>
+        </w:rPr>
+        <w:t>.</w:t>
+      </w:r>
+    </w:p>
+    <w:p>
+      <w:pPr>
+        <w:pStyle w:val="ListParagraph"/>
+        <w:numPr>
+          <w:ilvl w:val="0"/>
+          <w:numId w:val="40"/>
+        </w:numPr>
+        <w:spacing w:line="360" w:lineRule="exact"/>
+        <w:ind w:right="196"/>
+        <w:jc w:val="both"/>
+        <w:rPr>
           <w:rFonts w:ascii="Arial" w:eastAsia="Times New Roman" w:hAnsi="Arial" w:cs="Arial"/>
           <w:sz w:val="20"/>
           <w:szCs w:val="20"/>
         </w:rPr>
-        <w:t xml:space="preserve">Configura la IP estática, máscara de subred, default-gateway y servidor dns de los servidores: </w:t>
-      </w:r>
-      <w:hyperlink r:id="rId10" w:history="1">
-        <w:r>
-          <w:rPr>
-            <w:rStyle w:val="Hyperlink"/>
-            <w:rFonts w:ascii="Arial" w:eastAsia="Times New Roman" w:hAnsi="Arial" w:cs="Arial"/>
-            <w:sz w:val="20"/>
-            <w:szCs w:val="20"/>
-          </w:rPr>
-          <w:t>www.empleados.com</w:t>
-        </w:r>
-      </w:hyperlink>
+      </w:pPr>
       <w:r>
         <w:rPr>
           <w:rFonts w:ascii="Arial" w:eastAsia="Times New Roman" w:hAnsi="Arial" w:cs="Arial"/>
           <w:sz w:val="20"/>
           <w:szCs w:val="20"/>
         </w:rPr>
+        <w:t xml:space="preserve">Excluye la IP de los </w:t>
+      </w:r>
+      <w:r>
+        <w:rPr>
+          <w:rFonts w:ascii="Arial" w:eastAsia="Times New Roman" w:hAnsi="Arial" w:cs="Arial"/>
+          <w:sz w:val="20"/>
+          <w:szCs w:val="20"/>
+        </w:rPr>
+        <w:t xml:space="preserve">default Gateway, la IP de los </w:t>
+      </w:r>
+      <w:r>
+        <w:rPr>
+          <w:rFonts w:ascii="Arial" w:eastAsia="Times New Roman" w:hAnsi="Arial" w:cs="Arial"/>
+          <w:sz w:val="20"/>
+          <w:szCs w:val="20"/>
+        </w:rPr>
+        <w:t>servidores</w:t>
+      </w:r>
+      <w:r>
+        <w:rPr>
+          <w:rFonts w:ascii="Arial" w:eastAsia="Times New Roman" w:hAnsi="Arial" w:cs="Arial"/>
+          <w:sz w:val="20"/>
+          <w:szCs w:val="20"/>
+        </w:rPr>
+        <w:t xml:space="preserve"> de Empleados y Directivos y </w:t>
+      </w:r>
+      <w:r>
+        <w:rPr>
+          <w:rFonts w:ascii="Arial" w:eastAsia="Times New Roman" w:hAnsi="Arial" w:cs="Arial"/>
+          <w:sz w:val="20"/>
+          <w:szCs w:val="20"/>
+        </w:rPr>
+        <w:t>la IP de los switches.</w:t>
+      </w:r>
+    </w:p>
+    <w:p>
+      <w:pPr>
+        <w:pStyle w:val="ListParagraph"/>
+        <w:numPr>
+          <w:ilvl w:val="0"/>
+          <w:numId w:val="40"/>
+        </w:numPr>
+        <w:spacing w:after="120" w:line="360" w:lineRule="exact"/>
+        <w:ind w:left="714" w:right="198" w:hanging="357"/>
+        <w:jc w:val="both"/>
+        <w:rPr>
+          <w:rFonts w:ascii="Arial" w:eastAsia="Times New Roman" w:hAnsi="Arial" w:cs="Arial"/>
+          <w:sz w:val="20"/>
+          <w:szCs w:val="20"/>
+        </w:rPr>
+      </w:pPr>
+      <w:r>
+        <w:rPr>
+          <w:rFonts w:ascii="Arial" w:hAnsi="Arial" w:cs="Arial"/>
+          <w:spacing w:val="-1"/>
+          <w:sz w:val="20"/>
+          <w:szCs w:val="20"/>
+        </w:rPr>
+        <w:t>Configur</w:t>
+      </w:r>
+      <w:r>
+        <w:rPr>
+          <w:rFonts w:ascii="Arial" w:hAnsi="Arial" w:cs="Arial"/>
+          <w:spacing w:val="-1"/>
+          <w:sz w:val="20"/>
+          <w:szCs w:val="20"/>
+        </w:rPr>
+        <w:t>e</w:t>
+      </w:r>
+      <w:r>
+        <w:rPr>
+          <w:rFonts w:ascii="Arial" w:hAnsi="Arial" w:cs="Arial"/>
+          <w:spacing w:val="-1"/>
+          <w:sz w:val="20"/>
+          <w:szCs w:val="20"/>
+        </w:rPr>
+        <w:t xml:space="preserve"> </w:t>
+      </w:r>
+      <w:r>
+        <w:rPr>
+          <w:rFonts w:ascii="Arial" w:hAnsi="Arial" w:cs="Arial"/>
+          <w:spacing w:val="-1"/>
+          <w:sz w:val="20"/>
+          <w:szCs w:val="20"/>
+        </w:rPr>
+        <w:t>la IP d</w:t>
+      </w:r>
+      <w:r>
+        <w:rPr>
+          <w:rFonts w:ascii="Arial" w:hAnsi="Arial" w:cs="Arial"/>
+          <w:spacing w:val="-1"/>
+          <w:sz w:val="20"/>
+          <w:szCs w:val="20"/>
+        </w:rPr>
+        <w:t>el servidor DNS.</w:t>
+      </w:r>
+    </w:p>
+    <w:p>
+      <w:pPr>
+        <w:pStyle w:val="ListParagraph"/>
+        <w:numPr>
+          <w:ilvl w:val="0"/>
+          <w:numId w:val="20"/>
+        </w:numPr>
+        <w:spacing w:after="120" w:line="360" w:lineRule="exact"/>
+        <w:ind w:left="357" w:right="198" w:hanging="357"/>
+        <w:jc w:val="both"/>
+        <w:rPr>
+          <w:rFonts w:ascii="Arial" w:eastAsia="Times New Roman" w:hAnsi="Arial" w:cs="Arial"/>
+          <w:sz w:val="20"/>
+          <w:szCs w:val="20"/>
+        </w:rPr>
+      </w:pPr>
+      <w:r>
+        <w:rPr>
+          <w:rFonts w:ascii="Arial" w:eastAsia="Times New Roman" w:hAnsi="Arial" w:cs="Arial"/>
+          <w:sz w:val="20"/>
+          <w:szCs w:val="20"/>
+        </w:rPr>
+        <w:t>En el</w:t>
+      </w:r>
+      <w:r>
+        <w:rPr>
+          <w:rFonts w:ascii="Arial" w:eastAsia="Times New Roman" w:hAnsi="Arial" w:cs="Arial"/>
+          <w:b/>
+          <w:bCs/>
+          <w:sz w:val="20"/>
+          <w:szCs w:val="20"/>
+        </w:rPr>
+        <w:t xml:space="preserve"> ISP</w:t>
+      </w:r>
+      <w:r>
+        <w:rPr>
+          <w:rFonts w:ascii="Arial" w:eastAsia="Times New Roman" w:hAnsi="Arial" w:cs="Arial"/>
+          <w:sz w:val="20"/>
+          <w:szCs w:val="20"/>
+        </w:rPr>
+        <w:t xml:space="preserve"> configur</w:t>
+      </w:r>
+      <w:r>
+        <w:rPr>
+          <w:rFonts w:ascii="Arial" w:eastAsia="Times New Roman" w:hAnsi="Arial" w:cs="Arial"/>
+          <w:sz w:val="20"/>
+          <w:szCs w:val="20"/>
+        </w:rPr>
+        <w:t>e</w:t>
+      </w:r>
+      <w:r>
+        <w:rPr>
+          <w:rFonts w:ascii="Arial" w:eastAsia="Times New Roman" w:hAnsi="Arial" w:cs="Arial"/>
+          <w:sz w:val="20"/>
+          <w:szCs w:val="20"/>
+        </w:rPr>
+        <w:t xml:space="preserve"> rutas estáticas hacia las redes internas de la empresa.</w:t>
+      </w:r>
+    </w:p>
+    <w:p>
+      <w:pPr>
+        <w:pStyle w:val="ListParagraph"/>
+        <w:numPr>
+          <w:ilvl w:val="0"/>
+          <w:numId w:val="20"/>
+        </w:numPr>
+        <w:spacing w:after="120" w:line="360" w:lineRule="exact"/>
+        <w:ind w:left="357" w:right="198" w:hanging="357"/>
+        <w:jc w:val="both"/>
+        <w:rPr>
+          <w:rFonts w:ascii="Arial" w:eastAsia="Times New Roman" w:hAnsi="Arial" w:cs="Arial"/>
+          <w:sz w:val="20"/>
+          <w:szCs w:val="20"/>
+        </w:rPr>
+      </w:pPr>
+      <w:bookmarkStart w:id="1" w:name="_Hlk163570391"/>
+      <w:r>
+        <w:rPr>
+          <w:rFonts w:ascii="Arial" w:eastAsia="Times New Roman" w:hAnsi="Arial" w:cs="Arial"/>
+          <w:sz w:val="20"/>
+          <w:szCs w:val="20"/>
+        </w:rPr>
+        <w:t xml:space="preserve">Habilite el servicio </w:t>
+      </w:r>
+      <w:r>
+        <w:rPr>
+          <w:rFonts w:ascii="Arial" w:eastAsia="Times New Roman" w:hAnsi="Arial" w:cs="Arial"/>
+          <w:b/>
+          <w:bCs/>
+          <w:sz w:val="20"/>
+          <w:szCs w:val="20"/>
+        </w:rPr>
+        <w:t>HTTP</w:t>
+      </w:r>
+      <w:r>
+        <w:rPr>
+          <w:rFonts w:ascii="Arial" w:eastAsia="Times New Roman" w:hAnsi="Arial" w:cs="Arial"/>
+          <w:sz w:val="20"/>
+          <w:szCs w:val="20"/>
+        </w:rPr>
         <w:t xml:space="preserve"> y </w:t>
       </w:r>
-      <w:hyperlink r:id="rId11" w:history="1">
-        <w:r>
-          <w:rPr>
-            <w:rStyle w:val="Hyperlink"/>
-            <w:rFonts w:ascii="Arial" w:eastAsia="Times New Roman" w:hAnsi="Arial" w:cs="Arial"/>
-            <w:sz w:val="20"/>
-            <w:szCs w:val="20"/>
-          </w:rPr>
-          <w:t>www.directivos.com</w:t>
-        </w:r>
-      </w:hyperlink>
+      <w:proofErr w:type="spellStart"/>
+      <w:r>
+        <w:rPr>
+          <w:rFonts w:ascii="Arial" w:eastAsia="Times New Roman" w:hAnsi="Arial" w:cs="Arial"/>
+          <w:b/>
+          <w:bCs/>
+          <w:sz w:val="20"/>
+          <w:szCs w:val="20"/>
+        </w:rPr>
+        <w:t>HTTPs</w:t>
+      </w:r>
+      <w:proofErr w:type="spellEnd"/>
+      <w:r>
+        <w:rPr>
+          <w:rFonts w:ascii="Arial" w:eastAsia="Times New Roman" w:hAnsi="Arial" w:cs="Arial"/>
+          <w:sz w:val="20"/>
+          <w:szCs w:val="20"/>
+        </w:rPr>
+        <w:t xml:space="preserve"> en todos los servidores (www.empleados.com, www.directivos.com, www.google.com y DNSServer.com.)</w:t>
+      </w:r>
     </w:p>
+    <w:bookmarkEnd w:id="1"/>
     <w:p>
       <w:pPr>
         <w:pStyle w:val="ListParagraph"/>
@@ -3528,108 +4298,57 @@
       </w:pPr>
       <w:r>
         <w:rPr>
-          <w:rFonts w:ascii="Arial" w:hAnsi="Arial" w:cs="Arial"/>
-          <w:spacing w:val="-1"/>
-          <w:sz w:val="20"/>
-          <w:szCs w:val="20"/>
-        </w:rPr>
-        <w:t xml:space="preserve">Instala </w:t>
-      </w:r>
-      <w:r>
-        <w:rPr>
-          <w:rFonts w:ascii="Arial" w:hAnsi="Arial" w:cs="Arial"/>
-          <w:spacing w:val="-1"/>
-          <w:sz w:val="20"/>
-          <w:szCs w:val="20"/>
-        </w:rPr>
-        <w:t xml:space="preserve">en el router </w:t>
-      </w:r>
-      <w:r>
-        <w:rPr>
-          <w:rFonts w:ascii="Arial" w:hAnsi="Arial" w:cs="Arial"/>
+          <w:rFonts w:ascii="Arial" w:eastAsia="Times New Roman" w:hAnsi="Arial" w:cs="Arial"/>
+          <w:sz w:val="20"/>
+          <w:szCs w:val="20"/>
+        </w:rPr>
+        <w:t>Habilit</w:t>
+      </w:r>
+      <w:r>
+        <w:rPr>
+          <w:rFonts w:ascii="Arial" w:eastAsia="Times New Roman" w:hAnsi="Arial" w:cs="Arial"/>
+          <w:sz w:val="20"/>
+          <w:szCs w:val="20"/>
+        </w:rPr>
+        <w:t>e</w:t>
+      </w:r>
+      <w:r>
+        <w:rPr>
+          <w:rFonts w:ascii="Arial" w:eastAsia="Times New Roman" w:hAnsi="Arial" w:cs="Arial"/>
+          <w:sz w:val="20"/>
+          <w:szCs w:val="20"/>
+        </w:rPr>
+        <w:t xml:space="preserve"> el servicio </w:t>
+      </w:r>
+      <w:r>
+        <w:rPr>
+          <w:rFonts w:ascii="Arial" w:eastAsia="Times New Roman" w:hAnsi="Arial" w:cs="Arial"/>
           <w:b/>
           <w:bCs/>
-          <w:spacing w:val="-1"/>
-          <w:sz w:val="20"/>
-          <w:szCs w:val="20"/>
-        </w:rPr>
-        <w:t xml:space="preserve">R1 </w:t>
-      </w:r>
-      <w:r>
-        <w:rPr>
-          <w:rFonts w:ascii="Arial" w:hAnsi="Arial" w:cs="Arial"/>
-          <w:spacing w:val="-1"/>
-          <w:sz w:val="20"/>
-          <w:szCs w:val="20"/>
-        </w:rPr>
-        <w:t xml:space="preserve">el servicio </w:t>
-      </w:r>
-      <w:r>
-        <w:rPr>
-          <w:rFonts w:ascii="Arial" w:hAnsi="Arial" w:cs="Arial"/>
-          <w:b/>
-          <w:bCs/>
-          <w:spacing w:val="-1"/>
-          <w:sz w:val="20"/>
-          <w:szCs w:val="20"/>
-        </w:rPr>
-        <w:t>DHCP</w:t>
-      </w:r>
-      <w:r>
-        <w:rPr>
-          <w:rFonts w:ascii="Arial" w:hAnsi="Arial" w:cs="Arial"/>
-          <w:b/>
-          <w:bCs/>
-          <w:spacing w:val="-1"/>
-          <w:sz w:val="20"/>
-          <w:szCs w:val="20"/>
-        </w:rPr>
-        <w:t xml:space="preserve"> distribuido</w:t>
-      </w:r>
-      <w:r>
-        <w:rPr>
-          <w:rFonts w:ascii="Arial" w:hAnsi="Arial" w:cs="Arial"/>
-          <w:spacing w:val="-1"/>
-          <w:sz w:val="20"/>
-          <w:szCs w:val="20"/>
-        </w:rPr>
-        <w:t xml:space="preserve"> para asignar direcciones a los equipos terminales de la subred de </w:t>
-      </w:r>
-      <w:r>
-        <w:rPr>
-          <w:rFonts w:ascii="Arial" w:hAnsi="Arial" w:cs="Arial"/>
-          <w:b/>
-          <w:bCs/>
-          <w:spacing w:val="-1"/>
-          <w:sz w:val="20"/>
-          <w:szCs w:val="20"/>
-        </w:rPr>
-        <w:t>Empleados</w:t>
-      </w:r>
-      <w:r>
-        <w:rPr>
-          <w:rFonts w:ascii="Arial" w:hAnsi="Arial" w:cs="Arial"/>
-          <w:spacing w:val="-1"/>
-          <w:sz w:val="20"/>
-          <w:szCs w:val="20"/>
-        </w:rPr>
-        <w:t xml:space="preserve"> y de la subred de </w:t>
-      </w:r>
-      <w:r>
-        <w:rPr>
-          <w:rFonts w:ascii="Arial" w:hAnsi="Arial" w:cs="Arial"/>
-          <w:b/>
-          <w:bCs/>
-          <w:spacing w:val="-1"/>
-          <w:sz w:val="20"/>
-          <w:szCs w:val="20"/>
-        </w:rPr>
-        <w:t>Directivos</w:t>
-      </w:r>
-      <w:r>
-        <w:rPr>
-          <w:rFonts w:ascii="Arial" w:hAnsi="Arial" w:cs="Arial"/>
-          <w:spacing w:val="-1"/>
+          <w:sz w:val="20"/>
+          <w:szCs w:val="20"/>
+        </w:rPr>
+        <w:t xml:space="preserve">DHCP </w:t>
+      </w:r>
+      <w:r>
+        <w:rPr>
+          <w:rFonts w:ascii="Arial" w:eastAsia="Times New Roman" w:hAnsi="Arial" w:cs="Arial"/>
+          <w:sz w:val="20"/>
+          <w:szCs w:val="20"/>
+        </w:rPr>
+        <w:t>en todos los equipos terminales</w:t>
+      </w:r>
+      <w:r>
+        <w:rPr>
+          <w:rFonts w:ascii="Arial" w:eastAsia="Times New Roman" w:hAnsi="Arial" w:cs="Arial"/>
+          <w:sz w:val="20"/>
+          <w:szCs w:val="20"/>
+        </w:rPr>
+        <w:t xml:space="preserve"> (PC0, PC1, Laptop0 y Laptop1)</w:t>
+      </w:r>
+      <w:r>
+        <w:rPr>
+          <w:rFonts w:ascii="Arial" w:eastAsia="Times New Roman" w:hAnsi="Arial" w:cs="Arial"/>
           <w:sz w:val="20"/>
           <w:szCs w:val="20"/>
         </w:rPr>
@@ -3638,11 +4357,6 @@
     </w:p>
     <w:p>
       <w:pPr>
-        <w:pStyle w:val="ListParagraph"/>
-        <w:numPr>
-          <w:ilvl w:val="0"/>
-          <w:numId w:val="40"/>
-        </w:numPr>
         <w:spacing w:line="360" w:lineRule="exact"/>
         <w:ind w:right="196"/>
         <w:jc w:val="both"/>
@@ -3652,54 +4366,9 @@
           <w:szCs w:val="20"/>
         </w:rPr>
       </w:pPr>
-      <w:r>
-        <w:rPr>
-          <w:rFonts w:ascii="Arial" w:eastAsia="Times New Roman" w:hAnsi="Arial" w:cs="Arial"/>
-          <w:sz w:val="20"/>
-          <w:szCs w:val="20"/>
-        </w:rPr>
-        <w:t xml:space="preserve">Excluye la IP de los </w:t>
-      </w:r>
-      <w:r>
-        <w:rPr>
-          <w:rFonts w:ascii="Arial" w:eastAsia="Times New Roman" w:hAnsi="Arial" w:cs="Arial"/>
-          <w:sz w:val="20"/>
-          <w:szCs w:val="20"/>
-        </w:rPr>
-        <w:t xml:space="preserve">default Gateway, la IP de los </w:t>
-      </w:r>
-      <w:r>
-        <w:rPr>
-          <w:rFonts w:ascii="Arial" w:eastAsia="Times New Roman" w:hAnsi="Arial" w:cs="Arial"/>
-          <w:sz w:val="20"/>
-          <w:szCs w:val="20"/>
-        </w:rPr>
-        <w:t>servidores</w:t>
-      </w:r>
-      <w:r>
-        <w:rPr>
-          <w:rFonts w:ascii="Arial" w:eastAsia="Times New Roman" w:hAnsi="Arial" w:cs="Arial"/>
-          <w:sz w:val="20"/>
-          <w:szCs w:val="20"/>
-        </w:rPr>
-        <w:t xml:space="preserve"> de Empleados y Directivos y </w:t>
-      </w:r>
-      <w:r>
-        <w:rPr>
-          <w:rFonts w:ascii="Arial" w:eastAsia="Times New Roman" w:hAnsi="Arial" w:cs="Arial"/>
-          <w:sz w:val="20"/>
-          <w:szCs w:val="20"/>
-        </w:rPr>
-        <w:t>la IP de los switches.</w:t>
-      </w:r>
     </w:p>
     <w:p>
       <w:pPr>
-        <w:pStyle w:val="ListParagraph"/>
-        <w:numPr>
-          <w:ilvl w:val="0"/>
-          <w:numId w:val="40"/>
-        </w:numPr>
         <w:spacing w:line="360" w:lineRule="exact"/>
         <w:ind w:right="196"/>
         <w:jc w:val="both"/>
@@ -3709,39 +4378,11 @@
           <w:szCs w:val="20"/>
         </w:rPr>
       </w:pPr>
-      <w:r>
-        <w:rPr>
-          <w:rFonts w:ascii="Arial" w:hAnsi="Arial" w:cs="Arial"/>
-          <w:spacing w:val="-1"/>
-          <w:sz w:val="20"/>
-          <w:szCs w:val="20"/>
-        </w:rPr>
-        <w:t xml:space="preserve">Configura </w:t>
-      </w:r>
-      <w:r>
-        <w:rPr>
-          <w:rFonts w:ascii="Arial" w:hAnsi="Arial" w:cs="Arial"/>
-          <w:spacing w:val="-1"/>
-          <w:sz w:val="20"/>
-          <w:szCs w:val="20"/>
-        </w:rPr>
-        <w:t>la IP d</w:t>
-      </w:r>
-      <w:r>
-        <w:rPr>
-          <w:rFonts w:ascii="Arial" w:hAnsi="Arial" w:cs="Arial"/>
-          <w:spacing w:val="-1"/>
-          <w:sz w:val="20"/>
-          <w:szCs w:val="20"/>
-        </w:rPr>
-        <w:t>el servidor DNS.</w:t>
-      </w:r>
     </w:p>
     <w:p>
       <w:pPr>
-        <w:pStyle w:val="ListParagraph"/>
         <w:spacing w:line="360" w:lineRule="exact"/>
-        <w:ind w:left="720" w:right="196"/>
+        <w:ind w:right="196"/>
         <w:jc w:val="both"/>
         <w:rPr>
           <w:rFonts w:ascii="Arial" w:eastAsia="Times New Roman" w:hAnsi="Arial" w:cs="Arial"/>
@@ -3768,30 +4409,874 @@
       </w:pPr>
       <w:r>
         <w:rPr>
+          <w:rFonts w:ascii="Arial" w:hAnsi="Arial" w:cs="Arial"/>
+          <w:spacing w:val="-1"/>
+          <w:sz w:val="20"/>
+          <w:szCs w:val="20"/>
+        </w:rPr>
+        <w:t>Reali</w:t>
+      </w:r>
+      <w:r>
+        <w:rPr>
+          <w:rFonts w:ascii="Arial" w:hAnsi="Arial" w:cs="Arial"/>
+          <w:spacing w:val="-1"/>
+          <w:sz w:val="20"/>
+          <w:szCs w:val="20"/>
+        </w:rPr>
+        <w:t>ce</w:t>
+      </w:r>
+      <w:r>
+        <w:rPr>
+          <w:rFonts w:ascii="Arial" w:hAnsi="Arial" w:cs="Arial"/>
+          <w:spacing w:val="-1"/>
+          <w:sz w:val="20"/>
+          <w:szCs w:val="20"/>
+        </w:rPr>
+        <w:t xml:space="preserve"> pruebas de conectividad entre los dispositivos</w:t>
+      </w:r>
+      <w:r>
+        <w:rPr>
+          <w:rFonts w:ascii="Arial" w:hAnsi="Arial" w:cs="Arial"/>
+          <w:spacing w:val="-1"/>
+          <w:sz w:val="20"/>
+          <w:szCs w:val="20"/>
+        </w:rPr>
+        <w:t>,</w:t>
+      </w:r>
+      <w:r>
+        <w:rPr>
+          <w:rFonts w:ascii="Arial" w:hAnsi="Arial" w:cs="Arial"/>
+          <w:spacing w:val="-1"/>
+          <w:sz w:val="20"/>
+          <w:szCs w:val="20"/>
+        </w:rPr>
+        <w:t xml:space="preserve"> a la interface </w:t>
+      </w:r>
+      <w:proofErr w:type="spellStart"/>
+      <w:r>
+        <w:rPr>
+          <w:rFonts w:ascii="Arial" w:hAnsi="Arial" w:cs="Arial"/>
+          <w:spacing w:val="-1"/>
+          <w:sz w:val="20"/>
+          <w:szCs w:val="20"/>
+        </w:rPr>
+        <w:t>Loopback</w:t>
+      </w:r>
+      <w:proofErr w:type="spellEnd"/>
+      <w:r>
+        <w:rPr>
+          <w:rFonts w:ascii="Arial" w:hAnsi="Arial" w:cs="Arial"/>
+          <w:spacing w:val="-1"/>
+          <w:sz w:val="20"/>
+          <w:szCs w:val="20"/>
+        </w:rPr>
+        <w:t xml:space="preserve"> 0</w:t>
+      </w:r>
+      <w:r>
+        <w:rPr>
+          <w:rFonts w:ascii="Arial" w:hAnsi="Arial" w:cs="Arial"/>
+          <w:spacing w:val="-1"/>
+          <w:sz w:val="20"/>
+          <w:szCs w:val="20"/>
+        </w:rPr>
+        <w:t xml:space="preserve"> y hacia los sitios externos.</w:t>
+      </w:r>
+    </w:p>
+    <w:p>
+      <w:pPr>
+        <w:spacing w:line="360" w:lineRule="exact"/>
+        <w:ind w:right="196"/>
+        <w:jc w:val="both"/>
+        <w:rPr>
           <w:rFonts w:ascii="Arial" w:eastAsia="Times New Roman" w:hAnsi="Arial" w:cs="Arial"/>
           <w:sz w:val="20"/>
           <w:szCs w:val="20"/>
         </w:rPr>
-        <w:t xml:space="preserve">Habilita el servicio </w:t>
-      </w:r>
-      <w:r>
+      </w:pPr>
+    </w:p>
+    <w:tbl>
+      <w:tblPr>
+        <w:tblW w:w="0" w:type="auto"/>
+        <w:tblInd w:w="355" w:type="dxa"/>
+        <w:tblBorders>
+          <w:top w:val="single" w:sz="4" w:space="0" w:color="auto"/>
+          <w:left w:val="single" w:sz="4" w:space="0" w:color="auto"/>
+          <w:bottom w:val="single" w:sz="4" w:space="0" w:color="auto"/>
+          <w:right w:val="single" w:sz="4" w:space="0" w:color="auto"/>
+          <w:insideH w:val="single" w:sz="4" w:space="0" w:color="auto"/>
+          <w:insideV w:val="single" w:sz="4" w:space="0" w:color="auto"/>
+        </w:tblBorders>
+        <w:tblLook w:val="01E0" w:firstRow="1" w:lastRow="1" w:firstColumn="1" w:lastColumn="1" w:noHBand="0" w:noVBand="0"/>
+      </w:tblPr>
+      <w:tblGrid>
+        <w:gridCol w:w="2117"/>
+        <w:gridCol w:w="3105"/>
+        <w:gridCol w:w="2215"/>
+        <w:gridCol w:w="1984"/>
+      </w:tblGrid>
+      <w:tr>
+        <w:trPr>
+          <w:trHeight w:val="397"/>
+        </w:trPr>
+        <w:tc>
+          <w:tcPr>
+            <w:tcW w:w="2117" w:type="dxa"/>
+            <w:vAlign w:val="center"/>
+          </w:tcPr>
+          <w:p>
+            <w:pPr>
+              <w:spacing w:line="300" w:lineRule="exact"/>
+              <w:jc w:val="center"/>
+              <w:rPr>
+                <w:rFonts w:ascii="Arial" w:hAnsi="Arial" w:cs="Arial"/>
+                <w:b/>
+                <w:color w:val="000000"/>
+                <w:sz w:val="20"/>
+                <w:szCs w:val="20"/>
+              </w:rPr>
+            </w:pPr>
+            <w:r>
+              <w:rPr>
+                <w:rFonts w:ascii="Arial" w:hAnsi="Arial" w:cs="Arial"/>
+                <w:b/>
+                <w:color w:val="000000"/>
+                <w:sz w:val="20"/>
+                <w:szCs w:val="20"/>
+              </w:rPr>
+              <w:t>Desde</w:t>
+            </w:r>
+          </w:p>
+        </w:tc>
+        <w:tc>
+          <w:tcPr>
+            <w:tcW w:w="3105" w:type="dxa"/>
+            <w:vAlign w:val="center"/>
+          </w:tcPr>
+          <w:p>
+            <w:pPr>
+              <w:spacing w:line="300" w:lineRule="exact"/>
+              <w:jc w:val="center"/>
+              <w:rPr>
+                <w:rFonts w:ascii="Arial" w:hAnsi="Arial" w:cs="Arial"/>
+                <w:b/>
+                <w:color w:val="000000"/>
+                <w:sz w:val="20"/>
+                <w:szCs w:val="20"/>
+              </w:rPr>
+            </w:pPr>
+            <w:r>
+              <w:rPr>
+                <w:rFonts w:ascii="Arial" w:hAnsi="Arial" w:cs="Arial"/>
+                <w:b/>
+                <w:color w:val="000000"/>
+                <w:sz w:val="20"/>
+                <w:szCs w:val="20"/>
+              </w:rPr>
+              <w:t>Hacia</w:t>
+            </w:r>
+          </w:p>
+        </w:tc>
+        <w:tc>
+          <w:tcPr>
+            <w:tcW w:w="2215" w:type="dxa"/>
+            <w:vAlign w:val="center"/>
+          </w:tcPr>
+          <w:p>
+            <w:pPr>
+              <w:spacing w:line="300" w:lineRule="exact"/>
+              <w:jc w:val="center"/>
+              <w:rPr>
+                <w:rFonts w:ascii="Arial" w:hAnsi="Arial" w:cs="Arial"/>
+                <w:b/>
+                <w:color w:val="000000"/>
+                <w:sz w:val="20"/>
+                <w:szCs w:val="20"/>
+              </w:rPr>
+            </w:pPr>
+            <w:r>
+              <w:rPr>
+                <w:rFonts w:ascii="Arial" w:hAnsi="Arial" w:cs="Arial"/>
+                <w:b/>
+                <w:color w:val="000000"/>
+                <w:sz w:val="20"/>
+                <w:szCs w:val="20"/>
+              </w:rPr>
+              <w:t xml:space="preserve">Dirección </w:t>
+            </w:r>
+            <w:r>
+              <w:rPr>
+                <w:rFonts w:ascii="Arial" w:hAnsi="Arial" w:cs="Arial"/>
+                <w:b/>
+                <w:color w:val="000000"/>
+                <w:sz w:val="20"/>
+                <w:szCs w:val="20"/>
+              </w:rPr>
+              <w:t>IP</w:t>
+            </w:r>
+            <w:r>
+              <w:rPr>
+                <w:rFonts w:ascii="Arial" w:hAnsi="Arial" w:cs="Arial"/>
+                <w:b/>
+                <w:color w:val="000000"/>
+                <w:sz w:val="20"/>
+                <w:szCs w:val="20"/>
+              </w:rPr>
+              <w:t xml:space="preserve"> </w:t>
+            </w:r>
+            <w:r>
+              <w:rPr>
+                <w:rFonts w:ascii="Arial" w:hAnsi="Arial" w:cs="Arial"/>
+                <w:b/>
+                <w:color w:val="000000"/>
+                <w:sz w:val="20"/>
+                <w:szCs w:val="20"/>
+              </w:rPr>
+              <w:t>(</w:t>
+            </w:r>
+            <w:r>
+              <w:rPr>
+                <w:rFonts w:ascii="Arial" w:hAnsi="Arial" w:cs="Arial"/>
+                <w:b/>
+                <w:color w:val="000000"/>
+                <w:sz w:val="20"/>
+                <w:szCs w:val="20"/>
+              </w:rPr>
+              <w:t>Hacia</w:t>
+            </w:r>
+            <w:r>
+              <w:rPr>
+                <w:rFonts w:ascii="Arial" w:hAnsi="Arial" w:cs="Arial"/>
+                <w:b/>
+                <w:color w:val="000000"/>
+                <w:sz w:val="20"/>
+                <w:szCs w:val="20"/>
+              </w:rPr>
+              <w:t>)</w:t>
+            </w:r>
+          </w:p>
+        </w:tc>
+        <w:tc>
+          <w:tcPr>
+            <w:tcW w:w="1984" w:type="dxa"/>
+            <w:vAlign w:val="center"/>
+          </w:tcPr>
+          <w:p>
+            <w:pPr>
+              <w:spacing w:line="300" w:lineRule="exact"/>
+              <w:jc w:val="center"/>
+              <w:rPr>
+                <w:rFonts w:ascii="Arial" w:hAnsi="Arial" w:cs="Arial"/>
+                <w:b/>
+                <w:color w:val="000000"/>
+                <w:sz w:val="20"/>
+                <w:szCs w:val="20"/>
+              </w:rPr>
+            </w:pPr>
+            <w:r>
+              <w:rPr>
+                <w:rFonts w:ascii="Arial" w:hAnsi="Arial" w:cs="Arial"/>
+                <w:b/>
+                <w:color w:val="000000"/>
+                <w:sz w:val="20"/>
+                <w:szCs w:val="20"/>
+              </w:rPr>
+              <w:t xml:space="preserve">Ping </w:t>
+            </w:r>
+          </w:p>
+          <w:p>
+            <w:pPr>
+              <w:spacing w:line="300" w:lineRule="exact"/>
+              <w:jc w:val="center"/>
+              <w:rPr>
+                <w:rFonts w:ascii="Arial" w:hAnsi="Arial" w:cs="Arial"/>
+                <w:b/>
+                <w:color w:val="000000"/>
+                <w:sz w:val="20"/>
+                <w:szCs w:val="20"/>
+              </w:rPr>
+            </w:pPr>
+            <w:r>
+              <w:rPr>
+                <w:rFonts w:ascii="Arial" w:hAnsi="Arial" w:cs="Arial"/>
+                <w:sz w:val="20"/>
+                <w:szCs w:val="20"/>
+              </w:rPr>
+              <w:t>(</w:t>
+            </w:r>
+            <w:proofErr w:type="spellStart"/>
+            <w:r>
+              <w:rPr>
+                <w:rFonts w:ascii="Arial" w:hAnsi="Arial" w:cs="Arial"/>
+                <w:sz w:val="20"/>
+                <w:szCs w:val="20"/>
+              </w:rPr>
+              <w:t>Fail</w:t>
+            </w:r>
+            <w:proofErr w:type="spellEnd"/>
+            <w:r>
+              <w:rPr>
+                <w:rFonts w:ascii="Arial" w:hAnsi="Arial" w:cs="Arial"/>
+                <w:sz w:val="20"/>
+                <w:szCs w:val="20"/>
+              </w:rPr>
+              <w:t xml:space="preserve"> / </w:t>
+            </w:r>
+            <w:proofErr w:type="spellStart"/>
+            <w:r>
+              <w:rPr>
+                <w:rFonts w:ascii="Arial" w:hAnsi="Arial" w:cs="Arial"/>
+                <w:sz w:val="20"/>
+                <w:szCs w:val="20"/>
+              </w:rPr>
+              <w:t>Success</w:t>
+            </w:r>
+            <w:proofErr w:type="spellEnd"/>
+            <w:r>
+              <w:rPr>
+                <w:rFonts w:ascii="Arial" w:hAnsi="Arial" w:cs="Arial"/>
+                <w:sz w:val="20"/>
+                <w:szCs w:val="20"/>
+              </w:rPr>
+              <w:t>)</w:t>
+            </w:r>
+          </w:p>
+        </w:tc>
+      </w:tr>
+      <w:tr>
+        <w:trPr>
+          <w:trHeight w:val="397"/>
+        </w:trPr>
+        <w:tc>
+          <w:tcPr>
+            <w:tcW w:w="2117" w:type="dxa"/>
+            <w:vAlign w:val="center"/>
+          </w:tcPr>
+          <w:p>
+            <w:pPr>
+              <w:spacing w:line="300" w:lineRule="exact"/>
+              <w:jc w:val="center"/>
+              <w:rPr>
+                <w:rFonts w:ascii="Arial" w:hAnsi="Arial" w:cs="Arial"/>
+                <w:color w:val="000000"/>
+                <w:sz w:val="20"/>
+                <w:szCs w:val="20"/>
+              </w:rPr>
+            </w:pPr>
+            <w:r>
+              <w:rPr>
+                <w:rFonts w:ascii="Arial" w:hAnsi="Arial" w:cs="Arial"/>
+                <w:color w:val="000000"/>
+                <w:sz w:val="20"/>
+                <w:szCs w:val="20"/>
+              </w:rPr>
+              <w:t>PC</w:t>
+            </w:r>
+            <w:r>
+              <w:rPr>
+                <w:rFonts w:ascii="Arial" w:hAnsi="Arial" w:cs="Arial"/>
+                <w:color w:val="000000"/>
+                <w:sz w:val="20"/>
+                <w:szCs w:val="20"/>
+              </w:rPr>
+              <w:t>0</w:t>
+            </w:r>
+          </w:p>
+        </w:tc>
+        <w:tc>
+          <w:tcPr>
+            <w:tcW w:w="3105" w:type="dxa"/>
+            <w:vAlign w:val="center"/>
+          </w:tcPr>
+          <w:p>
+            <w:pPr>
+              <w:spacing w:line="300" w:lineRule="exact"/>
+              <w:jc w:val="center"/>
+              <w:rPr>
+                <w:rFonts w:ascii="Arial" w:hAnsi="Arial" w:cs="Arial"/>
+                <w:color w:val="000000"/>
+                <w:sz w:val="20"/>
+                <w:szCs w:val="20"/>
+                <w:lang w:val="en-US"/>
+              </w:rPr>
+            </w:pPr>
+            <w:r>
+              <w:rPr>
+                <w:rFonts w:ascii="Arial" w:hAnsi="Arial" w:cs="Arial"/>
+                <w:color w:val="000000"/>
+                <w:sz w:val="20"/>
+                <w:szCs w:val="20"/>
+                <w:lang w:val="en-US"/>
+              </w:rPr>
+              <w:t>Laptop0</w:t>
+            </w:r>
+          </w:p>
+        </w:tc>
+        <w:tc>
+          <w:tcPr>
+            <w:tcW w:w="2215" w:type="dxa"/>
+            <w:vAlign w:val="center"/>
+          </w:tcPr>
+          <w:p>
+            <w:pPr>
+              <w:spacing w:line="300" w:lineRule="exact"/>
+              <w:jc w:val="center"/>
+              <w:rPr>
+                <w:rFonts w:ascii="Arial" w:hAnsi="Arial" w:cs="Arial"/>
+                <w:color w:val="000000" w:themeColor="text1"/>
+                <w:sz w:val="20"/>
+                <w:szCs w:val="20"/>
+              </w:rPr>
+            </w:pPr>
+          </w:p>
+        </w:tc>
+        <w:tc>
+          <w:tcPr>
+            <w:tcW w:w="1984" w:type="dxa"/>
+            <w:vAlign w:val="center"/>
+          </w:tcPr>
+          <w:p>
+            <w:pPr>
+              <w:spacing w:line="300" w:lineRule="exact"/>
+              <w:rPr>
+                <w:rFonts w:ascii="Arial" w:hAnsi="Arial" w:cs="Arial"/>
+                <w:color w:val="FF0000"/>
+                <w:sz w:val="20"/>
+                <w:szCs w:val="20"/>
+              </w:rPr>
+            </w:pPr>
+          </w:p>
+        </w:tc>
+      </w:tr>
+      <w:tr>
+        <w:trPr>
+          <w:trHeight w:val="397"/>
+        </w:trPr>
+        <w:tc>
+          <w:tcPr>
+            <w:tcW w:w="2117" w:type="dxa"/>
+            <w:vAlign w:val="center"/>
+          </w:tcPr>
+          <w:p>
+            <w:pPr>
+              <w:spacing w:line="300" w:lineRule="exact"/>
+              <w:jc w:val="center"/>
+              <w:rPr>
+                <w:rFonts w:ascii="Arial" w:hAnsi="Arial" w:cs="Arial"/>
+                <w:color w:val="000000"/>
+                <w:sz w:val="20"/>
+                <w:szCs w:val="20"/>
+              </w:rPr>
+            </w:pPr>
+            <w:r>
+              <w:rPr>
+                <w:rFonts w:ascii="Arial" w:hAnsi="Arial" w:cs="Arial"/>
+                <w:color w:val="000000"/>
+                <w:sz w:val="20"/>
+                <w:szCs w:val="20"/>
+              </w:rPr>
+              <w:t>PC</w:t>
+            </w:r>
+            <w:r>
+              <w:rPr>
+                <w:rFonts w:ascii="Arial" w:hAnsi="Arial" w:cs="Arial"/>
+                <w:color w:val="000000"/>
+                <w:sz w:val="20"/>
+                <w:szCs w:val="20"/>
+              </w:rPr>
+              <w:t>1</w:t>
+            </w:r>
+          </w:p>
+        </w:tc>
+        <w:tc>
+          <w:tcPr>
+            <w:tcW w:w="3105" w:type="dxa"/>
+            <w:vAlign w:val="center"/>
+          </w:tcPr>
+          <w:p>
+            <w:pPr>
+              <w:spacing w:line="300" w:lineRule="exact"/>
+              <w:jc w:val="center"/>
+              <w:rPr>
+                <w:rFonts w:ascii="Arial" w:hAnsi="Arial" w:cs="Arial"/>
+                <w:color w:val="000000"/>
+                <w:sz w:val="20"/>
+                <w:szCs w:val="20"/>
+                <w:lang w:val="en-US"/>
+              </w:rPr>
+            </w:pPr>
+            <w:r>
+              <w:rPr>
+                <w:rFonts w:ascii="Arial" w:hAnsi="Arial" w:cs="Arial"/>
+                <w:color w:val="000000"/>
+                <w:sz w:val="20"/>
+                <w:szCs w:val="20"/>
+                <w:lang w:val="en-US"/>
+              </w:rPr>
+              <w:t>Lo0</w:t>
+            </w:r>
+          </w:p>
+        </w:tc>
+        <w:tc>
+          <w:tcPr>
+            <w:tcW w:w="2215" w:type="dxa"/>
+            <w:vAlign w:val="center"/>
+          </w:tcPr>
+          <w:p>
+            <w:pPr>
+              <w:spacing w:line="300" w:lineRule="exact"/>
+              <w:jc w:val="center"/>
+              <w:rPr>
+                <w:rFonts w:ascii="Arial" w:hAnsi="Arial" w:cs="Arial"/>
+                <w:color w:val="000000"/>
+                <w:sz w:val="20"/>
+                <w:szCs w:val="20"/>
+              </w:rPr>
+            </w:pPr>
+            <w:r>
+              <w:rPr>
+                <w:rFonts w:ascii="Arial" w:hAnsi="Arial" w:cs="Arial"/>
+                <w:color w:val="000000"/>
+                <w:sz w:val="20"/>
+                <w:szCs w:val="20"/>
+              </w:rPr>
+              <w:t>2.2.2.2</w:t>
+            </w:r>
+          </w:p>
+        </w:tc>
+        <w:tc>
+          <w:tcPr>
+            <w:tcW w:w="1984" w:type="dxa"/>
+            <w:vAlign w:val="center"/>
+          </w:tcPr>
+          <w:p>
+            <w:pPr>
+              <w:spacing w:line="300" w:lineRule="exact"/>
+              <w:rPr>
+                <w:rFonts w:ascii="Arial" w:hAnsi="Arial" w:cs="Arial"/>
+                <w:color w:val="FF0000"/>
+                <w:sz w:val="20"/>
+                <w:szCs w:val="20"/>
+              </w:rPr>
+            </w:pPr>
+          </w:p>
+        </w:tc>
+      </w:tr>
+      <w:tr>
+        <w:trPr>
+          <w:trHeight w:val="397"/>
+        </w:trPr>
+        <w:tc>
+          <w:tcPr>
+            <w:tcW w:w="2117" w:type="dxa"/>
+            <w:vAlign w:val="center"/>
+          </w:tcPr>
+          <w:p>
+            <w:pPr>
+              <w:spacing w:line="300" w:lineRule="exact"/>
+              <w:jc w:val="center"/>
+              <w:rPr>
+                <w:rFonts w:ascii="Arial" w:hAnsi="Arial" w:cs="Arial"/>
+                <w:color w:val="000000"/>
+                <w:sz w:val="20"/>
+                <w:szCs w:val="20"/>
+              </w:rPr>
+            </w:pPr>
+            <w:r>
+              <w:rPr>
+                <w:rFonts w:ascii="Arial" w:hAnsi="Arial" w:cs="Arial"/>
+                <w:color w:val="000000"/>
+                <w:sz w:val="20"/>
+                <w:szCs w:val="20"/>
+              </w:rPr>
+              <w:t>Laptop1</w:t>
+            </w:r>
+          </w:p>
+        </w:tc>
+        <w:tc>
+          <w:tcPr>
+            <w:tcW w:w="3105" w:type="dxa"/>
+            <w:vAlign w:val="center"/>
+          </w:tcPr>
+          <w:p>
+            <w:pPr>
+              <w:spacing w:line="300" w:lineRule="exact"/>
+              <w:jc w:val="center"/>
+              <w:rPr>
+                <w:rFonts w:ascii="Arial" w:hAnsi="Arial" w:cs="Arial"/>
+                <w:color w:val="000000"/>
+                <w:sz w:val="20"/>
+                <w:szCs w:val="20"/>
+              </w:rPr>
+            </w:pPr>
+            <w:r>
+              <w:rPr>
+                <w:rFonts w:ascii="Arial" w:hAnsi="Arial" w:cs="Arial"/>
+                <w:color w:val="000000"/>
+                <w:sz w:val="20"/>
+                <w:szCs w:val="20"/>
+              </w:rPr>
+              <w:t>Lo0</w:t>
+            </w:r>
+          </w:p>
+        </w:tc>
+        <w:tc>
+          <w:tcPr>
+            <w:tcW w:w="2215" w:type="dxa"/>
+            <w:vAlign w:val="center"/>
+          </w:tcPr>
+          <w:p>
+            <w:pPr>
+              <w:spacing w:line="300" w:lineRule="exact"/>
+              <w:jc w:val="center"/>
+              <w:rPr>
+                <w:rFonts w:ascii="Arial" w:hAnsi="Arial" w:cs="Arial"/>
+                <w:b/>
+                <w:bCs/>
+                <w:color w:val="000000" w:themeColor="text1"/>
+                <w:sz w:val="20"/>
+                <w:szCs w:val="20"/>
+              </w:rPr>
+            </w:pPr>
+            <w:r>
+              <w:rPr>
+                <w:rFonts w:ascii="Arial"/>
+                <w:sz w:val="20"/>
+                <w:szCs w:val="20"/>
+              </w:rPr>
+              <w:t>2.2.2.2</w:t>
+            </w:r>
+          </w:p>
+        </w:tc>
+        <w:tc>
+          <w:tcPr>
+            <w:tcW w:w="1984" w:type="dxa"/>
+            <w:vAlign w:val="center"/>
+          </w:tcPr>
+          <w:p>
+            <w:pPr>
+              <w:spacing w:line="300" w:lineRule="exact"/>
+              <w:rPr>
+                <w:rFonts w:ascii="Arial" w:hAnsi="Arial" w:cs="Arial"/>
+                <w:color w:val="FF0000"/>
+                <w:sz w:val="20"/>
+                <w:szCs w:val="20"/>
+              </w:rPr>
+            </w:pPr>
+          </w:p>
+        </w:tc>
+      </w:tr>
+      <w:tr>
+        <w:trPr>
+          <w:trHeight w:val="397"/>
+        </w:trPr>
+        <w:tc>
+          <w:tcPr>
+            <w:tcW w:w="2117" w:type="dxa"/>
+            <w:vAlign w:val="center"/>
+          </w:tcPr>
+          <w:p>
+            <w:pPr>
+              <w:spacing w:line="300" w:lineRule="exact"/>
+              <w:jc w:val="center"/>
+              <w:rPr>
+                <w:rFonts w:ascii="Arial" w:hAnsi="Arial" w:cs="Arial"/>
+                <w:color w:val="000000"/>
+                <w:sz w:val="20"/>
+                <w:szCs w:val="20"/>
+              </w:rPr>
+            </w:pPr>
+            <w:r>
+              <w:rPr>
+                <w:rFonts w:ascii="Arial" w:hAnsi="Arial" w:cs="Arial"/>
+                <w:color w:val="000000"/>
+                <w:sz w:val="20"/>
+                <w:szCs w:val="20"/>
+              </w:rPr>
+              <w:t>www.empleados.com</w:t>
+            </w:r>
+          </w:p>
+        </w:tc>
+        <w:tc>
+          <w:tcPr>
+            <w:tcW w:w="3105" w:type="dxa"/>
+            <w:vAlign w:val="center"/>
+          </w:tcPr>
+          <w:p>
+            <w:pPr>
+              <w:spacing w:line="300" w:lineRule="exact"/>
+              <w:jc w:val="center"/>
+              <w:rPr>
+                <w:rFonts w:ascii="Arial" w:hAnsi="Arial" w:cs="Arial"/>
+                <w:color w:val="000000"/>
+                <w:sz w:val="20"/>
+                <w:szCs w:val="20"/>
+              </w:rPr>
+            </w:pPr>
+            <w:r>
+              <w:rPr>
+                <w:rFonts w:ascii="Arial" w:hAnsi="Arial" w:cs="Arial"/>
+                <w:color w:val="000000"/>
+                <w:sz w:val="20"/>
+                <w:szCs w:val="20"/>
+              </w:rPr>
+              <w:t>www.google.com</w:t>
+            </w:r>
+          </w:p>
+        </w:tc>
+        <w:tc>
+          <w:tcPr>
+            <w:tcW w:w="2215" w:type="dxa"/>
+            <w:vAlign w:val="center"/>
+          </w:tcPr>
+          <w:p>
+            <w:pPr>
+              <w:spacing w:line="300" w:lineRule="exact"/>
+              <w:jc w:val="center"/>
+              <w:rPr>
+                <w:rFonts w:ascii="Arial" w:hAnsi="Arial" w:cs="Arial"/>
+                <w:color w:val="000000" w:themeColor="text1"/>
+                <w:sz w:val="20"/>
+                <w:szCs w:val="20"/>
+              </w:rPr>
+            </w:pPr>
+            <w:r>
+              <w:rPr>
+                <w:rFonts w:cs="Arial"/>
+              </w:rPr>
+              <w:t>192.178.52.163</w:t>
+            </w:r>
+          </w:p>
+        </w:tc>
+        <w:tc>
+          <w:tcPr>
+            <w:tcW w:w="1984" w:type="dxa"/>
+            <w:vAlign w:val="center"/>
+          </w:tcPr>
+          <w:p>
+            <w:pPr>
+              <w:spacing w:line="300" w:lineRule="exact"/>
+              <w:rPr>
+                <w:rFonts w:ascii="Arial" w:hAnsi="Arial" w:cs="Arial"/>
+                <w:color w:val="FF0000"/>
+                <w:sz w:val="20"/>
+                <w:szCs w:val="20"/>
+              </w:rPr>
+            </w:pPr>
+          </w:p>
+        </w:tc>
+      </w:tr>
+      <w:tr>
+        <w:trPr>
+          <w:trHeight w:val="397"/>
+        </w:trPr>
+        <w:tc>
+          <w:tcPr>
+            <w:tcW w:w="2117" w:type="dxa"/>
+            <w:vAlign w:val="center"/>
+          </w:tcPr>
+          <w:p>
+            <w:pPr>
+              <w:spacing w:line="300" w:lineRule="exact"/>
+              <w:jc w:val="center"/>
+              <w:rPr>
+                <w:rFonts w:ascii="Arial" w:hAnsi="Arial" w:cs="Arial"/>
+                <w:color w:val="000000"/>
+                <w:sz w:val="20"/>
+                <w:szCs w:val="20"/>
+              </w:rPr>
+            </w:pPr>
+            <w:r>
+              <w:rPr>
+                <w:rFonts w:ascii="Arial" w:hAnsi="Arial" w:cs="Arial"/>
+                <w:color w:val="000000"/>
+                <w:sz w:val="20"/>
+                <w:szCs w:val="20"/>
+              </w:rPr>
+              <w:t>www.directivos.com</w:t>
+            </w:r>
+          </w:p>
+        </w:tc>
+        <w:tc>
+          <w:tcPr>
+            <w:tcW w:w="3105" w:type="dxa"/>
+            <w:vAlign w:val="center"/>
+          </w:tcPr>
+          <w:p>
+            <w:pPr>
+              <w:spacing w:line="300" w:lineRule="exact"/>
+              <w:jc w:val="center"/>
+              <w:rPr>
+                <w:rFonts w:ascii="Arial" w:hAnsi="Arial" w:cs="Arial"/>
+                <w:color w:val="000000"/>
+                <w:sz w:val="20"/>
+                <w:szCs w:val="20"/>
+              </w:rPr>
+            </w:pPr>
+            <w:r>
+              <w:rPr>
+                <w:rFonts w:ascii="Arial" w:hAnsi="Arial" w:cs="Arial"/>
+                <w:color w:val="000000"/>
+                <w:sz w:val="20"/>
+                <w:szCs w:val="20"/>
+              </w:rPr>
+              <w:t>DNSserver.com</w:t>
+            </w:r>
+          </w:p>
+        </w:tc>
+        <w:tc>
+          <w:tcPr>
+            <w:tcW w:w="2215" w:type="dxa"/>
+            <w:vAlign w:val="center"/>
+          </w:tcPr>
+          <w:p>
+            <w:pPr>
+              <w:spacing w:line="300" w:lineRule="exact"/>
+              <w:jc w:val="center"/>
+              <w:rPr>
+                <w:rFonts w:ascii="Arial" w:hAnsi="Arial" w:cs="Arial"/>
+                <w:color w:val="000000" w:themeColor="text1"/>
+                <w:sz w:val="20"/>
+                <w:szCs w:val="20"/>
+              </w:rPr>
+            </w:pPr>
+            <w:r>
+              <w:rPr>
+                <w:rFonts w:cs="Arial"/>
+              </w:rPr>
+              <w:t>64.1.2.3</w:t>
+            </w:r>
+          </w:p>
+        </w:tc>
+        <w:tc>
+          <w:tcPr>
+            <w:tcW w:w="1984" w:type="dxa"/>
+            <w:vAlign w:val="center"/>
+          </w:tcPr>
+          <w:p>
+            <w:pPr>
+              <w:spacing w:line="300" w:lineRule="exact"/>
+              <w:rPr>
+                <w:rFonts w:ascii="Arial" w:hAnsi="Arial" w:cs="Arial"/>
+                <w:color w:val="FF0000"/>
+                <w:sz w:val="20"/>
+                <w:szCs w:val="20"/>
+              </w:rPr>
+            </w:pPr>
+          </w:p>
+        </w:tc>
+      </w:tr>
+    </w:tbl>
+    <w:p>
+      <w:pPr>
+        <w:spacing w:line="360" w:lineRule="exact"/>
+        <w:ind w:right="196"/>
+        <w:jc w:val="both"/>
         <w:rPr>
           <w:rFonts w:ascii="Arial" w:eastAsia="Times New Roman" w:hAnsi="Arial" w:cs="Arial"/>
-          <w:b/>
-          <w:bCs/>
-          <w:sz w:val="20"/>
-          <w:szCs w:val="20"/>
-        </w:rPr>
-        <w:t xml:space="preserve">DHCP </w:t>
-      </w:r>
-      <w:r>
-        <w:rPr>
-          <w:rFonts w:ascii="Arial" w:eastAsia="Times New Roman" w:hAnsi="Arial" w:cs="Arial"/>
-          <w:sz w:val="20"/>
-          <w:szCs w:val="20"/>
-        </w:rPr>
-        <w:t>en todos los equipos terminales.</w:t>
-      </w:r>
+          <w:sz w:val="20"/>
+          <w:szCs w:val="20"/>
+        </w:rPr>
+      </w:pPr>
     </w:p>
     <w:p>
       <w:pPr>
@@ -3809,53 +5294,711 @@
           <w:szCs w:val="20"/>
         </w:rPr>
       </w:pPr>
-      <w:bookmarkStart w:id="1" w:name="_Hlk163570391"/>
-      <w:r>
-        <w:rPr>
-          <w:rFonts w:ascii="Arial" w:eastAsia="Times New Roman" w:hAnsi="Arial" w:cs="Arial"/>
-          <w:sz w:val="20"/>
-          <w:szCs w:val="20"/>
-        </w:rPr>
-        <w:t xml:space="preserve">Habilite el servicio </w:t>
-      </w:r>
-      <w:r>
-        <w:rPr>
-          <w:rFonts w:ascii="Arial" w:eastAsia="Times New Roman" w:hAnsi="Arial" w:cs="Arial"/>
+      <w:r>
+        <w:rPr>
+          <w:rFonts w:ascii="Arial" w:hAnsi="Arial" w:cs="Arial"/>
+          <w:spacing w:val="-1"/>
+          <w:sz w:val="20"/>
+          <w:szCs w:val="20"/>
+        </w:rPr>
+        <w:t>Reali</w:t>
+      </w:r>
+      <w:r>
+        <w:rPr>
+          <w:rFonts w:ascii="Arial" w:hAnsi="Arial" w:cs="Arial"/>
+          <w:spacing w:val="-1"/>
+          <w:sz w:val="20"/>
+          <w:szCs w:val="20"/>
+        </w:rPr>
+        <w:t>ce</w:t>
+      </w:r>
+      <w:r>
+        <w:rPr>
+          <w:rFonts w:ascii="Arial" w:hAnsi="Arial" w:cs="Arial"/>
+          <w:spacing w:val="-1"/>
+          <w:sz w:val="20"/>
+          <w:szCs w:val="20"/>
+        </w:rPr>
+        <w:t xml:space="preserve"> pruebas de accesos por web a los servidores de empleados, directivos, Google y DNS utilizando su </w:t>
+      </w:r>
+      <w:r>
+        <w:rPr>
+          <w:rFonts w:ascii="Arial" w:hAnsi="Arial" w:cs="Arial"/>
           <w:b/>
           <w:bCs/>
-          <w:sz w:val="20"/>
-          <w:szCs w:val="20"/>
-        </w:rPr>
-        <w:t>HTTP</w:t>
-      </w:r>
-      <w:r>
+          <w:spacing w:val="-1"/>
+          <w:sz w:val="20"/>
+          <w:szCs w:val="20"/>
+        </w:rPr>
+        <w:t>dirección IP</w:t>
+      </w:r>
+      <w:r>
+        <w:rPr>
+          <w:rFonts w:ascii="Arial" w:hAnsi="Arial" w:cs="Arial"/>
+          <w:spacing w:val="-1"/>
+          <w:sz w:val="20"/>
+          <w:szCs w:val="20"/>
+        </w:rPr>
+        <w:t>.</w:t>
+      </w:r>
+    </w:p>
+    <w:p>
+      <w:pPr>
+        <w:spacing w:line="360" w:lineRule="exact"/>
+        <w:ind w:right="196"/>
+        <w:jc w:val="both"/>
         <w:rPr>
           <w:rFonts w:ascii="Arial" w:eastAsia="Times New Roman" w:hAnsi="Arial" w:cs="Arial"/>
           <w:sz w:val="20"/>
           <w:szCs w:val="20"/>
         </w:rPr>
-        <w:t xml:space="preserve"> y </w:t>
-      </w:r>
-      <w:r>
+      </w:pPr>
+    </w:p>
+    <w:tbl>
+      <w:tblPr>
+        <w:tblW w:w="0" w:type="auto"/>
+        <w:tblInd w:w="355" w:type="dxa"/>
+        <w:tblBorders>
+          <w:top w:val="single" w:sz="4" w:space="0" w:color="auto"/>
+          <w:left w:val="single" w:sz="4" w:space="0" w:color="auto"/>
+          <w:bottom w:val="single" w:sz="4" w:space="0" w:color="auto"/>
+          <w:right w:val="single" w:sz="4" w:space="0" w:color="auto"/>
+          <w:insideH w:val="single" w:sz="4" w:space="0" w:color="auto"/>
+          <w:insideV w:val="single" w:sz="4" w:space="0" w:color="auto"/>
+        </w:tblBorders>
+        <w:tblLook w:val="01E0" w:firstRow="1" w:lastRow="1" w:firstColumn="1" w:lastColumn="1" w:noHBand="0" w:noVBand="0"/>
+      </w:tblPr>
+      <w:tblGrid>
+        <w:gridCol w:w="2117"/>
+        <w:gridCol w:w="3105"/>
+        <w:gridCol w:w="2215"/>
+        <w:gridCol w:w="1984"/>
+      </w:tblGrid>
+      <w:tr>
+        <w:trPr>
+          <w:trHeight w:val="397"/>
+        </w:trPr>
+        <w:tc>
+          <w:tcPr>
+            <w:tcW w:w="2117" w:type="dxa"/>
+            <w:vAlign w:val="center"/>
+          </w:tcPr>
+          <w:p>
+            <w:pPr>
+              <w:spacing w:line="300" w:lineRule="exact"/>
+              <w:jc w:val="center"/>
+              <w:rPr>
+                <w:rFonts w:ascii="Arial" w:hAnsi="Arial" w:cs="Arial"/>
+                <w:b/>
+                <w:color w:val="000000"/>
+                <w:sz w:val="20"/>
+                <w:szCs w:val="20"/>
+              </w:rPr>
+            </w:pPr>
+            <w:r>
+              <w:rPr>
+                <w:rFonts w:ascii="Arial" w:hAnsi="Arial" w:cs="Arial"/>
+                <w:b/>
+                <w:color w:val="000000"/>
+                <w:sz w:val="20"/>
+                <w:szCs w:val="20"/>
+              </w:rPr>
+              <w:t>Desde</w:t>
+            </w:r>
+          </w:p>
+        </w:tc>
+        <w:tc>
+          <w:tcPr>
+            <w:tcW w:w="3105" w:type="dxa"/>
+            <w:vAlign w:val="center"/>
+          </w:tcPr>
+          <w:p>
+            <w:pPr>
+              <w:spacing w:line="300" w:lineRule="exact"/>
+              <w:jc w:val="center"/>
+              <w:rPr>
+                <w:rFonts w:ascii="Arial" w:hAnsi="Arial" w:cs="Arial"/>
+                <w:b/>
+                <w:color w:val="000000"/>
+                <w:sz w:val="20"/>
+                <w:szCs w:val="20"/>
+              </w:rPr>
+            </w:pPr>
+            <w:r>
+              <w:rPr>
+                <w:rFonts w:ascii="Arial" w:hAnsi="Arial" w:cs="Arial"/>
+                <w:b/>
+                <w:color w:val="000000"/>
+                <w:sz w:val="20"/>
+                <w:szCs w:val="20"/>
+              </w:rPr>
+              <w:t>Hacia</w:t>
+            </w:r>
+          </w:p>
+        </w:tc>
+        <w:tc>
+          <w:tcPr>
+            <w:tcW w:w="2215" w:type="dxa"/>
+            <w:vAlign w:val="center"/>
+          </w:tcPr>
+          <w:p>
+            <w:pPr>
+              <w:spacing w:line="300" w:lineRule="exact"/>
+              <w:jc w:val="center"/>
+              <w:rPr>
+                <w:rFonts w:ascii="Arial" w:hAnsi="Arial" w:cs="Arial"/>
+                <w:b/>
+                <w:color w:val="000000"/>
+                <w:sz w:val="20"/>
+                <w:szCs w:val="20"/>
+              </w:rPr>
+            </w:pPr>
+            <w:r>
+              <w:rPr>
+                <w:rFonts w:ascii="Arial" w:hAnsi="Arial" w:cs="Arial"/>
+                <w:b/>
+                <w:color w:val="000000"/>
+                <w:sz w:val="20"/>
+                <w:szCs w:val="20"/>
+              </w:rPr>
+              <w:t>Dirección IP</w:t>
+            </w:r>
+            <w:r>
+              <w:rPr>
+                <w:rFonts w:ascii="Arial" w:hAnsi="Arial" w:cs="Arial"/>
+                <w:b/>
+                <w:color w:val="000000"/>
+                <w:sz w:val="20"/>
+                <w:szCs w:val="20"/>
+              </w:rPr>
+              <w:t xml:space="preserve"> </w:t>
+            </w:r>
+            <w:r>
+              <w:rPr>
+                <w:rFonts w:ascii="Arial" w:hAnsi="Arial" w:cs="Arial"/>
+                <w:b/>
+                <w:color w:val="000000"/>
+                <w:sz w:val="20"/>
+                <w:szCs w:val="20"/>
+              </w:rPr>
+              <w:t>(Hacia)</w:t>
+            </w:r>
+          </w:p>
+        </w:tc>
+        <w:tc>
+          <w:tcPr>
+            <w:tcW w:w="1984" w:type="dxa"/>
+            <w:vAlign w:val="center"/>
+          </w:tcPr>
+          <w:p>
+            <w:pPr>
+              <w:spacing w:line="300" w:lineRule="exact"/>
+              <w:jc w:val="center"/>
+              <w:rPr>
+                <w:rFonts w:ascii="Arial" w:hAnsi="Arial" w:cs="Arial"/>
+                <w:b/>
+                <w:color w:val="000000"/>
+                <w:sz w:val="20"/>
+                <w:szCs w:val="20"/>
+              </w:rPr>
+            </w:pPr>
+            <w:r>
+              <w:rPr>
+                <w:rFonts w:ascii="Arial" w:hAnsi="Arial" w:cs="Arial"/>
+                <w:b/>
+                <w:color w:val="000000"/>
+                <w:sz w:val="20"/>
+                <w:szCs w:val="20"/>
+              </w:rPr>
+              <w:t>Web Browser</w:t>
+            </w:r>
+            <w:r>
+              <w:rPr>
+                <w:rFonts w:ascii="Arial" w:hAnsi="Arial" w:cs="Arial"/>
+                <w:b/>
+                <w:color w:val="000000"/>
+                <w:sz w:val="20"/>
+                <w:szCs w:val="20"/>
+              </w:rPr>
+              <w:t xml:space="preserve"> </w:t>
+            </w:r>
+          </w:p>
+          <w:p>
+            <w:pPr>
+              <w:spacing w:line="300" w:lineRule="exact"/>
+              <w:jc w:val="center"/>
+              <w:rPr>
+                <w:rFonts w:ascii="Arial" w:hAnsi="Arial" w:cs="Arial"/>
+                <w:b/>
+                <w:color w:val="000000"/>
+                <w:sz w:val="20"/>
+                <w:szCs w:val="20"/>
+              </w:rPr>
+            </w:pPr>
+            <w:r>
+              <w:rPr>
+                <w:rFonts w:ascii="Arial" w:hAnsi="Arial" w:cs="Arial"/>
+                <w:sz w:val="20"/>
+                <w:szCs w:val="20"/>
+              </w:rPr>
+              <w:t>(</w:t>
+            </w:r>
+            <w:proofErr w:type="spellStart"/>
+            <w:r>
+              <w:rPr>
+                <w:rFonts w:ascii="Arial" w:hAnsi="Arial" w:cs="Arial"/>
+                <w:sz w:val="20"/>
+                <w:szCs w:val="20"/>
+              </w:rPr>
+              <w:t>Fail</w:t>
+            </w:r>
+            <w:proofErr w:type="spellEnd"/>
+            <w:r>
+              <w:rPr>
+                <w:rFonts w:ascii="Arial" w:hAnsi="Arial" w:cs="Arial"/>
+                <w:sz w:val="20"/>
+                <w:szCs w:val="20"/>
+              </w:rPr>
+              <w:t xml:space="preserve"> / </w:t>
+            </w:r>
+            <w:proofErr w:type="spellStart"/>
+            <w:r>
+              <w:rPr>
+                <w:rFonts w:ascii="Arial" w:hAnsi="Arial" w:cs="Arial"/>
+                <w:sz w:val="20"/>
+                <w:szCs w:val="20"/>
+              </w:rPr>
+              <w:t>Success</w:t>
+            </w:r>
+            <w:proofErr w:type="spellEnd"/>
+            <w:r>
+              <w:rPr>
+                <w:rFonts w:ascii="Arial" w:hAnsi="Arial" w:cs="Arial"/>
+                <w:sz w:val="20"/>
+                <w:szCs w:val="20"/>
+              </w:rPr>
+              <w:t>)</w:t>
+            </w:r>
+          </w:p>
+        </w:tc>
+      </w:tr>
+      <w:tr>
+        <w:trPr>
+          <w:trHeight w:val="397"/>
+        </w:trPr>
+        <w:tc>
+          <w:tcPr>
+            <w:tcW w:w="2117" w:type="dxa"/>
+            <w:vAlign w:val="center"/>
+          </w:tcPr>
+          <w:p>
+            <w:pPr>
+              <w:spacing w:line="300" w:lineRule="exact"/>
+              <w:jc w:val="center"/>
+              <w:rPr>
+                <w:rFonts w:ascii="Arial" w:hAnsi="Arial" w:cs="Arial"/>
+                <w:color w:val="000000"/>
+                <w:sz w:val="20"/>
+                <w:szCs w:val="20"/>
+              </w:rPr>
+            </w:pPr>
+            <w:r>
+              <w:rPr>
+                <w:rFonts w:ascii="Arial" w:hAnsi="Arial" w:cs="Arial"/>
+                <w:color w:val="000000"/>
+                <w:sz w:val="20"/>
+                <w:szCs w:val="20"/>
+              </w:rPr>
+              <w:t>PC0</w:t>
+            </w:r>
+          </w:p>
+        </w:tc>
+        <w:tc>
+          <w:tcPr>
+            <w:tcW w:w="3105" w:type="dxa"/>
+            <w:vAlign w:val="center"/>
+          </w:tcPr>
+          <w:p>
+            <w:pPr>
+              <w:spacing w:line="300" w:lineRule="exact"/>
+              <w:jc w:val="center"/>
+              <w:rPr>
+                <w:rFonts w:ascii="Arial" w:hAnsi="Arial" w:cs="Arial"/>
+                <w:color w:val="000000"/>
+                <w:sz w:val="20"/>
+                <w:szCs w:val="20"/>
+                <w:lang w:val="en-US"/>
+              </w:rPr>
+            </w:pPr>
+            <w:r>
+              <w:rPr>
+                <w:rFonts w:ascii="Arial" w:hAnsi="Arial" w:cs="Arial"/>
+                <w:color w:val="000000"/>
+                <w:sz w:val="20"/>
+                <w:szCs w:val="20"/>
+              </w:rPr>
+              <w:t>www.empleados.com</w:t>
+            </w:r>
+          </w:p>
+        </w:tc>
+        <w:tc>
+          <w:tcPr>
+            <w:tcW w:w="2215" w:type="dxa"/>
+            <w:vAlign w:val="center"/>
+          </w:tcPr>
+          <w:p>
+            <w:pPr>
+              <w:spacing w:line="300" w:lineRule="exact"/>
+              <w:jc w:val="center"/>
+              <w:rPr>
+                <w:rFonts w:ascii="Arial" w:hAnsi="Arial" w:cs="Arial"/>
+                <w:color w:val="000000" w:themeColor="text1"/>
+                <w:sz w:val="20"/>
+                <w:szCs w:val="20"/>
+              </w:rPr>
+            </w:pPr>
+            <w:r>
+              <w:rPr>
+                <w:rFonts w:cs="Arial"/>
+              </w:rPr>
+              <w:t>200.10.5.1</w:t>
+            </w:r>
+          </w:p>
+        </w:tc>
+        <w:tc>
+          <w:tcPr>
+            <w:tcW w:w="1984" w:type="dxa"/>
+            <w:vAlign w:val="center"/>
+          </w:tcPr>
+          <w:p>
+            <w:pPr>
+              <w:spacing w:line="300" w:lineRule="exact"/>
+              <w:rPr>
+                <w:rFonts w:ascii="Arial" w:hAnsi="Arial" w:cs="Arial"/>
+                <w:color w:val="FF0000"/>
+                <w:sz w:val="20"/>
+                <w:szCs w:val="20"/>
+              </w:rPr>
+            </w:pPr>
+          </w:p>
+        </w:tc>
+      </w:tr>
+      <w:tr>
+        <w:trPr>
+          <w:trHeight w:val="397"/>
+        </w:trPr>
+        <w:tc>
+          <w:tcPr>
+            <w:tcW w:w="2117" w:type="dxa"/>
+            <w:vAlign w:val="center"/>
+          </w:tcPr>
+          <w:p>
+            <w:pPr>
+              <w:spacing w:line="300" w:lineRule="exact"/>
+              <w:jc w:val="center"/>
+              <w:rPr>
+                <w:rFonts w:ascii="Arial" w:hAnsi="Arial" w:cs="Arial"/>
+                <w:color w:val="000000"/>
+                <w:sz w:val="20"/>
+                <w:szCs w:val="20"/>
+              </w:rPr>
+            </w:pPr>
+            <w:r>
+              <w:rPr>
+                <w:rFonts w:ascii="Arial" w:hAnsi="Arial" w:cs="Arial"/>
+                <w:color w:val="000000"/>
+                <w:sz w:val="20"/>
+                <w:szCs w:val="20"/>
+              </w:rPr>
+              <w:t>PC0</w:t>
+            </w:r>
+          </w:p>
+        </w:tc>
+        <w:tc>
+          <w:tcPr>
+            <w:tcW w:w="3105" w:type="dxa"/>
+            <w:vAlign w:val="center"/>
+          </w:tcPr>
+          <w:p>
+            <w:pPr>
+              <w:spacing w:line="300" w:lineRule="exact"/>
+              <w:jc w:val="center"/>
+              <w:rPr>
+                <w:rFonts w:ascii="Arial" w:hAnsi="Arial" w:cs="Arial"/>
+                <w:color w:val="000000"/>
+                <w:sz w:val="20"/>
+                <w:szCs w:val="20"/>
+                <w:lang w:val="en-US"/>
+              </w:rPr>
+            </w:pPr>
+            <w:r>
+              <w:rPr>
+                <w:rFonts w:ascii="Arial" w:hAnsi="Arial" w:cs="Arial"/>
+                <w:color w:val="000000"/>
+                <w:sz w:val="20"/>
+                <w:szCs w:val="20"/>
+              </w:rPr>
+              <w:t>www.directivos.com</w:t>
+            </w:r>
+          </w:p>
+        </w:tc>
+        <w:tc>
+          <w:tcPr>
+            <w:tcW w:w="2215" w:type="dxa"/>
+            <w:vAlign w:val="center"/>
+          </w:tcPr>
+          <w:p>
+            <w:pPr>
+              <w:spacing w:line="300" w:lineRule="exact"/>
+              <w:jc w:val="center"/>
+              <w:rPr>
+                <w:rFonts w:ascii="Arial" w:hAnsi="Arial" w:cs="Arial"/>
+                <w:color w:val="000000"/>
+                <w:sz w:val="20"/>
+                <w:szCs w:val="20"/>
+              </w:rPr>
+            </w:pPr>
+            <w:r>
+              <w:rPr>
+                <w:rFonts w:cs="Arial"/>
+              </w:rPr>
+              <w:t>200.10.5.65</w:t>
+            </w:r>
+          </w:p>
+        </w:tc>
+        <w:tc>
+          <w:tcPr>
+            <w:tcW w:w="1984" w:type="dxa"/>
+            <w:vAlign w:val="center"/>
+          </w:tcPr>
+          <w:p>
+            <w:pPr>
+              <w:spacing w:line="300" w:lineRule="exact"/>
+              <w:rPr>
+                <w:rFonts w:ascii="Arial" w:hAnsi="Arial" w:cs="Arial"/>
+                <w:color w:val="FF0000"/>
+                <w:sz w:val="20"/>
+                <w:szCs w:val="20"/>
+              </w:rPr>
+            </w:pPr>
+          </w:p>
+        </w:tc>
+      </w:tr>
+      <w:tr>
+        <w:trPr>
+          <w:trHeight w:val="397"/>
+        </w:trPr>
+        <w:tc>
+          <w:tcPr>
+            <w:tcW w:w="2117" w:type="dxa"/>
+            <w:vAlign w:val="center"/>
+          </w:tcPr>
+          <w:p>
+            <w:pPr>
+              <w:spacing w:line="300" w:lineRule="exact"/>
+              <w:jc w:val="center"/>
+              <w:rPr>
+                <w:rFonts w:ascii="Arial" w:hAnsi="Arial" w:cs="Arial"/>
+                <w:color w:val="000000"/>
+                <w:sz w:val="20"/>
+                <w:szCs w:val="20"/>
+              </w:rPr>
+            </w:pPr>
+            <w:r>
+              <w:rPr>
+                <w:rFonts w:ascii="Arial" w:hAnsi="Arial" w:cs="Arial"/>
+                <w:color w:val="000000"/>
+                <w:sz w:val="20"/>
+                <w:szCs w:val="20"/>
+              </w:rPr>
+              <w:t>PC0</w:t>
+            </w:r>
+          </w:p>
+        </w:tc>
+        <w:tc>
+          <w:tcPr>
+            <w:tcW w:w="3105" w:type="dxa"/>
+            <w:vAlign w:val="center"/>
+          </w:tcPr>
+          <w:p>
+            <w:pPr>
+              <w:spacing w:line="300" w:lineRule="exact"/>
+              <w:jc w:val="center"/>
+              <w:rPr>
+                <w:rFonts w:ascii="Arial" w:hAnsi="Arial" w:cs="Arial"/>
+                <w:color w:val="000000"/>
+                <w:sz w:val="20"/>
+                <w:szCs w:val="20"/>
+              </w:rPr>
+            </w:pPr>
+            <w:r>
+              <w:rPr>
+                <w:rFonts w:ascii="Arial" w:hAnsi="Arial" w:cs="Arial"/>
+                <w:color w:val="000000"/>
+                <w:sz w:val="20"/>
+                <w:szCs w:val="20"/>
+              </w:rPr>
+              <w:t>www.google.com</w:t>
+            </w:r>
+          </w:p>
+        </w:tc>
+        <w:tc>
+          <w:tcPr>
+            <w:tcW w:w="2215" w:type="dxa"/>
+            <w:vAlign w:val="center"/>
+          </w:tcPr>
+          <w:p>
+            <w:pPr>
+              <w:spacing w:line="300" w:lineRule="exact"/>
+              <w:jc w:val="center"/>
+              <w:rPr>
+                <w:rFonts w:ascii="Arial" w:hAnsi="Arial" w:cs="Arial"/>
+                <w:b/>
+                <w:bCs/>
+                <w:color w:val="000000" w:themeColor="text1"/>
+                <w:sz w:val="20"/>
+                <w:szCs w:val="20"/>
+              </w:rPr>
+            </w:pPr>
+            <w:r>
+              <w:rPr>
+                <w:rFonts w:cs="Arial"/>
+              </w:rPr>
+              <w:t>192.178.52.163</w:t>
+            </w:r>
+          </w:p>
+        </w:tc>
+        <w:tc>
+          <w:tcPr>
+            <w:tcW w:w="1984" w:type="dxa"/>
+            <w:vAlign w:val="center"/>
+          </w:tcPr>
+          <w:p>
+            <w:pPr>
+              <w:spacing w:line="300" w:lineRule="exact"/>
+              <w:rPr>
+                <w:rFonts w:ascii="Arial" w:hAnsi="Arial" w:cs="Arial"/>
+                <w:color w:val="FF0000"/>
+                <w:sz w:val="20"/>
+                <w:szCs w:val="20"/>
+              </w:rPr>
+            </w:pPr>
+          </w:p>
+        </w:tc>
+      </w:tr>
+      <w:tr>
+        <w:trPr>
+          <w:trHeight w:val="397"/>
+        </w:trPr>
+        <w:tc>
+          <w:tcPr>
+            <w:tcW w:w="2117" w:type="dxa"/>
+            <w:vAlign w:val="center"/>
+          </w:tcPr>
+          <w:p>
+            <w:pPr>
+              <w:spacing w:line="300" w:lineRule="exact"/>
+              <w:jc w:val="center"/>
+              <w:rPr>
+                <w:rFonts w:ascii="Arial" w:hAnsi="Arial" w:cs="Arial"/>
+                <w:color w:val="000000"/>
+                <w:sz w:val="20"/>
+                <w:szCs w:val="20"/>
+              </w:rPr>
+            </w:pPr>
+            <w:r>
+              <w:rPr>
+                <w:rFonts w:ascii="Arial" w:hAnsi="Arial" w:cs="Arial"/>
+                <w:color w:val="000000"/>
+                <w:sz w:val="20"/>
+                <w:szCs w:val="20"/>
+              </w:rPr>
+              <w:t>PC0</w:t>
+            </w:r>
+          </w:p>
+        </w:tc>
+        <w:tc>
+          <w:tcPr>
+            <w:tcW w:w="3105" w:type="dxa"/>
+            <w:vAlign w:val="center"/>
+          </w:tcPr>
+          <w:p>
+            <w:pPr>
+              <w:spacing w:line="300" w:lineRule="exact"/>
+              <w:jc w:val="center"/>
+              <w:rPr>
+                <w:rFonts w:ascii="Arial" w:hAnsi="Arial" w:cs="Arial"/>
+                <w:color w:val="000000"/>
+                <w:sz w:val="20"/>
+                <w:szCs w:val="20"/>
+              </w:rPr>
+            </w:pPr>
+            <w:r>
+              <w:rPr>
+                <w:rFonts w:ascii="Arial" w:hAnsi="Arial" w:cs="Arial"/>
+                <w:color w:val="000000"/>
+                <w:sz w:val="20"/>
+                <w:szCs w:val="20"/>
+              </w:rPr>
+              <w:t>DNSserver.com</w:t>
+            </w:r>
+          </w:p>
+        </w:tc>
+        <w:tc>
+          <w:tcPr>
+            <w:tcW w:w="2215" w:type="dxa"/>
+            <w:vAlign w:val="center"/>
+          </w:tcPr>
+          <w:p>
+            <w:pPr>
+              <w:spacing w:line="300" w:lineRule="exact"/>
+              <w:jc w:val="center"/>
+              <w:rPr>
+                <w:rFonts w:ascii="Arial" w:hAnsi="Arial" w:cs="Arial"/>
+                <w:color w:val="000000" w:themeColor="text1"/>
+                <w:sz w:val="20"/>
+                <w:szCs w:val="20"/>
+              </w:rPr>
+            </w:pPr>
+            <w:r>
+              <w:rPr>
+                <w:rFonts w:cs="Arial"/>
+              </w:rPr>
+              <w:t>64.1.2.3</w:t>
+            </w:r>
+          </w:p>
+        </w:tc>
+        <w:tc>
+          <w:tcPr>
+            <w:tcW w:w="1984" w:type="dxa"/>
+            <w:vAlign w:val="center"/>
+          </w:tcPr>
+          <w:p>
+            <w:pPr>
+              <w:spacing w:line="300" w:lineRule="exact"/>
+              <w:rPr>
+                <w:rFonts w:ascii="Arial" w:hAnsi="Arial" w:cs="Arial"/>
+                <w:color w:val="FF0000"/>
+                <w:sz w:val="20"/>
+                <w:szCs w:val="20"/>
+              </w:rPr>
+            </w:pPr>
+          </w:p>
+        </w:tc>
+      </w:tr>
+    </w:tbl>
+    <w:p>
+      <w:pPr>
+        <w:spacing w:line="360" w:lineRule="exact"/>
+        <w:ind w:right="196"/>
+        <w:jc w:val="both"/>
         <w:rPr>
           <w:rFonts w:ascii="Arial" w:eastAsia="Times New Roman" w:hAnsi="Arial" w:cs="Arial"/>
-          <w:b/>
-          <w:bCs/>
-          <w:sz w:val="20"/>
-          <w:szCs w:val="20"/>
-        </w:rPr>
-        <w:t>HTTPs</w:t>
-      </w:r>
-      <w:r>
-        <w:rPr>
-          <w:rFonts w:ascii="Arial" w:eastAsia="Times New Roman" w:hAnsi="Arial" w:cs="Arial"/>
-          <w:sz w:val="20"/>
-          <w:szCs w:val="20"/>
-        </w:rPr>
-        <w:t xml:space="preserve"> en todos los servidores.</w:t>
-      </w:r>
+          <w:sz w:val="20"/>
+          <w:szCs w:val="20"/>
+        </w:rPr>
+      </w:pPr>
     </w:p>
-    <w:bookmarkEnd w:id="1"/>
     <w:p>
       <w:pPr>
         <w:pStyle w:val="ListParagraph"/>
@@ -3867,467 +6010,186 @@
         <w:ind w:right="196"/>
         <w:jc w:val="both"/>
         <w:rPr>
-          <w:rFonts w:ascii="Arial" w:eastAsia="Times New Roman" w:hAnsi="Arial" w:cs="Arial"/>
-          <w:sz w:val="20"/>
-          <w:szCs w:val="20"/>
-        </w:rPr>
-      </w:pPr>
-      <w:r>
-        <w:rPr>
-          <w:rFonts w:ascii="Arial" w:eastAsia="Times New Roman" w:hAnsi="Arial" w:cs="Arial"/>
-          <w:sz w:val="20"/>
-          <w:szCs w:val="20"/>
-        </w:rPr>
-        <w:t xml:space="preserve">Instala en el router </w:t>
-      </w:r>
-      <w:r>
-        <w:rPr>
-          <w:rFonts w:ascii="Arial" w:eastAsia="Times New Roman" w:hAnsi="Arial" w:cs="Arial"/>
-          <w:b/>
-          <w:bCs/>
-          <w:sz w:val="20"/>
-          <w:szCs w:val="20"/>
-        </w:rPr>
-        <w:t>R1</w:t>
-      </w:r>
-      <w:r>
-        <w:rPr>
-          <w:rFonts w:ascii="Arial" w:eastAsia="Times New Roman" w:hAnsi="Arial" w:cs="Arial"/>
-          <w:sz w:val="20"/>
-          <w:szCs w:val="20"/>
-        </w:rPr>
-        <w:t xml:space="preserve"> una ruta por default hacia </w:t>
-      </w:r>
-      <w:r>
-        <w:rPr>
-          <w:rFonts w:ascii="Arial" w:eastAsia="Times New Roman" w:hAnsi="Arial" w:cs="Arial"/>
-          <w:b/>
-          <w:bCs/>
-          <w:sz w:val="20"/>
-          <w:szCs w:val="20"/>
-        </w:rPr>
-        <w:t>Internet</w:t>
-      </w:r>
-      <w:r>
-        <w:rPr>
-          <w:rFonts w:ascii="Arial" w:eastAsia="Times New Roman" w:hAnsi="Arial" w:cs="Arial"/>
-          <w:sz w:val="20"/>
-          <w:szCs w:val="20"/>
-        </w:rPr>
-        <w:t>.</w:t>
+          <w:rFonts w:ascii="Arial" w:hAnsi="Arial" w:cs="Arial"/>
+          <w:spacing w:val="-1"/>
+          <w:sz w:val="20"/>
+          <w:szCs w:val="20"/>
+        </w:rPr>
+      </w:pPr>
+      <w:r>
+        <w:rPr>
+          <w:rFonts w:ascii="Arial" w:hAnsi="Arial" w:cs="Arial"/>
+          <w:spacing w:val="-1"/>
+          <w:sz w:val="20"/>
+          <w:szCs w:val="20"/>
+        </w:rPr>
+        <w:t>Configur</w:t>
+      </w:r>
+      <w:r>
+        <w:rPr>
+          <w:rFonts w:ascii="Arial" w:hAnsi="Arial" w:cs="Arial"/>
+          <w:spacing w:val="-1"/>
+          <w:sz w:val="20"/>
+          <w:szCs w:val="20"/>
+        </w:rPr>
+        <w:t>e</w:t>
+      </w:r>
+      <w:r>
+        <w:rPr>
+          <w:rFonts w:ascii="Arial" w:hAnsi="Arial" w:cs="Arial"/>
+          <w:spacing w:val="-1"/>
+          <w:sz w:val="20"/>
+          <w:szCs w:val="20"/>
+        </w:rPr>
+        <w:t xml:space="preserve"> </w:t>
+      </w:r>
+      <w:r>
+        <w:rPr>
+          <w:rFonts w:ascii="Arial" w:hAnsi="Arial" w:cs="Arial"/>
+          <w:spacing w:val="-1"/>
+          <w:sz w:val="20"/>
+          <w:szCs w:val="20"/>
+        </w:rPr>
+        <w:t xml:space="preserve">el servidor DNS </w:t>
+      </w:r>
+      <w:r>
+        <w:rPr>
+          <w:rFonts w:ascii="Arial" w:hAnsi="Arial" w:cs="Arial"/>
+          <w:spacing w:val="-1"/>
+          <w:sz w:val="20"/>
+          <w:szCs w:val="20"/>
+        </w:rPr>
+        <w:t>con registros para</w:t>
+      </w:r>
+      <w:r>
+        <w:rPr>
+          <w:rFonts w:ascii="Arial" w:hAnsi="Arial" w:cs="Arial"/>
+          <w:spacing w:val="-1"/>
+          <w:sz w:val="20"/>
+          <w:szCs w:val="20"/>
+        </w:rPr>
+        <w:t xml:space="preserve"> el servidor de </w:t>
+      </w:r>
+      <w:r>
+        <w:rPr>
+          <w:rFonts w:ascii="Arial" w:hAnsi="Arial" w:cs="Arial"/>
+          <w:spacing w:val="-1"/>
+          <w:sz w:val="20"/>
+          <w:szCs w:val="20"/>
+        </w:rPr>
+        <w:t>Google, Empleados</w:t>
+      </w:r>
+      <w:r>
+        <w:rPr>
+          <w:rFonts w:ascii="Arial" w:hAnsi="Arial" w:cs="Arial"/>
+          <w:spacing w:val="-1"/>
+          <w:sz w:val="20"/>
+          <w:szCs w:val="20"/>
+        </w:rPr>
+        <w:t>,</w:t>
+      </w:r>
+      <w:r>
+        <w:rPr>
+          <w:rFonts w:ascii="Arial" w:hAnsi="Arial" w:cs="Arial"/>
+          <w:spacing w:val="-1"/>
+          <w:sz w:val="20"/>
+          <w:szCs w:val="20"/>
+        </w:rPr>
+        <w:t xml:space="preserve"> </w:t>
+      </w:r>
+      <w:r>
+        <w:rPr>
+          <w:rFonts w:ascii="Arial" w:hAnsi="Arial" w:cs="Arial"/>
+          <w:spacing w:val="-1"/>
+          <w:sz w:val="20"/>
+          <w:szCs w:val="20"/>
+        </w:rPr>
+        <w:t>Directivos</w:t>
+      </w:r>
+      <w:r>
+        <w:rPr>
+          <w:rFonts w:ascii="Arial" w:hAnsi="Arial" w:cs="Arial"/>
+          <w:spacing w:val="-1"/>
+          <w:sz w:val="20"/>
+          <w:szCs w:val="20"/>
+        </w:rPr>
+        <w:t xml:space="preserve"> y DNS.</w:t>
+      </w:r>
+      <w:r>
+        <w:rPr>
+          <w:rFonts w:ascii="Arial" w:hAnsi="Arial" w:cs="Arial"/>
+          <w:spacing w:val="-1"/>
+          <w:sz w:val="20"/>
+          <w:szCs w:val="20"/>
+        </w:rPr>
+        <w:t xml:space="preserve"> Active el servicio DNS.</w:t>
       </w:r>
     </w:p>
     <w:p>
       <w:pPr>
-        <w:pStyle w:val="ListParagraph"/>
-        <w:numPr>
-          <w:ilvl w:val="0"/>
-          <w:numId w:val="20"/>
-        </w:numPr>
-        <w:spacing w:line="360" w:lineRule="exact"/>
-        <w:ind w:right="196"/>
+        <w:pStyle w:val="BodyTextL25"/>
+        <w:spacing w:line="300" w:lineRule="exact"/>
         <w:jc w:val="both"/>
         <w:rPr>
-          <w:rFonts w:ascii="Arial" w:eastAsia="Times New Roman" w:hAnsi="Arial" w:cs="Arial"/>
-          <w:sz w:val="20"/>
-          <w:szCs w:val="20"/>
-        </w:rPr>
-      </w:pPr>
-      <w:r>
-        <w:rPr>
-          <w:rFonts w:ascii="Arial" w:eastAsia="Times New Roman" w:hAnsi="Arial" w:cs="Arial"/>
-          <w:sz w:val="20"/>
-          <w:szCs w:val="20"/>
-        </w:rPr>
-        <w:t>En el</w:t>
-      </w:r>
-      <w:r>
-        <w:rPr>
-          <w:rFonts w:ascii="Arial" w:eastAsia="Times New Roman" w:hAnsi="Arial" w:cs="Arial"/>
+          <w:rFonts w:cs="Arial"/>
+          <w:szCs w:val="20"/>
+          <w:lang w:val="es-MX"/>
+        </w:rPr>
+      </w:pPr>
+      <w:r>
+        <w:rPr>
+          <w:rFonts w:cs="Arial"/>
+          <w:szCs w:val="20"/>
+          <w:lang w:val="es-MX"/>
+        </w:rPr>
+        <w:t xml:space="preserve">En general, los registros DNS se realizan ante empresas, pero en esta actividad, usted controla el servidor </w:t>
+      </w:r>
+      <w:proofErr w:type="spellStart"/>
+      <w:r>
+        <w:rPr>
+          <w:rFonts w:cs="Arial"/>
           <w:b/>
-          <w:bCs/>
-          <w:sz w:val="20"/>
-          <w:szCs w:val="20"/>
-        </w:rPr>
-        <w:t xml:space="preserve"> ISP</w:t>
-      </w:r>
-      <w:r>
-        <w:rPr>
-          <w:rFonts w:ascii="Arial" w:eastAsia="Times New Roman" w:hAnsi="Arial" w:cs="Arial"/>
-          <w:sz w:val="20"/>
-          <w:szCs w:val="20"/>
-        </w:rPr>
-        <w:t xml:space="preserve"> configura rutas estáticas hacia las redes internas de la empresa.</w:t>
+          <w:szCs w:val="20"/>
+          <w:lang w:val="es-MX"/>
+        </w:rPr>
+        <w:t>dns</w:t>
+      </w:r>
+      <w:proofErr w:type="spellEnd"/>
+      <w:r>
+        <w:rPr>
+          <w:rFonts w:cs="Arial"/>
+          <w:szCs w:val="20"/>
+          <w:lang w:val="es-MX"/>
+        </w:rPr>
+        <w:t xml:space="preserve"> en Internet.</w:t>
       </w:r>
     </w:p>
     <w:p>
       <w:pPr>
-        <w:pStyle w:val="ListParagraph"/>
-        <w:numPr>
-          <w:ilvl w:val="0"/>
-          <w:numId w:val="20"/>
-        </w:numPr>
-        <w:spacing w:line="360" w:lineRule="exact"/>
-        <w:ind w:right="196"/>
-        <w:jc w:val="both"/>
-        <w:rPr>
-          <w:rFonts w:ascii="Arial" w:eastAsia="Times New Roman" w:hAnsi="Arial" w:cs="Arial"/>
-          <w:sz w:val="20"/>
-          <w:szCs w:val="20"/>
-        </w:rPr>
-      </w:pPr>
-      <w:r>
-        <w:rPr>
-          <w:rFonts w:ascii="Arial" w:hAnsi="Arial" w:cs="Arial"/>
-          <w:spacing w:val="-1"/>
-          <w:sz w:val="20"/>
-          <w:szCs w:val="20"/>
-        </w:rPr>
-        <w:t>Realiza pruebas de conectividad entre los dispositivos</w:t>
-      </w:r>
-      <w:r>
-        <w:rPr>
-          <w:rFonts w:ascii="Arial" w:hAnsi="Arial" w:cs="Arial"/>
-          <w:spacing w:val="-1"/>
-          <w:sz w:val="20"/>
-          <w:szCs w:val="20"/>
-        </w:rPr>
-        <w:t>,</w:t>
-      </w:r>
-      <w:r>
-        <w:rPr>
-          <w:rFonts w:ascii="Arial" w:hAnsi="Arial" w:cs="Arial"/>
-          <w:spacing w:val="-1"/>
-          <w:sz w:val="20"/>
-          <w:szCs w:val="20"/>
-        </w:rPr>
-        <w:t xml:space="preserve"> a la interface Loopback 0</w:t>
-      </w:r>
-      <w:r>
-        <w:rPr>
-          <w:rFonts w:ascii="Arial" w:hAnsi="Arial" w:cs="Arial"/>
-          <w:spacing w:val="-1"/>
-          <w:sz w:val="20"/>
-          <w:szCs w:val="20"/>
-        </w:rPr>
-        <w:t xml:space="preserve"> y hacia los sitios externos.</w:t>
-      </w:r>
-    </w:p>
-    <w:p>
-      <w:pPr>
-        <w:pStyle w:val="ListParagraph"/>
-        <w:numPr>
-          <w:ilvl w:val="0"/>
-          <w:numId w:val="20"/>
-        </w:numPr>
-        <w:spacing w:line="360" w:lineRule="exact"/>
-        <w:ind w:right="196"/>
-        <w:jc w:val="both"/>
-        <w:rPr>
-          <w:rFonts w:ascii="Arial" w:eastAsia="Times New Roman" w:hAnsi="Arial" w:cs="Arial"/>
-          <w:sz w:val="20"/>
-          <w:szCs w:val="20"/>
-        </w:rPr>
-      </w:pPr>
-      <w:r>
-        <w:rPr>
-          <w:rFonts w:ascii="Arial" w:hAnsi="Arial" w:cs="Arial"/>
-          <w:spacing w:val="-1"/>
-          <w:sz w:val="20"/>
-          <w:szCs w:val="20"/>
-        </w:rPr>
-        <w:t>Realiza pruebas de accesos por web a los servidores de empleados, directivos, Google y DNS utilizando su dirección IP.</w:t>
-      </w:r>
-    </w:p>
-    <w:p>
-      <w:pPr>
-        <w:pStyle w:val="ListParagraph"/>
-        <w:numPr>
-          <w:ilvl w:val="0"/>
-          <w:numId w:val="20"/>
-        </w:numPr>
-        <w:spacing w:line="360" w:lineRule="exact"/>
-        <w:ind w:right="196"/>
-        <w:jc w:val="both"/>
-        <w:rPr>
-          <w:rFonts w:ascii="Arial" w:eastAsia="Times New Roman" w:hAnsi="Arial" w:cs="Arial"/>
-          <w:sz w:val="20"/>
-          <w:szCs w:val="20"/>
-        </w:rPr>
-      </w:pPr>
-      <w:r>
-        <w:rPr>
-          <w:rFonts w:ascii="Arial" w:eastAsia="Times New Roman" w:hAnsi="Arial" w:cs="Arial"/>
-          <w:sz w:val="20"/>
-          <w:szCs w:val="20"/>
-        </w:rPr>
-        <w:t xml:space="preserve">Habilita el servicio </w:t>
-      </w:r>
-      <w:r>
-        <w:rPr>
-          <w:rFonts w:ascii="Arial" w:eastAsia="Times New Roman" w:hAnsi="Arial" w:cs="Arial"/>
-          <w:b/>
-          <w:bCs/>
-          <w:sz w:val="20"/>
-          <w:szCs w:val="20"/>
-        </w:rPr>
-        <w:t>HTTP</w:t>
-      </w:r>
-      <w:r>
-        <w:rPr>
-          <w:rFonts w:ascii="Arial" w:eastAsia="Times New Roman" w:hAnsi="Arial" w:cs="Arial"/>
-          <w:sz w:val="20"/>
-          <w:szCs w:val="20"/>
-        </w:rPr>
-        <w:t xml:space="preserve"> y </w:t>
-      </w:r>
-      <w:r>
-        <w:rPr>
-          <w:rFonts w:ascii="Arial" w:eastAsia="Times New Roman" w:hAnsi="Arial" w:cs="Arial"/>
-          <w:b/>
-          <w:bCs/>
-          <w:sz w:val="20"/>
-          <w:szCs w:val="20"/>
-        </w:rPr>
-        <w:t>HTTPs</w:t>
-      </w:r>
-      <w:r>
-        <w:rPr>
-          <w:rFonts w:ascii="Arial" w:eastAsia="Times New Roman" w:hAnsi="Arial" w:cs="Arial"/>
-          <w:sz w:val="20"/>
-          <w:szCs w:val="20"/>
-        </w:rPr>
-        <w:t xml:space="preserve"> en todos los servidores.</w:t>
-      </w:r>
-    </w:p>
-    <w:p>
-      <w:pPr>
-        <w:spacing w:line="360" w:lineRule="exact"/>
-        <w:ind w:right="196"/>
-        <w:jc w:val="both"/>
-        <w:rPr>
-          <w:rFonts w:ascii="Arial" w:eastAsia="Times New Roman" w:hAnsi="Arial" w:cs="Arial"/>
-          <w:sz w:val="20"/>
-          <w:szCs w:val="20"/>
-        </w:rPr>
-      </w:pPr>
-    </w:p>
-    <w:p>
-      <w:pPr>
-        <w:spacing w:line="360" w:lineRule="exact"/>
-        <w:ind w:right="196"/>
-        <w:jc w:val="both"/>
-        <w:rPr>
-          <w:rFonts w:ascii="Arial" w:eastAsia="Times New Roman" w:hAnsi="Arial" w:cs="Arial"/>
-          <w:sz w:val="20"/>
-          <w:szCs w:val="20"/>
-        </w:rPr>
-      </w:pPr>
-    </w:p>
-    <w:p>
-      <w:pPr>
-        <w:pStyle w:val="ListParagraph"/>
-        <w:numPr>
-          <w:ilvl w:val="0"/>
-          <w:numId w:val="20"/>
-        </w:numPr>
-        <w:spacing w:line="360" w:lineRule="exact"/>
-        <w:ind w:right="196"/>
-        <w:jc w:val="both"/>
-        <w:rPr>
-          <w:rFonts w:ascii="Arial" w:hAnsi="Arial" w:cs="Arial"/>
-          <w:spacing w:val="-1"/>
-          <w:sz w:val="20"/>
-          <w:szCs w:val="20"/>
-        </w:rPr>
-      </w:pPr>
-      <w:r>
-        <w:rPr>
-          <w:rFonts w:ascii="Arial" w:eastAsia="Times New Roman" w:hAnsi="Arial" w:cs="Arial"/>
-          <w:sz w:val="20"/>
-          <w:szCs w:val="20"/>
-        </w:rPr>
-        <w:t xml:space="preserve">Configura la IP estática, máscara de subred, default-gateway y servidor dns del servidor </w:t>
-      </w:r>
-      <w:r>
-        <w:rPr>
-          <w:rFonts w:ascii="Arial" w:eastAsia="Times New Roman" w:hAnsi="Arial" w:cs="Arial"/>
-          <w:b/>
-          <w:bCs/>
-          <w:sz w:val="20"/>
-          <w:szCs w:val="20"/>
-        </w:rPr>
-        <w:t>DNSServer.com</w:t>
-      </w:r>
-    </w:p>
-    <w:p>
-      <w:pPr>
-        <w:pStyle w:val="ListParagraph"/>
-        <w:numPr>
-          <w:ilvl w:val="0"/>
-          <w:numId w:val="20"/>
-        </w:numPr>
-        <w:spacing w:line="360" w:lineRule="exact"/>
-        <w:ind w:right="196"/>
-        <w:jc w:val="both"/>
-        <w:rPr>
-          <w:rFonts w:ascii="Arial" w:hAnsi="Arial" w:cs="Arial"/>
-          <w:spacing w:val="-1"/>
-          <w:sz w:val="20"/>
-          <w:szCs w:val="20"/>
-        </w:rPr>
-      </w:pPr>
-      <w:r>
-        <w:rPr>
-          <w:rFonts w:ascii="Arial" w:hAnsi="Arial" w:cs="Arial"/>
-          <w:spacing w:val="-1"/>
-          <w:sz w:val="20"/>
-          <w:szCs w:val="20"/>
-        </w:rPr>
-        <w:t xml:space="preserve">Configurar </w:t>
-      </w:r>
-      <w:r>
-        <w:rPr>
-          <w:rFonts w:ascii="Arial" w:hAnsi="Arial" w:cs="Arial"/>
-          <w:spacing w:val="-1"/>
-          <w:sz w:val="20"/>
-          <w:szCs w:val="20"/>
-        </w:rPr>
-        <w:t xml:space="preserve">el servidor DNS </w:t>
-      </w:r>
-      <w:r>
-        <w:rPr>
-          <w:rFonts w:ascii="Arial" w:hAnsi="Arial" w:cs="Arial"/>
-          <w:spacing w:val="-1"/>
-          <w:sz w:val="20"/>
-          <w:szCs w:val="20"/>
-        </w:rPr>
-        <w:t>con registros para</w:t>
-      </w:r>
-      <w:r>
-        <w:rPr>
-          <w:rFonts w:ascii="Arial" w:hAnsi="Arial" w:cs="Arial"/>
-          <w:spacing w:val="-1"/>
-          <w:sz w:val="20"/>
-          <w:szCs w:val="20"/>
-        </w:rPr>
-        <w:t xml:space="preserve"> el servidor de </w:t>
-      </w:r>
-      <w:r>
-        <w:rPr>
-          <w:rFonts w:ascii="Arial" w:hAnsi="Arial" w:cs="Arial"/>
-          <w:spacing w:val="-1"/>
-          <w:sz w:val="20"/>
-          <w:szCs w:val="20"/>
-        </w:rPr>
-        <w:t>Google, Empleados</w:t>
-      </w:r>
-      <w:r>
-        <w:rPr>
-          <w:rFonts w:ascii="Arial" w:hAnsi="Arial" w:cs="Arial"/>
-          <w:spacing w:val="-1"/>
-          <w:sz w:val="20"/>
-          <w:szCs w:val="20"/>
-        </w:rPr>
-        <w:t>,</w:t>
-      </w:r>
-      <w:r>
-        <w:rPr>
-          <w:rFonts w:ascii="Arial" w:hAnsi="Arial" w:cs="Arial"/>
-          <w:spacing w:val="-1"/>
-          <w:sz w:val="20"/>
-          <w:szCs w:val="20"/>
-        </w:rPr>
-        <w:t xml:space="preserve"> </w:t>
-      </w:r>
-      <w:r>
-        <w:rPr>
-          <w:rFonts w:ascii="Arial" w:hAnsi="Arial" w:cs="Arial"/>
-          <w:spacing w:val="-1"/>
-          <w:sz w:val="20"/>
-          <w:szCs w:val="20"/>
-        </w:rPr>
-        <w:t>Directivos</w:t>
-      </w:r>
-      <w:r>
-        <w:rPr>
-          <w:rFonts w:ascii="Arial" w:hAnsi="Arial" w:cs="Arial"/>
-          <w:spacing w:val="-1"/>
-          <w:sz w:val="20"/>
-          <w:szCs w:val="20"/>
-        </w:rPr>
-        <w:t xml:space="preserve"> y DNS.</w:t>
-      </w:r>
-      <w:r>
-        <w:rPr>
-          <w:rFonts w:ascii="Arial" w:hAnsi="Arial" w:cs="Arial"/>
-          <w:spacing w:val="-1"/>
-          <w:sz w:val="20"/>
-          <w:szCs w:val="20"/>
-        </w:rPr>
-        <w:t xml:space="preserve"> Active el servicio DNS.</w:t>
-      </w:r>
-    </w:p>
-    <w:p>
-      <w:pPr>
-        <w:pStyle w:val="BodyTextL25"/>
+        <w:pStyle w:val="SubStepAlpha"/>
         <w:spacing w:line="300" w:lineRule="exact"/>
         <w:rPr>
           <w:rFonts w:cs="Arial"/>
           <w:szCs w:val="20"/>
-          <w:lang w:val="es-MX"/>
         </w:rPr>
       </w:pPr>
       <w:r>
         <w:rPr>
           <w:rFonts w:cs="Arial"/>
           <w:szCs w:val="20"/>
-          <w:lang w:val="es-MX"/>
-        </w:rPr>
-        <w:t xml:space="preserve">En general, los registros DNS se realizan ante empresas, pero en esta actividad, usted controla el servidor </w:t>
-      </w:r>
+        </w:rPr>
+        <w:t xml:space="preserve">Haga clic en </w:t>
+      </w:r>
+      <w:proofErr w:type="spellStart"/>
       <w:r>
         <w:rPr>
           <w:rFonts w:cs="Arial"/>
           <w:b/>
           <w:szCs w:val="20"/>
-          <w:lang w:val="es-MX"/>
-        </w:rPr>
-        <w:t>dns</w:t>
-      </w:r>
-      <w:r>
-        <w:rPr>
-          <w:rFonts w:cs="Arial"/>
-          <w:szCs w:val="20"/>
-          <w:lang w:val="es-MX"/>
-        </w:rPr>
-        <w:t xml:space="preserve"> en Internet.</w:t>
-      </w:r>
-    </w:p>
-    <w:p>
-      <w:pPr>
-        <w:pStyle w:val="SubStepAlpha"/>
-        <w:spacing w:line="300" w:lineRule="exact"/>
-        <w:rPr>
-          <w:rFonts w:cs="Arial"/>
-          <w:szCs w:val="20"/>
-        </w:rPr>
-      </w:pPr>
-      <w:r>
-        <w:rPr>
-          <w:rFonts w:cs="Arial"/>
-          <w:szCs w:val="20"/>
-        </w:rPr>
-        <w:t xml:space="preserve">Haga clic en </w:t>
-      </w:r>
-      <w:r>
-        <w:rPr>
-          <w:rFonts w:cs="Arial"/>
-          <w:b/>
-          <w:szCs w:val="20"/>
         </w:rPr>
         <w:t>DNSServer</w:t>
       </w:r>
+      <w:proofErr w:type="spellEnd"/>
       <w:r>
         <w:rPr>
           <w:rFonts w:cs="Arial"/>
@@ -4628,6 +6490,7 @@
         </w:rPr>
         <w:t xml:space="preserve">Cierre la ventana </w:t>
       </w:r>
+      <w:proofErr w:type="spellStart"/>
       <w:r>
         <w:rPr>
           <w:rFonts w:cs="Arial"/>
@@ -4636,6 +6499,7 @@
         </w:rPr>
         <w:t>DNSServer</w:t>
       </w:r>
+      <w:proofErr w:type="spellEnd"/>
       <w:r>
         <w:rPr>
           <w:rFonts w:cs="Arial"/>
@@ -4643,6 +6507,58 @@
         </w:rPr>
         <w:t>.</w:t>
       </w:r>
+    </w:p>
+    <w:p>
+      <w:pPr>
+        <w:spacing w:line="360" w:lineRule="exact"/>
+        <w:ind w:right="196"/>
+        <w:jc w:val="both"/>
+        <w:rPr>
+          <w:rFonts w:ascii="Arial" w:hAnsi="Arial" w:cs="Arial"/>
+          <w:spacing w:val="-1"/>
+          <w:sz w:val="20"/>
+          <w:szCs w:val="20"/>
+        </w:rPr>
+      </w:pPr>
+    </w:p>
+    <w:p>
+      <w:pPr>
+        <w:spacing w:line="360" w:lineRule="exact"/>
+        <w:ind w:right="196"/>
+        <w:jc w:val="both"/>
+        <w:rPr>
+          <w:rFonts w:ascii="Arial" w:hAnsi="Arial" w:cs="Arial"/>
+          <w:spacing w:val="-1"/>
+          <w:sz w:val="20"/>
+          <w:szCs w:val="20"/>
+        </w:rPr>
+      </w:pPr>
+    </w:p>
+    <w:p>
+      <w:pPr>
+        <w:spacing w:line="360" w:lineRule="exact"/>
+        <w:ind w:right="196"/>
+        <w:jc w:val="both"/>
+        <w:rPr>
+          <w:rFonts w:ascii="Arial" w:hAnsi="Arial" w:cs="Arial"/>
+          <w:spacing w:val="-1"/>
+          <w:sz w:val="20"/>
+          <w:szCs w:val="20"/>
+        </w:rPr>
+      </w:pPr>
+    </w:p>
+    <w:p>
+      <w:pPr>
+        <w:spacing w:line="360" w:lineRule="exact"/>
+        <w:ind w:right="196"/>
+        <w:jc w:val="both"/>
+        <w:rPr>
+          <w:rFonts w:ascii="Arial" w:hAnsi="Arial" w:cs="Arial"/>
+          <w:spacing w:val="-1"/>
+          <w:sz w:val="20"/>
+          <w:szCs w:val="20"/>
+        </w:rPr>
+      </w:pPr>
     </w:p>
     <w:p>
       <w:pPr>
@@ -4677,13 +6593,537 @@
         <w:ind w:right="196"/>
         <w:jc w:val="both"/>
         <w:rPr>
+          <w:rFonts w:ascii="Arial" w:hAnsi="Arial" w:cs="Arial"/>
+          <w:spacing w:val="-1"/>
+          <w:sz w:val="20"/>
+          <w:szCs w:val="20"/>
+        </w:rPr>
+      </w:pPr>
+    </w:p>
+    <w:tbl>
+      <w:tblPr>
+        <w:tblW w:w="0" w:type="auto"/>
+        <w:tblInd w:w="355" w:type="dxa"/>
+        <w:tblBorders>
+          <w:top w:val="single" w:sz="4" w:space="0" w:color="auto"/>
+          <w:left w:val="single" w:sz="4" w:space="0" w:color="auto"/>
+          <w:bottom w:val="single" w:sz="4" w:space="0" w:color="auto"/>
+          <w:right w:val="single" w:sz="4" w:space="0" w:color="auto"/>
+          <w:insideH w:val="single" w:sz="4" w:space="0" w:color="auto"/>
+          <w:insideV w:val="single" w:sz="4" w:space="0" w:color="auto"/>
+        </w:tblBorders>
+        <w:tblLook w:val="01E0" w:firstRow="1" w:lastRow="1" w:firstColumn="1" w:lastColumn="1" w:noHBand="0" w:noVBand="0"/>
+      </w:tblPr>
+      <w:tblGrid>
+        <w:gridCol w:w="2117"/>
+        <w:gridCol w:w="3105"/>
+        <w:gridCol w:w="1984"/>
+      </w:tblGrid>
+      <w:tr>
+        <w:trPr>
+          <w:trHeight w:val="397"/>
+        </w:trPr>
+        <w:tc>
+          <w:tcPr>
+            <w:tcW w:w="2117" w:type="dxa"/>
+            <w:vAlign w:val="center"/>
+          </w:tcPr>
+          <w:p>
+            <w:pPr>
+              <w:spacing w:line="300" w:lineRule="exact"/>
+              <w:jc w:val="center"/>
+              <w:rPr>
+                <w:rFonts w:ascii="Arial" w:hAnsi="Arial" w:cs="Arial"/>
+                <w:b/>
+                <w:color w:val="000000"/>
+                <w:sz w:val="20"/>
+                <w:szCs w:val="20"/>
+              </w:rPr>
+            </w:pPr>
+            <w:r>
+              <w:rPr>
+                <w:rFonts w:ascii="Arial" w:hAnsi="Arial" w:cs="Arial"/>
+                <w:b/>
+                <w:color w:val="000000"/>
+                <w:sz w:val="20"/>
+                <w:szCs w:val="20"/>
+              </w:rPr>
+              <w:t>Desde</w:t>
+            </w:r>
+          </w:p>
+        </w:tc>
+        <w:tc>
+          <w:tcPr>
+            <w:tcW w:w="3105" w:type="dxa"/>
+            <w:vAlign w:val="center"/>
+          </w:tcPr>
+          <w:p>
+            <w:pPr>
+              <w:spacing w:line="300" w:lineRule="exact"/>
+              <w:jc w:val="center"/>
+              <w:rPr>
+                <w:rFonts w:ascii="Arial" w:hAnsi="Arial" w:cs="Arial"/>
+                <w:b/>
+                <w:color w:val="000000"/>
+                <w:sz w:val="20"/>
+                <w:szCs w:val="20"/>
+              </w:rPr>
+            </w:pPr>
+            <w:r>
+              <w:rPr>
+                <w:rFonts w:ascii="Arial" w:hAnsi="Arial" w:cs="Arial"/>
+                <w:b/>
+                <w:color w:val="000000"/>
+                <w:sz w:val="20"/>
+                <w:szCs w:val="20"/>
+              </w:rPr>
+              <w:t>Hacia</w:t>
+            </w:r>
+          </w:p>
+        </w:tc>
+        <w:tc>
+          <w:tcPr>
+            <w:tcW w:w="1984" w:type="dxa"/>
+            <w:vAlign w:val="center"/>
+          </w:tcPr>
+          <w:p>
+            <w:pPr>
+              <w:spacing w:line="300" w:lineRule="exact"/>
+              <w:jc w:val="center"/>
+              <w:rPr>
+                <w:rFonts w:ascii="Arial" w:hAnsi="Arial" w:cs="Arial"/>
+                <w:b/>
+                <w:color w:val="000000"/>
+                <w:sz w:val="20"/>
+                <w:szCs w:val="20"/>
+              </w:rPr>
+            </w:pPr>
+            <w:r>
+              <w:rPr>
+                <w:rFonts w:ascii="Arial" w:hAnsi="Arial" w:cs="Arial"/>
+                <w:b/>
+                <w:color w:val="000000"/>
+                <w:sz w:val="20"/>
+                <w:szCs w:val="20"/>
+              </w:rPr>
+              <w:t>Web Browser</w:t>
+            </w:r>
+            <w:r>
+              <w:rPr>
+                <w:rFonts w:ascii="Arial" w:hAnsi="Arial" w:cs="Arial"/>
+                <w:b/>
+                <w:color w:val="000000"/>
+                <w:sz w:val="20"/>
+                <w:szCs w:val="20"/>
+              </w:rPr>
+              <w:t xml:space="preserve"> </w:t>
+            </w:r>
+          </w:p>
+          <w:p>
+            <w:pPr>
+              <w:spacing w:line="300" w:lineRule="exact"/>
+              <w:jc w:val="center"/>
+              <w:rPr>
+                <w:rFonts w:ascii="Arial" w:hAnsi="Arial" w:cs="Arial"/>
+                <w:b/>
+                <w:color w:val="000000"/>
+                <w:sz w:val="20"/>
+                <w:szCs w:val="20"/>
+              </w:rPr>
+            </w:pPr>
+            <w:r>
+              <w:rPr>
+                <w:rFonts w:ascii="Arial" w:hAnsi="Arial" w:cs="Arial"/>
+                <w:sz w:val="20"/>
+                <w:szCs w:val="20"/>
+              </w:rPr>
+              <w:t>(</w:t>
+            </w:r>
+            <w:proofErr w:type="spellStart"/>
+            <w:r>
+              <w:rPr>
+                <w:rFonts w:ascii="Arial" w:hAnsi="Arial" w:cs="Arial"/>
+                <w:sz w:val="20"/>
+                <w:szCs w:val="20"/>
+              </w:rPr>
+              <w:t>Fail</w:t>
+            </w:r>
+            <w:proofErr w:type="spellEnd"/>
+            <w:r>
+              <w:rPr>
+                <w:rFonts w:ascii="Arial" w:hAnsi="Arial" w:cs="Arial"/>
+                <w:sz w:val="20"/>
+                <w:szCs w:val="20"/>
+              </w:rPr>
+              <w:t xml:space="preserve"> / </w:t>
+            </w:r>
+            <w:proofErr w:type="spellStart"/>
+            <w:r>
+              <w:rPr>
+                <w:rFonts w:ascii="Arial" w:hAnsi="Arial" w:cs="Arial"/>
+                <w:sz w:val="20"/>
+                <w:szCs w:val="20"/>
+              </w:rPr>
+              <w:t>Success</w:t>
+            </w:r>
+            <w:proofErr w:type="spellEnd"/>
+            <w:r>
+              <w:rPr>
+                <w:rFonts w:ascii="Arial" w:hAnsi="Arial" w:cs="Arial"/>
+                <w:sz w:val="20"/>
+                <w:szCs w:val="20"/>
+              </w:rPr>
+              <w:t>)</w:t>
+            </w:r>
+          </w:p>
+        </w:tc>
+      </w:tr>
+      <w:tr>
+        <w:trPr>
+          <w:trHeight w:val="397"/>
+        </w:trPr>
+        <w:tc>
+          <w:tcPr>
+            <w:tcW w:w="2117" w:type="dxa"/>
+            <w:vAlign w:val="center"/>
+          </w:tcPr>
+          <w:p>
+            <w:pPr>
+              <w:spacing w:line="300" w:lineRule="exact"/>
+              <w:jc w:val="center"/>
+              <w:rPr>
+                <w:rFonts w:ascii="Arial" w:hAnsi="Arial" w:cs="Arial"/>
+                <w:color w:val="000000"/>
+                <w:sz w:val="20"/>
+                <w:szCs w:val="20"/>
+              </w:rPr>
+            </w:pPr>
+            <w:r>
+              <w:rPr>
+                <w:rFonts w:ascii="Arial" w:hAnsi="Arial" w:cs="Arial"/>
+                <w:color w:val="000000"/>
+                <w:sz w:val="20"/>
+                <w:szCs w:val="20"/>
+              </w:rPr>
+              <w:t>Laptop0</w:t>
+            </w:r>
+          </w:p>
+        </w:tc>
+        <w:tc>
+          <w:tcPr>
+            <w:tcW w:w="3105" w:type="dxa"/>
+            <w:vAlign w:val="center"/>
+          </w:tcPr>
+          <w:p>
+            <w:pPr>
+              <w:spacing w:line="300" w:lineRule="exact"/>
+              <w:jc w:val="center"/>
+              <w:rPr>
+                <w:rFonts w:ascii="Arial" w:hAnsi="Arial" w:cs="Arial"/>
+                <w:color w:val="000000"/>
+                <w:sz w:val="20"/>
+                <w:szCs w:val="20"/>
+                <w:lang w:val="en-US"/>
+              </w:rPr>
+            </w:pPr>
+            <w:r>
+              <w:rPr>
+                <w:rFonts w:ascii="Arial" w:hAnsi="Arial" w:cs="Arial"/>
+                <w:color w:val="000000"/>
+                <w:sz w:val="20"/>
+                <w:szCs w:val="20"/>
+              </w:rPr>
+              <w:t>www.empleados.com</w:t>
+            </w:r>
+          </w:p>
+        </w:tc>
+        <w:tc>
+          <w:tcPr>
+            <w:tcW w:w="1984" w:type="dxa"/>
+            <w:vAlign w:val="center"/>
+          </w:tcPr>
+          <w:p>
+            <w:pPr>
+              <w:spacing w:line="300" w:lineRule="exact"/>
+              <w:rPr>
+                <w:rFonts w:ascii="Arial" w:hAnsi="Arial" w:cs="Arial"/>
+                <w:color w:val="FF0000"/>
+                <w:sz w:val="20"/>
+                <w:szCs w:val="20"/>
+              </w:rPr>
+            </w:pPr>
+          </w:p>
+        </w:tc>
+      </w:tr>
+      <w:tr>
+        <w:trPr>
+          <w:trHeight w:val="397"/>
+        </w:trPr>
+        <w:tc>
+          <w:tcPr>
+            <w:tcW w:w="2117" w:type="dxa"/>
+            <w:vAlign w:val="center"/>
+          </w:tcPr>
+          <w:p>
+            <w:pPr>
+              <w:spacing w:line="300" w:lineRule="exact"/>
+              <w:jc w:val="center"/>
+              <w:rPr>
+                <w:rFonts w:ascii="Arial" w:hAnsi="Arial" w:cs="Arial"/>
+                <w:color w:val="000000"/>
+                <w:sz w:val="20"/>
+                <w:szCs w:val="20"/>
+              </w:rPr>
+            </w:pPr>
+            <w:r>
+              <w:rPr>
+                <w:rFonts w:ascii="Arial" w:hAnsi="Arial" w:cs="Arial"/>
+                <w:color w:val="000000"/>
+                <w:sz w:val="20"/>
+                <w:szCs w:val="20"/>
+              </w:rPr>
+              <w:t>Laptop0</w:t>
+            </w:r>
+          </w:p>
+        </w:tc>
+        <w:tc>
+          <w:tcPr>
+            <w:tcW w:w="3105" w:type="dxa"/>
+            <w:vAlign w:val="center"/>
+          </w:tcPr>
+          <w:p>
+            <w:pPr>
+              <w:spacing w:line="300" w:lineRule="exact"/>
+              <w:jc w:val="center"/>
+              <w:rPr>
+                <w:rFonts w:ascii="Arial" w:hAnsi="Arial" w:cs="Arial"/>
+                <w:color w:val="000000"/>
+                <w:sz w:val="20"/>
+                <w:szCs w:val="20"/>
+                <w:lang w:val="en-US"/>
+              </w:rPr>
+            </w:pPr>
+            <w:r>
+              <w:rPr>
+                <w:rFonts w:ascii="Arial" w:hAnsi="Arial" w:cs="Arial"/>
+                <w:color w:val="000000"/>
+                <w:sz w:val="20"/>
+                <w:szCs w:val="20"/>
+              </w:rPr>
+              <w:t>www.directivos.com</w:t>
+            </w:r>
+          </w:p>
+        </w:tc>
+        <w:tc>
+          <w:tcPr>
+            <w:tcW w:w="1984" w:type="dxa"/>
+            <w:vAlign w:val="center"/>
+          </w:tcPr>
+          <w:p>
+            <w:pPr>
+              <w:spacing w:line="300" w:lineRule="exact"/>
+              <w:rPr>
+                <w:rFonts w:ascii="Arial" w:hAnsi="Arial" w:cs="Arial"/>
+                <w:color w:val="FF0000"/>
+                <w:sz w:val="20"/>
+                <w:szCs w:val="20"/>
+              </w:rPr>
+            </w:pPr>
+          </w:p>
+        </w:tc>
+      </w:tr>
+      <w:tr>
+        <w:trPr>
+          <w:trHeight w:val="397"/>
+        </w:trPr>
+        <w:tc>
+          <w:tcPr>
+            <w:tcW w:w="2117" w:type="dxa"/>
+            <w:vAlign w:val="center"/>
+          </w:tcPr>
+          <w:p>
+            <w:pPr>
+              <w:spacing w:line="300" w:lineRule="exact"/>
+              <w:jc w:val="center"/>
+              <w:rPr>
+                <w:rFonts w:ascii="Arial" w:hAnsi="Arial" w:cs="Arial"/>
+                <w:color w:val="000000"/>
+                <w:sz w:val="20"/>
+                <w:szCs w:val="20"/>
+              </w:rPr>
+            </w:pPr>
+            <w:r>
+              <w:rPr>
+                <w:rFonts w:ascii="Arial" w:hAnsi="Arial" w:cs="Arial"/>
+                <w:color w:val="000000"/>
+                <w:sz w:val="20"/>
+                <w:szCs w:val="20"/>
+              </w:rPr>
+              <w:t>Laptop0</w:t>
+            </w:r>
+          </w:p>
+        </w:tc>
+        <w:tc>
+          <w:tcPr>
+            <w:tcW w:w="3105" w:type="dxa"/>
+            <w:vAlign w:val="center"/>
+          </w:tcPr>
+          <w:p>
+            <w:pPr>
+              <w:spacing w:line="300" w:lineRule="exact"/>
+              <w:jc w:val="center"/>
+              <w:rPr>
+                <w:rFonts w:ascii="Arial" w:hAnsi="Arial" w:cs="Arial"/>
+                <w:color w:val="000000"/>
+                <w:sz w:val="20"/>
+                <w:szCs w:val="20"/>
+              </w:rPr>
+            </w:pPr>
+            <w:r>
+              <w:rPr>
+                <w:rFonts w:ascii="Arial" w:hAnsi="Arial" w:cs="Arial"/>
+                <w:color w:val="000000"/>
+                <w:sz w:val="20"/>
+                <w:szCs w:val="20"/>
+              </w:rPr>
+              <w:t>www.google.com</w:t>
+            </w:r>
+          </w:p>
+        </w:tc>
+        <w:tc>
+          <w:tcPr>
+            <w:tcW w:w="1984" w:type="dxa"/>
+            <w:vAlign w:val="center"/>
+          </w:tcPr>
+          <w:p>
+            <w:pPr>
+              <w:spacing w:line="300" w:lineRule="exact"/>
+              <w:rPr>
+                <w:rFonts w:ascii="Arial" w:hAnsi="Arial" w:cs="Arial"/>
+                <w:color w:val="FF0000"/>
+                <w:sz w:val="20"/>
+                <w:szCs w:val="20"/>
+              </w:rPr>
+            </w:pPr>
+          </w:p>
+        </w:tc>
+      </w:tr>
+      <w:tr>
+        <w:trPr>
+          <w:trHeight w:val="397"/>
+        </w:trPr>
+        <w:tc>
+          <w:tcPr>
+            <w:tcW w:w="2117" w:type="dxa"/>
+            <w:vAlign w:val="center"/>
+          </w:tcPr>
+          <w:p>
+            <w:pPr>
+              <w:spacing w:line="300" w:lineRule="exact"/>
+              <w:jc w:val="center"/>
+              <w:rPr>
+                <w:rFonts w:ascii="Arial" w:hAnsi="Arial" w:cs="Arial"/>
+                <w:color w:val="000000"/>
+                <w:sz w:val="20"/>
+                <w:szCs w:val="20"/>
+              </w:rPr>
+            </w:pPr>
+            <w:r>
+              <w:rPr>
+                <w:rFonts w:ascii="Arial" w:hAnsi="Arial" w:cs="Arial"/>
+                <w:color w:val="000000"/>
+                <w:sz w:val="20"/>
+                <w:szCs w:val="20"/>
+              </w:rPr>
+              <w:t>Laptop0</w:t>
+            </w:r>
+          </w:p>
+        </w:tc>
+        <w:tc>
+          <w:tcPr>
+            <w:tcW w:w="3105" w:type="dxa"/>
+            <w:vAlign w:val="center"/>
+          </w:tcPr>
+          <w:p>
+            <w:pPr>
+              <w:spacing w:line="300" w:lineRule="exact"/>
+              <w:jc w:val="center"/>
+              <w:rPr>
+                <w:rFonts w:ascii="Arial" w:hAnsi="Arial" w:cs="Arial"/>
+                <w:color w:val="000000"/>
+                <w:sz w:val="20"/>
+                <w:szCs w:val="20"/>
+              </w:rPr>
+            </w:pPr>
+            <w:r>
+              <w:rPr>
+                <w:rFonts w:ascii="Arial" w:hAnsi="Arial" w:cs="Arial"/>
+                <w:color w:val="000000"/>
+                <w:sz w:val="20"/>
+                <w:szCs w:val="20"/>
+              </w:rPr>
+              <w:t>DNSserver.com</w:t>
+            </w:r>
+          </w:p>
+        </w:tc>
+        <w:tc>
+          <w:tcPr>
+            <w:tcW w:w="1984" w:type="dxa"/>
+            <w:vAlign w:val="center"/>
+          </w:tcPr>
+          <w:p>
+            <w:pPr>
+              <w:spacing w:line="300" w:lineRule="exact"/>
+              <w:rPr>
+                <w:rFonts w:ascii="Arial" w:hAnsi="Arial" w:cs="Arial"/>
+                <w:color w:val="FF0000"/>
+                <w:sz w:val="20"/>
+                <w:szCs w:val="20"/>
+              </w:rPr>
+            </w:pPr>
+          </w:p>
+        </w:tc>
+      </w:tr>
+    </w:tbl>
+    <w:p>
+      <w:pPr>
+        <w:spacing w:line="360" w:lineRule="exact"/>
+        <w:ind w:right="196"/>
+        <w:jc w:val="both"/>
+        <w:rPr>
+          <w:rFonts w:ascii="Arial" w:hAnsi="Arial" w:cs="Arial"/>
+          <w:spacing w:val="-1"/>
+          <w:sz w:val="20"/>
+          <w:szCs w:val="20"/>
+        </w:rPr>
+      </w:pPr>
+    </w:p>
+    <w:p>
+      <w:pPr>
+        <w:spacing w:line="360" w:lineRule="exact"/>
+        <w:ind w:right="196"/>
+        <w:jc w:val="both"/>
+        <w:rPr>
+          <w:rFonts w:ascii="Arial" w:hAnsi="Arial" w:cs="Arial"/>
+          <w:spacing w:val="-1"/>
+          <w:sz w:val="20"/>
+          <w:szCs w:val="20"/>
+        </w:rPr>
+      </w:pPr>
+    </w:p>
+    <w:p>
+      <w:pPr>
+        <w:spacing w:line="360" w:lineRule="exact"/>
+        <w:ind w:right="196"/>
+        <w:jc w:val="both"/>
+        <w:rPr>
           <w:rFonts w:ascii="Arial" w:eastAsia="Times New Roman" w:hAnsi="Arial" w:cs="Arial"/>
           <w:lang w:val="es-ES"/>
         </w:rPr>
       </w:pPr>
     </w:p>
     <w:sectPr>
-      <w:footerReference w:type="default" r:id="rId12"/>
+      <w:footerReference w:type="default" r:id="rId9"/>
       <w:pgSz w:w="12240" w:h="15840"/>
       <w:pgMar w:top="284" w:right="1080" w:bottom="993" w:left="1080" w:header="0" w:footer="1696" w:gutter="0"/>
       <w:cols w:space="720"/>
@@ -4694,7 +7134,7 @@
 </file>
 
 <file path=word/endnotes.xml><?xml version="1.0" encoding="utf-8"?>
-<w:endnotes xmlns:wpc="http://schemas.microsoft.com/office/word/2010/wordprocessingCanvas" xmlns:cx="http://schemas.microsoft.com/office/drawing/2014/chartex" xmlns:cx1="http://schemas.microsoft.com/office/drawing/2015/9/8/chartex" xmlns:cx2="http://schemas.microsoft.com/office/drawing/2015/10/21/chartex" xmlns:cx3="http://schemas.microsoft.com/office/drawing/2016/5/9/chartex" xmlns:cx4="http://schemas.microsoft.com/office/drawing/2016/5/10/chartex" xmlns:cx5="http://schemas.microsoft.com/office/drawing/2016/5/11/chartex" xmlns:cx6="http://schemas.microsoft.com/office/drawing/2016/5/12/chartex" xmlns:cx7="http://schemas.microsoft.com/office/drawing/2016/5/13/chartex" xmlns:cx8="http://schemas.microsoft.com/office/drawing/2016/5/14/chartex" xmlns:mc="http://schemas.openxmlformats.org/markup-compatibility/2006" xmlns:aink="http://schemas.microsoft.com/office/drawing/2016/ink" xmlns:am3d="http://schemas.microsoft.com/office/drawing/2017/model3d" xmlns:o="urn:schemas-microsoft-com:office:office" xmlns:oel="http://schemas.microsoft.com/office/2019/extlst" xmlns:r="http://schemas.openxmlformats.org/officeDocument/2006/relationships" xmlns:m="http://schemas.openxmlformats.org/officeDocument/2006/math" xmlns:v="urn:schemas-microsoft-com:vml" xmlns:wp14="http://schemas.microsoft.com/office/word/2010/wordprocessingDrawing" xmlns:wp="http://schemas.openxmlformats.org/drawingml/2006/wordprocessingDrawing" xmlns:w10="urn:schemas-microsoft-com:office:word" xmlns:w="http://schemas.openxmlformats.org/wordprocessingml/2006/main" xmlns:w14="http://schemas.microsoft.com/office/word/2010/wordml" xmlns:w15="http://schemas.microsoft.com/office/word/2012/wordml" xmlns:w16cex="http://schemas.microsoft.com/office/word/2018/wordml/cex" xmlns:w16cid="http://schemas.microsoft.com/office/word/2016/wordml/cid" xmlns:w16="http://schemas.microsoft.com/office/word/2018/wordml" xmlns:w16sdtdh="http://schemas.microsoft.com/office/word/2020/wordml/sdtdatahash" xmlns:w16se="http://schemas.microsoft.com/office/word/2015/wordml/symex" xmlns:wpg="http://schemas.microsoft.com/office/word/2010/wordprocessingGroup" xmlns:wpi="http://schemas.microsoft.com/office/word/2010/wordprocessingInk" xmlns:wne="http://schemas.microsoft.com/office/word/2006/wordml" xmlns:wps="http://schemas.microsoft.com/office/word/2010/wordprocessingShape" mc:Ignorable="w14 w15 w16se w16cid w16 w16cex w16sdtdh wp14">
+<w:endnotes xmlns:wpc="http://schemas.microsoft.com/office/word/2010/wordprocessingCanvas" xmlns:cx="http://schemas.microsoft.com/office/drawing/2014/chartex" xmlns:cx1="http://schemas.microsoft.com/office/drawing/2015/9/8/chartex" xmlns:cx2="http://schemas.microsoft.com/office/drawing/2015/10/21/chartex" xmlns:cx3="http://schemas.microsoft.com/office/drawing/2016/5/9/chartex" xmlns:cx4="http://schemas.microsoft.com/office/drawing/2016/5/10/chartex" xmlns:cx5="http://schemas.microsoft.com/office/drawing/2016/5/11/chartex" xmlns:cx6="http://schemas.microsoft.com/office/drawing/2016/5/12/chartex" xmlns:cx7="http://schemas.microsoft.com/office/drawing/2016/5/13/chartex" xmlns:cx8="http://schemas.microsoft.com/office/drawing/2016/5/14/chartex" xmlns:mc="http://schemas.openxmlformats.org/markup-compatibility/2006" xmlns:aink="http://schemas.microsoft.com/office/drawing/2016/ink" xmlns:am3d="http://schemas.microsoft.com/office/drawing/2017/model3d" xmlns:o="urn:schemas-microsoft-com:office:office" xmlns:oel="http://schemas.microsoft.com/office/2019/extlst" xmlns:r="http://schemas.openxmlformats.org/officeDocument/2006/relationships" xmlns:m="http://schemas.openxmlformats.org/officeDocument/2006/math" xmlns:v="urn:schemas-microsoft-com:vml" xmlns:wp14="http://schemas.microsoft.com/office/word/2010/wordprocessingDrawing" xmlns:wp="http://schemas.openxmlformats.org/drawingml/2006/wordprocessingDrawing" xmlns:w10="urn:schemas-microsoft-com:office:word" xmlns:w="http://schemas.openxmlformats.org/wordprocessingml/2006/main" xmlns:w14="http://schemas.microsoft.com/office/word/2010/wordml" xmlns:w15="http://schemas.microsoft.com/office/word/2012/wordml" xmlns:w16cex="http://schemas.microsoft.com/office/word/2018/wordml/cex" xmlns:w16cid="http://schemas.microsoft.com/office/word/2016/wordml/cid" xmlns:w16="http://schemas.microsoft.com/office/word/2018/wordml" xmlns:w16du="http://schemas.microsoft.com/office/word/2023/wordml/word16du" xmlns:w16sdtdh="http://schemas.microsoft.com/office/word/2020/wordml/sdtdatahash" xmlns:w16sdtfl="http://schemas.microsoft.com/office/word/2024/wordml/sdtformatlock" xmlns:w16se="http://schemas.microsoft.com/office/word/2015/wordml/symex" xmlns:wpg="http://schemas.microsoft.com/office/word/2010/wordprocessingGroup" xmlns:wpi="http://schemas.microsoft.com/office/word/2010/wordprocessingInk" xmlns:wne="http://schemas.microsoft.com/office/word/2006/wordml" xmlns:wps="http://schemas.microsoft.com/office/word/2010/wordprocessingShape" mc:Ignorable="w14 w15 w16se w16cid w16 w16cex w16sdtdh w16sdtfl w16du wp14">
   <w:endnote w:type="separator" w:id="-1">
     <w:p>
       <w:r>
@@ -4713,7 +7153,7 @@
 </file>
 
 <file path=word/footer1.xml><?xml version="1.0" encoding="utf-8"?>
-<w:ftr xmlns:wpc="http://schemas.microsoft.com/office/word/2010/wordprocessingCanvas" xmlns:cx="http://schemas.microsoft.com/office/drawing/2014/chartex" xmlns:cx1="http://schemas.microsoft.com/office/drawing/2015/9/8/chartex" xmlns:cx2="http://schemas.microsoft.com/office/drawing/2015/10/21/chartex" xmlns:cx3="http://schemas.microsoft.com/office/drawing/2016/5/9/chartex" xmlns:cx4="http://schemas.microsoft.com/office/drawing/2016/5/10/chartex" xmlns:cx5="http://schemas.microsoft.com/office/drawing/2016/5/11/chartex" xmlns:cx6="http://schemas.microsoft.com/office/drawing/2016/5/12/chartex" xmlns:cx7="http://schemas.microsoft.com/office/drawing/2016/5/13/chartex" xmlns:cx8="http://schemas.microsoft.com/office/drawing/2016/5/14/chartex" xmlns:mc="http://schemas.openxmlformats.org/markup-compatibility/2006" xmlns:aink="http://schemas.microsoft.com/office/drawing/2016/ink" xmlns:am3d="http://schemas.microsoft.com/office/drawing/2017/model3d" xmlns:o="urn:schemas-microsoft-com:office:office" xmlns:oel="http://schemas.microsoft.com/office/2019/extlst" xmlns:r="http://schemas.openxmlformats.org/officeDocument/2006/relationships" xmlns:m="http://schemas.openxmlformats.org/officeDocument/2006/math" xmlns:v="urn:schemas-microsoft-com:vml" xmlns:wp14="http://schemas.microsoft.com/office/word/2010/wordprocessingDrawing" xmlns:wp="http://schemas.openxmlformats.org/drawingml/2006/wordprocessingDrawing" xmlns:w10="urn:schemas-microsoft-com:office:word" xmlns:w="http://schemas.openxmlformats.org/wordprocessingml/2006/main" xmlns:w14="http://schemas.microsoft.com/office/word/2010/wordml" xmlns:w15="http://schemas.microsoft.com/office/word/2012/wordml" xmlns:w16cex="http://schemas.microsoft.com/office/word/2018/wordml/cex" xmlns:w16cid="http://schemas.microsoft.com/office/word/2016/wordml/cid" xmlns:w16="http://schemas.microsoft.com/office/word/2018/wordml" xmlns:w16sdtdh="http://schemas.microsoft.com/office/word/2020/wordml/sdtdatahash" xmlns:w16se="http://schemas.microsoft.com/office/word/2015/wordml/symex" xmlns:wpg="http://schemas.microsoft.com/office/word/2010/wordprocessingGroup" xmlns:wpi="http://schemas.microsoft.com/office/word/2010/wordprocessingInk" xmlns:wne="http://schemas.microsoft.com/office/word/2006/wordml" xmlns:wps="http://schemas.microsoft.com/office/word/2010/wordprocessingShape" mc:Ignorable="w14 w15 w16se w16cid w16 w16cex w16sdtdh wp14">
+<w:ftr xmlns:wpc="http://schemas.microsoft.com/office/word/2010/wordprocessingCanvas" xmlns:cx="http://schemas.microsoft.com/office/drawing/2014/chartex" xmlns:cx1="http://schemas.microsoft.com/office/drawing/2015/9/8/chartex" xmlns:cx2="http://schemas.microsoft.com/office/drawing/2015/10/21/chartex" xmlns:cx3="http://schemas.microsoft.com/office/drawing/2016/5/9/chartex" xmlns:cx4="http://schemas.microsoft.com/office/drawing/2016/5/10/chartex" xmlns:cx5="http://schemas.microsoft.com/office/drawing/2016/5/11/chartex" xmlns:cx6="http://schemas.microsoft.com/office/drawing/2016/5/12/chartex" xmlns:cx7="http://schemas.microsoft.com/office/drawing/2016/5/13/chartex" xmlns:cx8="http://schemas.microsoft.com/office/drawing/2016/5/14/chartex" xmlns:mc="http://schemas.openxmlformats.org/markup-compatibility/2006" xmlns:aink="http://schemas.microsoft.com/office/drawing/2016/ink" xmlns:am3d="http://schemas.microsoft.com/office/drawing/2017/model3d" xmlns:o="urn:schemas-microsoft-com:office:office" xmlns:oel="http://schemas.microsoft.com/office/2019/extlst" xmlns:r="http://schemas.openxmlformats.org/officeDocument/2006/relationships" xmlns:m="http://schemas.openxmlformats.org/officeDocument/2006/math" xmlns:v="urn:schemas-microsoft-com:vml" xmlns:wp14="http://schemas.microsoft.com/office/word/2010/wordprocessingDrawing" xmlns:wp="http://schemas.openxmlformats.org/drawingml/2006/wordprocessingDrawing" xmlns:w10="urn:schemas-microsoft-com:office:word" xmlns:w="http://schemas.openxmlformats.org/wordprocessingml/2006/main" xmlns:w14="http://schemas.microsoft.com/office/word/2010/wordml" xmlns:w15="http://schemas.microsoft.com/office/word/2012/wordml" xmlns:w16cex="http://schemas.microsoft.com/office/word/2018/wordml/cex" xmlns:w16cid="http://schemas.microsoft.com/office/word/2016/wordml/cid" xmlns:w16="http://schemas.microsoft.com/office/word/2018/wordml" xmlns:w16du="http://schemas.microsoft.com/office/word/2023/wordml/word16du" xmlns:w16sdtdh="http://schemas.microsoft.com/office/word/2020/wordml/sdtdatahash" xmlns:w16sdtfl="http://schemas.microsoft.com/office/word/2024/wordml/sdtformatlock" xmlns:w16se="http://schemas.microsoft.com/office/word/2015/wordml/symex" xmlns:wpg="http://schemas.microsoft.com/office/word/2010/wordprocessingGroup" xmlns:wpi="http://schemas.microsoft.com/office/word/2010/wordprocessingInk" xmlns:wne="http://schemas.microsoft.com/office/word/2006/wordml" xmlns:wps="http://schemas.microsoft.com/office/word/2010/wordprocessingShape" mc:Ignorable="w14 w15 w16se w16cid w16 w16cex w16sdtdh w16sdtfl w16du wp14">
   <w:p>
     <w:pPr>
       <w:spacing w:line="14" w:lineRule="auto"/>
@@ -4913,7 +7353,7 @@
 </file>
 
 <file path=word/footnotes.xml><?xml version="1.0" encoding="utf-8"?>
-<w:footnotes xmlns:wpc="http://schemas.microsoft.com/office/word/2010/wordprocessingCanvas" xmlns:cx="http://schemas.microsoft.com/office/drawing/2014/chartex" xmlns:cx1="http://schemas.microsoft.com/office/drawing/2015/9/8/chartex" xmlns:cx2="http://schemas.microsoft.com/office/drawing/2015/10/21/chartex" xmlns:cx3="http://schemas.microsoft.com/office/drawing/2016/5/9/chartex" xmlns:cx4="http://schemas.microsoft.com/office/drawing/2016/5/10/chartex" xmlns:cx5="http://schemas.microsoft.com/office/drawing/2016/5/11/chartex" xmlns:cx6="http://schemas.microsoft.com/office/drawing/2016/5/12/chartex" xmlns:cx7="http://schemas.microsoft.com/office/drawing/2016/5/13/chartex" xmlns:cx8="http://schemas.microsoft.com/office/drawing/2016/5/14/chartex" xmlns:mc="http://schemas.openxmlformats.org/markup-compatibility/2006" xmlns:aink="http://schemas.microsoft.com/office/drawing/2016/ink" xmlns:am3d="http://schemas.microsoft.com/office/drawing/2017/model3d" xmlns:o="urn:schemas-microsoft-com:office:office" xmlns:oel="http://schemas.microsoft.com/office/2019/extlst" xmlns:r="http://schemas.openxmlformats.org/officeDocument/2006/relationships" xmlns:m="http://schemas.openxmlformats.org/officeDocument/2006/math" xmlns:v="urn:schemas-microsoft-com:vml" xmlns:wp14="http://schemas.microsoft.com/office/word/2010/wordprocessingDrawing" xmlns:wp="http://schemas.openxmlformats.org/drawingml/2006/wordprocessingDrawing" xmlns:w10="urn:schemas-microsoft-com:office:word" xmlns:w="http://schemas.openxmlformats.org/wordprocessingml/2006/main" xmlns:w14="http://schemas.microsoft.com/office/word/2010/wordml" xmlns:w15="http://schemas.microsoft.com/office/word/2012/wordml" xmlns:w16cex="http://schemas.microsoft.com/office/word/2018/wordml/cex" xmlns:w16cid="http://schemas.microsoft.com/office/word/2016/wordml/cid" xmlns:w16="http://schemas.microsoft.com/office/word/2018/wordml" xmlns:w16sdtdh="http://schemas.microsoft.com/office/word/2020/wordml/sdtdatahash" xmlns:w16se="http://schemas.microsoft.com/office/word/2015/wordml/symex" xmlns:wpg="http://schemas.microsoft.com/office/word/2010/wordprocessingGroup" xmlns:wpi="http://schemas.microsoft.com/office/word/2010/wordprocessingInk" xmlns:wne="http://schemas.microsoft.com/office/word/2006/wordml" xmlns:wps="http://schemas.microsoft.com/office/word/2010/wordprocessingShape" mc:Ignorable="w14 w15 w16se w16cid w16 w16cex w16sdtdh wp14">
+<w:footnotes xmlns:wpc="http://schemas.microsoft.com/office/word/2010/wordprocessingCanvas" xmlns:cx="http://schemas.microsoft.com/office/drawing/2014/chartex" xmlns:cx1="http://schemas.microsoft.com/office/drawing/2015/9/8/chartex" xmlns:cx2="http://schemas.microsoft.com/office/drawing/2015/10/21/chartex" xmlns:cx3="http://schemas.microsoft.com/office/drawing/2016/5/9/chartex" xmlns:cx4="http://schemas.microsoft.com/office/drawing/2016/5/10/chartex" xmlns:cx5="http://schemas.microsoft.com/office/drawing/2016/5/11/chartex" xmlns:cx6="http://schemas.microsoft.com/office/drawing/2016/5/12/chartex" xmlns:cx7="http://schemas.microsoft.com/office/drawing/2016/5/13/chartex" xmlns:cx8="http://schemas.microsoft.com/office/drawing/2016/5/14/chartex" xmlns:mc="http://schemas.openxmlformats.org/markup-compatibility/2006" xmlns:aink="http://schemas.microsoft.com/office/drawing/2016/ink" xmlns:am3d="http://schemas.microsoft.com/office/drawing/2017/model3d" xmlns:o="urn:schemas-microsoft-com:office:office" xmlns:oel="http://schemas.microsoft.com/office/2019/extlst" xmlns:r="http://schemas.openxmlformats.org/officeDocument/2006/relationships" xmlns:m="http://schemas.openxmlformats.org/officeDocument/2006/math" xmlns:v="urn:schemas-microsoft-com:vml" xmlns:wp14="http://schemas.microsoft.com/office/word/2010/wordprocessingDrawing" xmlns:wp="http://schemas.openxmlformats.org/drawingml/2006/wordprocessingDrawing" xmlns:w10="urn:schemas-microsoft-com:office:word" xmlns:w="http://schemas.openxmlformats.org/wordprocessingml/2006/main" xmlns:w14="http://schemas.microsoft.com/office/word/2010/wordml" xmlns:w15="http://schemas.microsoft.com/office/word/2012/wordml" xmlns:w16cex="http://schemas.microsoft.com/office/word/2018/wordml/cex" xmlns:w16cid="http://schemas.microsoft.com/office/word/2016/wordml/cid" xmlns:w16="http://schemas.microsoft.com/office/word/2018/wordml" xmlns:w16du="http://schemas.microsoft.com/office/word/2023/wordml/word16du" xmlns:w16sdtdh="http://schemas.microsoft.com/office/word/2020/wordml/sdtdatahash" xmlns:w16sdtfl="http://schemas.microsoft.com/office/word/2024/wordml/sdtformatlock" xmlns:w16se="http://schemas.microsoft.com/office/word/2015/wordml/symex" xmlns:wpg="http://schemas.microsoft.com/office/word/2010/wordprocessingGroup" xmlns:wpi="http://schemas.microsoft.com/office/word/2010/wordprocessingInk" xmlns:wne="http://schemas.microsoft.com/office/word/2006/wordml" xmlns:wps="http://schemas.microsoft.com/office/word/2010/wordprocessingShape" mc:Ignorable="w14 w15 w16se w16cid w16 w16cex w16sdtdh w16sdtfl w16du wp14">
   <w:footnote w:type="separator" w:id="-1">
     <w:p>
       <w:r>
@@ -4932,7 +7372,7 @@
 </file>
 
 <file path=word/numbering.xml><?xml version="1.0" encoding="utf-8"?>
-<w:numbering xmlns:wpc="http://schemas.microsoft.com/office/word/2010/wordprocessingCanvas" xmlns:cx="http://schemas.microsoft.com/office/drawing/2014/chartex" xmlns:cx1="http://schemas.microsoft.com/office/drawing/2015/9/8/chartex" xmlns:cx2="http://schemas.microsoft.com/office/drawing/2015/10/21/chartex" xmlns:cx3="http://schemas.microsoft.com/office/drawing/2016/5/9/chartex" xmlns:cx4="http://schemas.microsoft.com/office/drawing/2016/5/10/chartex" xmlns:cx5="http://schemas.microsoft.com/office/drawing/2016/5/11/chartex" xmlns:cx6="http://schemas.microsoft.com/office/drawing/2016/5/12/chartex" xmlns:cx7="http://schemas.microsoft.com/office/drawing/2016/5/13/chartex" xmlns:cx8="http://schemas.microsoft.com/office/drawing/2016/5/14/chartex" xmlns:mc="http://schemas.openxmlformats.org/markup-compatibility/2006" xmlns:aink="http://schemas.microsoft.com/office/drawing/2016/ink" xmlns:am3d="http://schemas.microsoft.com/office/drawing/2017/model3d" xmlns:o="urn:schemas-microsoft-com:office:office" xmlns:oel="http://schemas.microsoft.com/office/2019/extlst" xmlns:r="http://schemas.openxmlformats.org/officeDocument/2006/relationships" xmlns:m="http://schemas.openxmlformats.org/officeDocument/2006/math" xmlns:v="urn:schemas-microsoft-com:vml" xmlns:wp14="http://schemas.microsoft.com/office/word/2010/wordprocessingDrawing" xmlns:wp="http://schemas.openxmlformats.org/drawingml/2006/wordprocessingDrawing" xmlns:w10="urn:schemas-microsoft-com:office:word" xmlns:w="http://schemas.openxmlformats.org/wordprocessingml/2006/main" xmlns:w14="http://schemas.microsoft.com/office/word/2010/wordml" xmlns:w15="http://schemas.microsoft.com/office/word/2012/wordml" xmlns:w16cex="http://schemas.microsoft.com/office/word/2018/wordml/cex" xmlns:w16cid="http://schemas.microsoft.com/office/word/2016/wordml/cid" xmlns:w16="http://schemas.microsoft.com/office/word/2018/wordml" xmlns:w16sdtdh="http://schemas.microsoft.com/office/word/2020/wordml/sdtdatahash" xmlns:w16se="http://schemas.microsoft.com/office/word/2015/wordml/symex" xmlns:wpg="http://schemas.microsoft.com/office/word/2010/wordprocessingGroup" xmlns:wpi="http://schemas.microsoft.com/office/word/2010/wordprocessingInk" xmlns:wne="http://schemas.microsoft.com/office/word/2006/wordml" xmlns:wps="http://schemas.microsoft.com/office/word/2010/wordprocessingShape" mc:Ignorable="w14 w15 w16se w16cid w16 w16cex w16sdtdh wp14">
+<w:numbering xmlns:wpc="http://schemas.microsoft.com/office/word/2010/wordprocessingCanvas" xmlns:cx="http://schemas.microsoft.com/office/drawing/2014/chartex" xmlns:cx1="http://schemas.microsoft.com/office/drawing/2015/9/8/chartex" xmlns:cx2="http://schemas.microsoft.com/office/drawing/2015/10/21/chartex" xmlns:cx3="http://schemas.microsoft.com/office/drawing/2016/5/9/chartex" xmlns:cx4="http://schemas.microsoft.com/office/drawing/2016/5/10/chartex" xmlns:cx5="http://schemas.microsoft.com/office/drawing/2016/5/11/chartex" xmlns:cx6="http://schemas.microsoft.com/office/drawing/2016/5/12/chartex" xmlns:cx7="http://schemas.microsoft.com/office/drawing/2016/5/13/chartex" xmlns:cx8="http://schemas.microsoft.com/office/drawing/2016/5/14/chartex" xmlns:mc="http://schemas.openxmlformats.org/markup-compatibility/2006" xmlns:aink="http://schemas.microsoft.com/office/drawing/2016/ink" xmlns:am3d="http://schemas.microsoft.com/office/drawing/2017/model3d" xmlns:o="urn:schemas-microsoft-com:office:office" xmlns:oel="http://schemas.microsoft.com/office/2019/extlst" xmlns:r="http://schemas.openxmlformats.org/officeDocument/2006/relationships" xmlns:m="http://schemas.openxmlformats.org/officeDocument/2006/math" xmlns:v="urn:schemas-microsoft-com:vml" xmlns:wp14="http://schemas.microsoft.com/office/word/2010/wordprocessingDrawing" xmlns:wp="http://schemas.openxmlformats.org/drawingml/2006/wordprocessingDrawing" xmlns:w10="urn:schemas-microsoft-com:office:word" xmlns:w="http://schemas.openxmlformats.org/wordprocessingml/2006/main" xmlns:w14="http://schemas.microsoft.com/office/word/2010/wordml" xmlns:w15="http://schemas.microsoft.com/office/word/2012/wordml" xmlns:w16cex="http://schemas.microsoft.com/office/word/2018/wordml/cex" xmlns:w16cid="http://schemas.microsoft.com/office/word/2016/wordml/cid" xmlns:w16="http://schemas.microsoft.com/office/word/2018/wordml" xmlns:w16du="http://schemas.microsoft.com/office/word/2023/wordml/word16du" xmlns:w16sdtdh="http://schemas.microsoft.com/office/word/2020/wordml/sdtdatahash" xmlns:w16sdtfl="http://schemas.microsoft.com/office/word/2024/wordml/sdtformatlock" xmlns:w16se="http://schemas.microsoft.com/office/word/2015/wordml/symex" xmlns:wpg="http://schemas.microsoft.com/office/word/2010/wordprocessingGroup" xmlns:wpi="http://schemas.microsoft.com/office/word/2010/wordprocessingInk" xmlns:wne="http://schemas.microsoft.com/office/word/2006/wordml" xmlns:wps="http://schemas.microsoft.com/office/word/2010/wordprocessingShape" mc:Ignorable="w14 w15 w16se w16cid w16 w16cex w16sdtdh w16sdtfl w16du wp14">
   <w:abstractNum w:abstractNumId="0" w15:restartNumberingAfterBreak="0">
     <w:nsid w:val="005B447F"/>
     <w:multiLevelType w:val="hybridMultilevel"/>
@@ -9366,7 +11806,7 @@
 </file>
 
 <file path=word/styles.xml><?xml version="1.0" encoding="utf-8"?>
-<w:styles xmlns:mc="http://schemas.openxmlformats.org/markup-compatibility/2006" xmlns:r="http://schemas.openxmlformats.org/officeDocument/2006/relationships" xmlns:w="http://schemas.openxmlformats.org/wordprocessingml/2006/main" xmlns:w14="http://schemas.microsoft.com/office/word/2010/wordml" xmlns:w15="http://schemas.microsoft.com/office/word/2012/wordml" xmlns:w16cex="http://schemas.microsoft.com/office/word/2018/wordml/cex" xmlns:w16cid="http://schemas.microsoft.com/office/word/2016/wordml/cid" xmlns:w16="http://schemas.microsoft.com/office/word/2018/wordml" xmlns:w16sdtdh="http://schemas.microsoft.com/office/word/2020/wordml/sdtdatahash" xmlns:w16se="http://schemas.microsoft.com/office/word/2015/wordml/symex" mc:Ignorable="w14 w15 w16se w16cid w16 w16cex w16sdtdh">
+<w:styles xmlns:mc="http://schemas.openxmlformats.org/markup-compatibility/2006" xmlns:r="http://schemas.openxmlformats.org/officeDocument/2006/relationships" xmlns:w="http://schemas.openxmlformats.org/wordprocessingml/2006/main" xmlns:w14="http://schemas.microsoft.com/office/word/2010/wordml" xmlns:w15="http://schemas.microsoft.com/office/word/2012/wordml" xmlns:w16cex="http://schemas.microsoft.com/office/word/2018/wordml/cex" xmlns:w16cid="http://schemas.microsoft.com/office/word/2016/wordml/cid" xmlns:w16="http://schemas.microsoft.com/office/word/2018/wordml" xmlns:w16du="http://schemas.microsoft.com/office/word/2023/wordml/word16du" xmlns:w16sdtdh="http://schemas.microsoft.com/office/word/2020/wordml/sdtdatahash" xmlns:w16sdtfl="http://schemas.microsoft.com/office/word/2024/wordml/sdtformatlock" xmlns:w16se="http://schemas.microsoft.com/office/word/2015/wordml/symex" mc:Ignorable="w14 w15 w16se w16cid w16 w16cex w16sdtdh w16sdtfl w16du">
   <w:docDefaults>
     <w:rPrDefault>
       <w:rPr>
